--- a/docs/poc/sample-united-states-v2.docx
+++ b/docs/poc/sample-united-states-v2.docx
@@ -10,14 +10,24 @@
         <w:t xml:space="preserve">United States</w:t>
       </w:r>
     </w:p>
-    <w:p>
-      <w:pPr>
-        <w:pStyle w:val="CITMeta"/>
-      </w:pPr>
-      <w:r>
-        <w:t xml:space="preserve">Version 2 · exported for review · do not edit outside the boxes</w:t>
-      </w:r>
-    </w:p>
+    <w:sdt>
+      <w:sdtPr>
+        <w:alias w:val="Do not edit"/>
+        <w:tag w:val="meta|united-states|2"/>
+        <w:id w:val="1000"/>
+        <w:lock w:val="sdtContentLocked"/>
+      </w:sdtPr>
+      <w:sdtContent>
+        <w:p>
+          <w:pPr>
+            <w:pStyle w:val="CITMeta"/>
+          </w:pPr>
+          <w:r>
+            <w:t xml:space="preserve">United States · version 2 · edit inside the boxes, then import this file back into the page</w:t>
+          </w:r>
+        </w:p>
+      </w:sdtContent>
+    </w:sdt>
     <w:p>
       <w:pPr>
         <w:pStyle w:val="CITH1"/>
@@ -26,19 +36,29 @@
         <w:t xml:space="preserve">Drivers</w:t>
       </w:r>
     </w:p>
-    <w:p>
-      <w:pPr>
-        <w:pStyle w:val="CITH2"/>
-      </w:pPr>
-      <w:r>
-        <w:t xml:space="preserve">Regime</w:t>
-      </w:r>
-    </w:p>
+    <w:sdt>
+      <w:sdtPr>
+        <w:alias w:val="Regime"/>
+        <w:tag w:val="group|regime"/>
+        <w:id w:val="1001"/>
+        <w:lock w:val="sdtContentLocked"/>
+      </w:sdtPr>
+      <w:sdtContent>
+        <w:p>
+          <w:pPr>
+            <w:pStyle w:val="CITH2"/>
+          </w:pPr>
+          <w:r>
+            <w:t xml:space="preserve">Regime</w:t>
+          </w:r>
+        </w:p>
+      </w:sdtContent>
+    </w:sdt>
     <w:sdt>
       <w:sdtPr>
         <w:alias w:val="Trend growth"/>
         <w:tag w:val="sub|drivers/regime/trend-growth"/>
-        <w:id w:val="1006"/>
+        <w:id w:val="1009"/>
         <w:lock w:val="sdtLocked"/>
       </w:sdtPr>
       <w:sdtContent>
@@ -53,8 +73,8 @@
         <w:sdt>
           <w:sdtPr>
             <w:alias w:val="AI capex is now the growth engine, and the concentration risk"/>
-            <w:tag w:val="issue|drivers/regime/trend-growth|iss-us-tg1"/>
-            <w:id w:val="1002"/>
+            <w:tag w:val="issue|iss-us-tg1"/>
+            <w:id w:val="1004"/>
             <w:lock w:val="sdtLocked"/>
           </w:sdtPr>
           <w:sdtContent>
@@ -62,7 +82,7 @@
               <w:sdtPr>
                 <w:alias w:val="Title"/>
                 <w:tag w:val="field|title"/>
-                <w:id w:val="1000"/>
+                <w:id w:val="1002"/>
                 <w:lock w:val="sdtLocked"/>
               </w:sdtPr>
               <w:sdtContent>
@@ -80,7 +100,7 @@
               <w:sdtPr>
                 <w:alias w:val="View"/>
                 <w:tag w:val="field|text"/>
-                <w:id w:val="1001"/>
+                <w:id w:val="1003"/>
                 <w:lock w:val="sdtLocked"/>
               </w:sdtPr>
               <w:sdtContent>
@@ -127,8 +147,8 @@
         <w:sdt>
           <w:sdtPr>
             <w:alias w:val="Labour supply is the binding constraint"/>
-            <w:tag w:val="issue|drivers/regime/trend-growth|iss-us-tg2"/>
-            <w:id w:val="1005"/>
+            <w:tag w:val="issue|iss-us-tg2"/>
+            <w:id w:val="1007"/>
             <w:lock w:val="sdtLocked"/>
           </w:sdtPr>
           <w:sdtContent>
@@ -136,7 +156,7 @@
               <w:sdtPr>
                 <w:alias w:val="Title"/>
                 <w:tag w:val="field|title"/>
-                <w:id w:val="1003"/>
+                <w:id w:val="1005"/>
                 <w:lock w:val="sdtLocked"/>
               </w:sdtPr>
               <w:sdtContent>
@@ -154,7 +174,7 @@
               <w:sdtPr>
                 <w:alias w:val="View"/>
                 <w:tag w:val="field|text"/>
-                <w:id w:val="1004"/>
+                <w:id w:val="1006"/>
                 <w:lock w:val="sdtLocked"/>
               </w:sdtPr>
               <w:sdtContent>
@@ -196,6 +216,25 @@
                 </w:p>
               </w:sdtContent>
             </w:sdt>
+          </w:sdtContent>
+        </w:sdt>
+        <w:sdt>
+          <w:sdtPr>
+            <w:alias w:val="New issue in Trend growth"/>
+            <w:tag w:val="slot|issue"/>
+            <w:id w:val="1008"/>
+            <w:lock w:val="sdtLocked"/>
+            <w:showingPlcHdr/>
+          </w:sdtPr>
+          <w:sdtContent>
+            <w:p>
+              <w:pPr>
+                <w:pStyle w:val="CITPlaceholder"/>
+              </w:pPr>
+              <w:r>
+                <w:t xml:space="preserve">Click here and type a new issue: its title on the first line, then one bullet per line.</w:t>
+              </w:r>
+            </w:p>
           </w:sdtContent>
         </w:sdt>
       </w:sdtContent>
@@ -204,7 +243,7 @@
       <w:sdtPr>
         <w:alias w:val="Trend inflation"/>
         <w:tag w:val="sub|drivers/regime/trend-inflation"/>
-        <w:id w:val="1010"/>
+        <w:id w:val="1014"/>
         <w:lock w:val="sdtLocked"/>
       </w:sdtPr>
       <w:sdtContent>
@@ -219,8 +258,8 @@
         <w:sdt>
           <w:sdtPr>
             <w:alias w:val="Oil shock on top of tariff pass-through"/>
-            <w:tag w:val="issue|drivers/regime/trend-inflation|iss-us-ti1"/>
-            <w:id w:val="1009"/>
+            <w:tag w:val="issue|iss-us-ti1"/>
+            <w:id w:val="1012"/>
             <w:lock w:val="sdtLocked"/>
           </w:sdtPr>
           <w:sdtContent>
@@ -228,7 +267,7 @@
               <w:sdtPr>
                 <w:alias w:val="Title"/>
                 <w:tag w:val="field|title"/>
-                <w:id w:val="1007"/>
+                <w:id w:val="1010"/>
                 <w:lock w:val="sdtLocked"/>
               </w:sdtPr>
               <w:sdtContent>
@@ -246,7 +285,7 @@
               <w:sdtPr>
                 <w:alias w:val="View"/>
                 <w:tag w:val="field|text"/>
-                <w:id w:val="1008"/>
+                <w:id w:val="1011"/>
                 <w:lock w:val="sdtLocked"/>
               </w:sdtPr>
               <w:sdtContent>
@@ -288,23 +327,71 @@
                 </w:p>
               </w:sdtContent>
             </w:sdt>
+          </w:sdtContent>
+        </w:sdt>
+        <w:sdt>
+          <w:sdtPr>
+            <w:alias w:val="New issue in Trend inflation"/>
+            <w:tag w:val="slot|issue"/>
+            <w:id w:val="1013"/>
+            <w:lock w:val="sdtLocked"/>
+            <w:showingPlcHdr/>
+          </w:sdtPr>
+          <w:sdtContent>
+            <w:p>
+              <w:pPr>
+                <w:pStyle w:val="CITPlaceholder"/>
+              </w:pPr>
+              <w:r>
+                <w:t xml:space="preserve">Click here and type a new issue: its title on the first line, then one bullet per line.</w:t>
+              </w:r>
+            </w:p>
           </w:sdtContent>
         </w:sdt>
       </w:sdtContent>
     </w:sdt>
-    <w:p>
-      <w:pPr>
-        <w:pStyle w:val="CITH2"/>
-      </w:pPr>
-      <w:r>
-        <w:t xml:space="preserve">Policy</w:t>
-      </w:r>
-    </w:p>
+    <w:sdt>
+      <w:sdtPr>
+        <w:alias w:val="New subsection under Regime"/>
+        <w:tag w:val="slot|sub|regime"/>
+        <w:id w:val="1015"/>
+        <w:lock w:val="sdtLocked"/>
+        <w:showingPlcHdr/>
+      </w:sdtPr>
+      <w:sdtContent>
+        <w:p>
+          <w:pPr>
+            <w:pStyle w:val="CITPlaceholder"/>
+          </w:pPr>
+          <w:r>
+            <w:t xml:space="preserve">Click here and type the name of a new subsection, then its first issue title and bullets.</w:t>
+          </w:r>
+        </w:p>
+      </w:sdtContent>
+    </w:sdt>
+    <w:sdt>
+      <w:sdtPr>
+        <w:alias w:val="Policy"/>
+        <w:tag w:val="group|policy"/>
+        <w:id w:val="1016"/>
+        <w:lock w:val="sdtContentLocked"/>
+      </w:sdtPr>
+      <w:sdtContent>
+        <w:p>
+          <w:pPr>
+            <w:pStyle w:val="CITH2"/>
+          </w:pPr>
+          <w:r>
+            <w:t xml:space="preserve">Policy</w:t>
+          </w:r>
+        </w:p>
+      </w:sdtContent>
+    </w:sdt>
     <w:sdt>
       <w:sdtPr>
         <w:alias w:val="Monetary"/>
         <w:tag w:val="sub|drivers/policy/monetary"/>
-        <w:id w:val="1017"/>
+        <w:id w:val="1024"/>
         <w:lock w:val="sdtLocked"/>
       </w:sdtPr>
       <w:sdtContent>
@@ -319,8 +406,8 @@
         <w:sdt>
           <w:sdtPr>
             <w:alias w:val="Warsh Fed facing a hike into a slowing economy"/>
-            <w:tag w:val="issue|drivers/policy/monetary|iss-us-mo1"/>
-            <w:id w:val="1013"/>
+            <w:tag w:val="issue|iss-us-mo1"/>
+            <w:id w:val="1019"/>
             <w:lock w:val="sdtLocked"/>
           </w:sdtPr>
           <w:sdtContent>
@@ -328,7 +415,7 @@
               <w:sdtPr>
                 <w:alias w:val="Title"/>
                 <w:tag w:val="field|title"/>
-                <w:id w:val="1011"/>
+                <w:id w:val="1017"/>
                 <w:lock w:val="sdtLocked"/>
               </w:sdtPr>
               <w:sdtContent>
@@ -346,7 +433,7 @@
               <w:sdtPr>
                 <w:alias w:val="View"/>
                 <w:tag w:val="field|text"/>
-                <w:id w:val="1012"/>
+                <w:id w:val="1018"/>
                 <w:lock w:val="sdtLocked"/>
               </w:sdtPr>
               <w:sdtContent>
@@ -393,8 +480,8 @@
         <w:sdt>
           <w:sdtPr>
             <w:alias w:val="Independence and the reaction function"/>
-            <w:tag w:val="issue|drivers/policy/monetary|iss-us-mo2"/>
-            <w:id w:val="1016"/>
+            <w:tag w:val="issue|iss-us-mo2"/>
+            <w:id w:val="1022"/>
             <w:lock w:val="sdtLocked"/>
           </w:sdtPr>
           <w:sdtContent>
@@ -402,7 +489,7 @@
               <w:sdtPr>
                 <w:alias w:val="Title"/>
                 <w:tag w:val="field|title"/>
-                <w:id w:val="1014"/>
+                <w:id w:val="1020"/>
                 <w:lock w:val="sdtLocked"/>
               </w:sdtPr>
               <w:sdtContent>
@@ -420,7 +507,7 @@
               <w:sdtPr>
                 <w:alias w:val="View"/>
                 <w:tag w:val="field|text"/>
-                <w:id w:val="1015"/>
+                <w:id w:val="1021"/>
                 <w:lock w:val="sdtLocked"/>
               </w:sdtPr>
               <w:sdtContent>
@@ -450,6 +537,25 @@
                 </w:p>
               </w:sdtContent>
             </w:sdt>
+          </w:sdtContent>
+        </w:sdt>
+        <w:sdt>
+          <w:sdtPr>
+            <w:alias w:val="New issue in Monetary"/>
+            <w:tag w:val="slot|issue"/>
+            <w:id w:val="1023"/>
+            <w:lock w:val="sdtLocked"/>
+            <w:showingPlcHdr/>
+          </w:sdtPr>
+          <w:sdtContent>
+            <w:p>
+              <w:pPr>
+                <w:pStyle w:val="CITPlaceholder"/>
+              </w:pPr>
+              <w:r>
+                <w:t xml:space="preserve">Click here and type a new issue: its title on the first line, then one bullet per line.</w:t>
+              </w:r>
+            </w:p>
           </w:sdtContent>
         </w:sdt>
       </w:sdtContent>
@@ -458,7 +564,7 @@
       <w:sdtPr>
         <w:alias w:val="Fiscal"/>
         <w:tag w:val="sub|drivers/policy/fiscal"/>
-        <w:id w:val="1021"/>
+        <w:id w:val="1029"/>
         <w:lock w:val="sdtLocked"/>
       </w:sdtPr>
       <w:sdtContent>
@@ -473,8 +579,8 @@
         <w:sdt>
           <w:sdtPr>
             <w:alias w:val="Deficit near 6-7% of GDP and losing its tariff crutch"/>
-            <w:tag w:val="issue|drivers/policy/fiscal|iss-us-fi1"/>
-            <w:id w:val="1020"/>
+            <w:tag w:val="issue|iss-us-fi1"/>
+            <w:id w:val="1027"/>
             <w:lock w:val="sdtLocked"/>
           </w:sdtPr>
           <w:sdtContent>
@@ -482,7 +588,7 @@
               <w:sdtPr>
                 <w:alias w:val="Title"/>
                 <w:tag w:val="field|title"/>
-                <w:id w:val="1018"/>
+                <w:id w:val="1025"/>
                 <w:lock w:val="sdtLocked"/>
               </w:sdtPr>
               <w:sdtContent>
@@ -500,7 +606,7 @@
               <w:sdtPr>
                 <w:alias w:val="View"/>
                 <w:tag w:val="field|text"/>
-                <w:id w:val="1019"/>
+                <w:id w:val="1026"/>
                 <w:lock w:val="sdtLocked"/>
               </w:sdtPr>
               <w:sdtContent>
@@ -542,23 +648,71 @@
                 </w:p>
               </w:sdtContent>
             </w:sdt>
+          </w:sdtContent>
+        </w:sdt>
+        <w:sdt>
+          <w:sdtPr>
+            <w:alias w:val="New issue in Fiscal"/>
+            <w:tag w:val="slot|issue"/>
+            <w:id w:val="1028"/>
+            <w:lock w:val="sdtLocked"/>
+            <w:showingPlcHdr/>
+          </w:sdtPr>
+          <w:sdtContent>
+            <w:p>
+              <w:pPr>
+                <w:pStyle w:val="CITPlaceholder"/>
+              </w:pPr>
+              <w:r>
+                <w:t xml:space="preserve">Click here and type a new issue: its title on the first line, then one bullet per line.</w:t>
+              </w:r>
+            </w:p>
           </w:sdtContent>
         </w:sdt>
       </w:sdtContent>
     </w:sdt>
-    <w:p>
-      <w:pPr>
-        <w:pStyle w:val="CITH2"/>
-      </w:pPr>
-      <w:r>
-        <w:t xml:space="preserve">Imbalances</w:t>
-      </w:r>
-    </w:p>
+    <w:sdt>
+      <w:sdtPr>
+        <w:alias w:val="New subsection under Policy"/>
+        <w:tag w:val="slot|sub|policy"/>
+        <w:id w:val="1030"/>
+        <w:lock w:val="sdtLocked"/>
+        <w:showingPlcHdr/>
+      </w:sdtPr>
+      <w:sdtContent>
+        <w:p>
+          <w:pPr>
+            <w:pStyle w:val="CITPlaceholder"/>
+          </w:pPr>
+          <w:r>
+            <w:t xml:space="preserve">Click here and type the name of a new subsection, then its first issue title and bullets.</w:t>
+          </w:r>
+        </w:p>
+      </w:sdtContent>
+    </w:sdt>
+    <w:sdt>
+      <w:sdtPr>
+        <w:alias w:val="Imbalances"/>
+        <w:tag w:val="group|imbalances"/>
+        <w:id w:val="1031"/>
+        <w:lock w:val="sdtContentLocked"/>
+      </w:sdtPr>
+      <w:sdtContent>
+        <w:p>
+          <w:pPr>
+            <w:pStyle w:val="CITH2"/>
+          </w:pPr>
+          <w:r>
+            <w:t xml:space="preserve">Imbalances</w:t>
+          </w:r>
+        </w:p>
+      </w:sdtContent>
+    </w:sdt>
     <w:sdt>
       <w:sdtPr>
         <w:alias w:val="Domestic"/>
         <w:tag w:val="sub|drivers/imbalances/domestic"/>
-        <w:id w:val="1028"/>
+        <w:id w:val="1039"/>
         <w:lock w:val="sdtLocked"/>
       </w:sdtPr>
       <w:sdtContent>
@@ -573,8 +727,8 @@
         <w:sdt>
           <w:sdtPr>
             <w:alias w:val="Two-speed households"/>
-            <w:tag w:val="issue|drivers/imbalances/domestic|iss-us-do1"/>
-            <w:id w:val="1024"/>
+            <w:tag w:val="issue|iss-us-do1"/>
+            <w:id w:val="1034"/>
             <w:lock w:val="sdtLocked"/>
           </w:sdtPr>
           <w:sdtContent>
@@ -582,7 +736,7 @@
               <w:sdtPr>
                 <w:alias w:val="Title"/>
                 <w:tag w:val="field|title"/>
-                <w:id w:val="1022"/>
+                <w:id w:val="1032"/>
                 <w:lock w:val="sdtLocked"/>
               </w:sdtPr>
               <w:sdtContent>
@@ -600,7 +754,7 @@
               <w:sdtPr>
                 <w:alias w:val="View"/>
                 <w:tag w:val="field|text"/>
-                <w:id w:val="1023"/>
+                <w:id w:val="1033"/>
                 <w:lock w:val="sdtLocked"/>
               </w:sdtPr>
               <w:sdtContent>
@@ -635,8 +789,8 @@
         <w:sdt>
           <w:sdtPr>
             <w:alias w:val="Corporate margins under a cost squeeze"/>
-            <w:tag w:val="issue|drivers/imbalances/domestic|iss-us-do2"/>
-            <w:id w:val="1027"/>
+            <w:tag w:val="issue|iss-us-do2"/>
+            <w:id w:val="1037"/>
             <w:lock w:val="sdtLocked"/>
           </w:sdtPr>
           <w:sdtContent>
@@ -644,7 +798,7 @@
               <w:sdtPr>
                 <w:alias w:val="Title"/>
                 <w:tag w:val="field|title"/>
-                <w:id w:val="1025"/>
+                <w:id w:val="1035"/>
                 <w:lock w:val="sdtLocked"/>
               </w:sdtPr>
               <w:sdtContent>
@@ -662,7 +816,7 @@
               <w:sdtPr>
                 <w:alias w:val="View"/>
                 <w:tag w:val="field|text"/>
-                <w:id w:val="1026"/>
+                <w:id w:val="1036"/>
                 <w:lock w:val="sdtLocked"/>
               </w:sdtPr>
               <w:sdtContent>
@@ -680,6 +834,25 @@
                 </w:p>
               </w:sdtContent>
             </w:sdt>
+          </w:sdtContent>
+        </w:sdt>
+        <w:sdt>
+          <w:sdtPr>
+            <w:alias w:val="New issue in Domestic"/>
+            <w:tag w:val="slot|issue"/>
+            <w:id w:val="1038"/>
+            <w:lock w:val="sdtLocked"/>
+            <w:showingPlcHdr/>
+          </w:sdtPr>
+          <w:sdtContent>
+            <w:p>
+              <w:pPr>
+                <w:pStyle w:val="CITPlaceholder"/>
+              </w:pPr>
+              <w:r>
+                <w:t xml:space="preserve">Click here and type a new issue: its title on the first line, then one bullet per line.</w:t>
+              </w:r>
+            </w:p>
           </w:sdtContent>
         </w:sdt>
       </w:sdtContent>
@@ -688,7 +861,7 @@
       <w:sdtPr>
         <w:alias w:val="External"/>
         <w:tag w:val="sub|drivers/imbalances/external"/>
-        <w:id w:val="1032"/>
+        <w:id w:val="1044"/>
         <w:lock w:val="sdtLocked"/>
       </w:sdtPr>
       <w:sdtContent>
@@ -703,8 +876,8 @@
         <w:sdt>
           <w:sdtPr>
             <w:alias w:val="Dollar has lost its reflexive safe-haven bid"/>
-            <w:tag w:val="issue|drivers/imbalances/external|iss-us-ex1"/>
-            <w:id w:val="1031"/>
+            <w:tag w:val="issue|iss-us-ex1"/>
+            <w:id w:val="1042"/>
             <w:lock w:val="sdtLocked"/>
           </w:sdtPr>
           <w:sdtContent>
@@ -712,7 +885,7 @@
               <w:sdtPr>
                 <w:alias w:val="Title"/>
                 <w:tag w:val="field|title"/>
-                <w:id w:val="1029"/>
+                <w:id w:val="1040"/>
                 <w:lock w:val="sdtLocked"/>
               </w:sdtPr>
               <w:sdtContent>
@@ -730,7 +903,7 @@
               <w:sdtPr>
                 <w:alias w:val="View"/>
                 <w:tag w:val="field|text"/>
-                <w:id w:val="1030"/>
+                <w:id w:val="1041"/>
                 <w:lock w:val="sdtLocked"/>
               </w:sdtPr>
               <w:sdtContent>
@@ -760,6 +933,25 @@
                 </w:p>
               </w:sdtContent>
             </w:sdt>
+          </w:sdtContent>
+        </w:sdt>
+        <w:sdt>
+          <w:sdtPr>
+            <w:alias w:val="New issue in External"/>
+            <w:tag w:val="slot|issue"/>
+            <w:id w:val="1043"/>
+            <w:lock w:val="sdtLocked"/>
+            <w:showingPlcHdr/>
+          </w:sdtPr>
+          <w:sdtContent>
+            <w:p>
+              <w:pPr>
+                <w:pStyle w:val="CITPlaceholder"/>
+              </w:pPr>
+              <w:r>
+                <w:t xml:space="preserve">Click here and type a new issue: its title on the first line, then one bullet per line.</w:t>
+              </w:r>
+            </w:p>
           </w:sdtContent>
         </w:sdt>
       </w:sdtContent>
@@ -768,7 +960,7 @@
       <w:sdtPr>
         <w:alias w:val="Credit"/>
         <w:tag w:val="sub|drivers/imbalances/credit"/>
-        <w:id w:val="1036"/>
+        <w:id w:val="1049"/>
         <w:lock w:val="sdtLocked"/>
       </w:sdtPr>
       <w:sdtContent>
@@ -783,8 +975,8 @@
         <w:sdt>
           <w:sdtPr>
             <w:alias w:val="Private credit is the AI financing plumbing"/>
-            <w:tag w:val="issue|drivers/imbalances/credit|iss-us-cr1"/>
-            <w:id w:val="1035"/>
+            <w:tag w:val="issue|iss-us-cr1"/>
+            <w:id w:val="1047"/>
             <w:lock w:val="sdtLocked"/>
           </w:sdtPr>
           <w:sdtContent>
@@ -792,7 +984,7 @@
               <w:sdtPr>
                 <w:alias w:val="Title"/>
                 <w:tag w:val="field|title"/>
-                <w:id w:val="1033"/>
+                <w:id w:val="1045"/>
                 <w:lock w:val="sdtLocked"/>
               </w:sdtPr>
               <w:sdtContent>
@@ -810,7 +1002,7 @@
               <w:sdtPr>
                 <w:alias w:val="View"/>
                 <w:tag w:val="field|text"/>
-                <w:id w:val="1034"/>
+                <w:id w:val="1046"/>
                 <w:lock w:val="sdtLocked"/>
               </w:sdtPr>
               <w:sdtContent>
@@ -840,23 +1032,71 @@
                 </w:p>
               </w:sdtContent>
             </w:sdt>
+          </w:sdtContent>
+        </w:sdt>
+        <w:sdt>
+          <w:sdtPr>
+            <w:alias w:val="New issue in Credit"/>
+            <w:tag w:val="slot|issue"/>
+            <w:id w:val="1048"/>
+            <w:lock w:val="sdtLocked"/>
+            <w:showingPlcHdr/>
+          </w:sdtPr>
+          <w:sdtContent>
+            <w:p>
+              <w:pPr>
+                <w:pStyle w:val="CITPlaceholder"/>
+              </w:pPr>
+              <w:r>
+                <w:t xml:space="preserve">Click here and type a new issue: its title on the first line, then one bullet per line.</w:t>
+              </w:r>
+            </w:p>
           </w:sdtContent>
         </w:sdt>
       </w:sdtContent>
     </w:sdt>
-    <w:p>
-      <w:pPr>
-        <w:pStyle w:val="CITH2"/>
-      </w:pPr>
-      <w:r>
-        <w:t xml:space="preserve">Geopolitics</w:t>
-      </w:r>
-    </w:p>
+    <w:sdt>
+      <w:sdtPr>
+        <w:alias w:val="New subsection under Imbalances"/>
+        <w:tag w:val="slot|sub|imbalances"/>
+        <w:id w:val="1050"/>
+        <w:lock w:val="sdtLocked"/>
+        <w:showingPlcHdr/>
+      </w:sdtPr>
+      <w:sdtContent>
+        <w:p>
+          <w:pPr>
+            <w:pStyle w:val="CITPlaceholder"/>
+          </w:pPr>
+          <w:r>
+            <w:t xml:space="preserve">Click here and type the name of a new subsection, then its first issue title and bullets.</w:t>
+          </w:r>
+        </w:p>
+      </w:sdtContent>
+    </w:sdt>
+    <w:sdt>
+      <w:sdtPr>
+        <w:alias w:val="Geopolitics"/>
+        <w:tag w:val="group|geopolitics"/>
+        <w:id w:val="1051"/>
+        <w:lock w:val="sdtContentLocked"/>
+      </w:sdtPr>
+      <w:sdtContent>
+        <w:p>
+          <w:pPr>
+            <w:pStyle w:val="CITH2"/>
+          </w:pPr>
+          <w:r>
+            <w:t xml:space="preserve">Geopolitics</w:t>
+          </w:r>
+        </w:p>
+      </w:sdtContent>
+    </w:sdt>
     <w:sdt>
       <w:sdtPr>
         <w:alias w:val="Domestic"/>
         <w:tag w:val="sub|drivers/geopolitics/domestic"/>
-        <w:id w:val="1040"/>
+        <w:id w:val="1056"/>
         <w:lock w:val="sdtLocked"/>
       </w:sdtPr>
       <w:sdtContent>
@@ -871,8 +1111,8 @@
         <w:sdt>
           <w:sdtPr>
             <w:alias w:val="Midterms and the policy volatility premium"/>
-            <w:tag w:val="issue|drivers/geopolitics/domestic|iss-us-gd1"/>
-            <w:id w:val="1039"/>
+            <w:tag w:val="issue|iss-us-gd1"/>
+            <w:id w:val="1054"/>
             <w:lock w:val="sdtLocked"/>
           </w:sdtPr>
           <w:sdtContent>
@@ -880,7 +1120,7 @@
               <w:sdtPr>
                 <w:alias w:val="Title"/>
                 <w:tag w:val="field|title"/>
-                <w:id w:val="1037"/>
+                <w:id w:val="1052"/>
                 <w:lock w:val="sdtLocked"/>
               </w:sdtPr>
               <w:sdtContent>
@@ -898,7 +1138,7 @@
               <w:sdtPr>
                 <w:alias w:val="View"/>
                 <w:tag w:val="field|text"/>
-                <w:id w:val="1038"/>
+                <w:id w:val="1053"/>
                 <w:lock w:val="sdtLocked"/>
               </w:sdtPr>
               <w:sdtContent>
@@ -928,6 +1168,25 @@
                 </w:p>
               </w:sdtContent>
             </w:sdt>
+          </w:sdtContent>
+        </w:sdt>
+        <w:sdt>
+          <w:sdtPr>
+            <w:alias w:val="New issue in Domestic"/>
+            <w:tag w:val="slot|issue"/>
+            <w:id w:val="1055"/>
+            <w:lock w:val="sdtLocked"/>
+            <w:showingPlcHdr/>
+          </w:sdtPr>
+          <w:sdtContent>
+            <w:p>
+              <w:pPr>
+                <w:pStyle w:val="CITPlaceholder"/>
+              </w:pPr>
+              <w:r>
+                <w:t xml:space="preserve">Click here and type a new issue: its title on the first line, then one bullet per line.</w:t>
+              </w:r>
+            </w:p>
           </w:sdtContent>
         </w:sdt>
       </w:sdtContent>
@@ -936,7 +1195,7 @@
       <w:sdtPr>
         <w:alias w:val="International"/>
         <w:tag w:val="sub|drivers/geopolitics/international"/>
-        <w:id w:val="1047"/>
+        <w:id w:val="1064"/>
         <w:lock w:val="sdtLocked"/>
       </w:sdtPr>
       <w:sdtContent>
@@ -951,8 +1210,8 @@
         <w:sdt>
           <w:sdtPr>
             <w:alias w:val="Iran war, Hormuz and the energy price regime"/>
-            <w:tag w:val="issue|drivers/geopolitics/international|iss-us-gi1"/>
-            <w:id w:val="1043"/>
+            <w:tag w:val="issue|iss-us-gi1"/>
+            <w:id w:val="1059"/>
             <w:lock w:val="sdtLocked"/>
           </w:sdtPr>
           <w:sdtContent>
@@ -960,7 +1219,7 @@
               <w:sdtPr>
                 <w:alias w:val="Title"/>
                 <w:tag w:val="field|title"/>
-                <w:id w:val="1041"/>
+                <w:id w:val="1057"/>
                 <w:lock w:val="sdtLocked"/>
               </w:sdtPr>
               <w:sdtContent>
@@ -978,7 +1237,7 @@
               <w:sdtPr>
                 <w:alias w:val="View"/>
                 <w:tag w:val="field|text"/>
-                <w:id w:val="1042"/>
+                <w:id w:val="1058"/>
                 <w:lock w:val="sdtLocked"/>
               </w:sdtPr>
               <w:sdtContent>
@@ -1013,8 +1272,8 @@
         <w:sdt>
           <w:sdtPr>
             <w:alias w:val="Tariff regime is fragmenting into 232 and 301 tools"/>
-            <w:tag w:val="issue|drivers/geopolitics/international|iss-us-gi2"/>
-            <w:id w:val="1046"/>
+            <w:tag w:val="issue|iss-us-gi2"/>
+            <w:id w:val="1062"/>
             <w:lock w:val="sdtLocked"/>
           </w:sdtPr>
           <w:sdtContent>
@@ -1022,7 +1281,7 @@
               <w:sdtPr>
                 <w:alias w:val="Title"/>
                 <w:tag w:val="field|title"/>
-                <w:id w:val="1044"/>
+                <w:id w:val="1060"/>
                 <w:lock w:val="sdtLocked"/>
               </w:sdtPr>
               <w:sdtContent>
@@ -1040,7 +1299,7 @@
               <w:sdtPr>
                 <w:alias w:val="View"/>
                 <w:tag w:val="field|text"/>
-                <w:id w:val="1045"/>
+                <w:id w:val="1061"/>
                 <w:lock w:val="sdtLocked"/>
               </w:sdtPr>
               <w:sdtContent>
@@ -1072,6 +1331,44 @@
             </w:sdt>
           </w:sdtContent>
         </w:sdt>
+        <w:sdt>
+          <w:sdtPr>
+            <w:alias w:val="New issue in International"/>
+            <w:tag w:val="slot|issue"/>
+            <w:id w:val="1063"/>
+            <w:lock w:val="sdtLocked"/>
+            <w:showingPlcHdr/>
+          </w:sdtPr>
+          <w:sdtContent>
+            <w:p>
+              <w:pPr>
+                <w:pStyle w:val="CITPlaceholder"/>
+              </w:pPr>
+              <w:r>
+                <w:t xml:space="preserve">Click here and type a new issue: its title on the first line, then one bullet per line.</w:t>
+              </w:r>
+            </w:p>
+          </w:sdtContent>
+        </w:sdt>
+      </w:sdtContent>
+    </w:sdt>
+    <w:sdt>
+      <w:sdtPr>
+        <w:alias w:val="New subsection under Geopolitics"/>
+        <w:tag w:val="slot|sub|geopolitics"/>
+        <w:id w:val="1065"/>
+        <w:lock w:val="sdtLocked"/>
+        <w:showingPlcHdr/>
+      </w:sdtPr>
+      <w:sdtContent>
+        <w:p>
+          <w:pPr>
+            <w:pStyle w:val="CITPlaceholder"/>
+          </w:pPr>
+          <w:r>
+            <w:t xml:space="preserve">Click here and type the name of a new subsection, then its first issue title and bullets.</w:t>
+          </w:r>
+        </w:p>
       </w:sdtContent>
     </w:sdt>
     <w:p>
@@ -1082,842 +1379,948 @@
         <w:t xml:space="preserve">Scenarios &amp; signposts</w:t>
       </w:r>
     </w:p>
-    <w:p>
-      <w:pPr>
-        <w:pStyle w:val="CITH2"/>
-      </w:pPr>
-      <w:r>
-        <w:t xml:space="preserve">Growth</w:t>
-      </w:r>
-    </w:p>
     <w:sdt>
       <w:sdtPr>
-        <w:alias w:val="Consumer under the oil and tariff squeeze"/>
-        <w:tag w:val="signpost|scenarios/growth|iss-us-sg1"/>
-        <w:id w:val="1052"/>
+        <w:alias w:val="Growth"/>
+        <w:tag w:val="cat|scenarios/growth"/>
+        <w:id w:val="1077"/>
         <w:lock w:val="sdtLocked"/>
       </w:sdtPr>
       <w:sdtContent>
-        <w:sdt>
-          <w:sdtPr>
-            <w:alias w:val="Title"/>
-            <w:tag w:val="field|title"/>
-            <w:id w:val="1051"/>
-            <w:lock w:val="sdtLocked"/>
-          </w:sdtPr>
-          <w:sdtContent>
+        <w:p>
+          <w:pPr>
+            <w:pStyle w:val="CITH2"/>
+          </w:pPr>
+          <w:r>
+            <w:t xml:space="preserve">Growth</w:t>
+          </w:r>
+        </w:p>
+        <w:sdt>
+          <w:sdtPr>
+            <w:alias w:val="Consumer under the oil and tariff squeeze"/>
+            <w:tag w:val="signpost|iss-us-sg1"/>
+            <w:id w:val="1070"/>
+            <w:lock w:val="sdtLocked"/>
+          </w:sdtPr>
+          <w:sdtContent>
+            <w:sdt>
+              <w:sdtPr>
+                <w:alias w:val="Title"/>
+                <w:tag w:val="field|title"/>
+                <w:id w:val="1066"/>
+                <w:lock w:val="sdtLocked"/>
+              </w:sdtPr>
+              <w:sdtContent>
+                <w:p>
+                  <w:pPr>
+                    <w:pStyle w:val="CITIssueTitle"/>
+                  </w:pPr>
+                  <w:r>
+                    <w:t xml:space="preserve">Consumer under the oil and tariff squeeze</w:t>
+                  </w:r>
+                </w:p>
+              </w:sdtContent>
+            </w:sdt>
+            <w:tbl>
+              <w:tblPr>
+                <w:tblStyle w:val="CITTable"/>
+                <w:tblW w:w="9000" w:type="dxa"/>
+              </w:tblPr>
+              <w:tr>
+                <w:tc>
+                  <w:tcPr>
+                    <w:tcW w:w="3000" w:type="dxa"/>
+                  </w:tcPr>
+                  <w:p>
+                    <w:pPr>
+                      <w:pStyle w:val="CITTableHead"/>
+                    </w:pPr>
+                    <w:r>
+                      <w:t xml:space="preserve">Baseline</w:t>
+                    </w:r>
+                  </w:p>
+                </w:tc>
+                <w:tc>
+                  <w:tcPr>
+                    <w:tcW w:w="3000" w:type="dxa"/>
+                  </w:tcPr>
+                  <w:p>
+                    <w:pPr>
+                      <w:pStyle w:val="CITTableHead"/>
+                    </w:pPr>
+                    <w:r>
+                      <w:t xml:space="preserve">Upside</w:t>
+                    </w:r>
+                  </w:p>
+                </w:tc>
+                <w:tc>
+                  <w:tcPr>
+                    <w:tcW w:w="3000" w:type="dxa"/>
+                  </w:tcPr>
+                  <w:p>
+                    <w:pPr>
+                      <w:pStyle w:val="CITTableHead"/>
+                    </w:pPr>
+                    <w:r>
+                      <w:t xml:space="preserve">Downside</w:t>
+                    </w:r>
+                  </w:p>
+                </w:tc>
+              </w:tr>
+              <w:tr>
+                <w:tc>
+                  <w:tcPr>
+                    <w:tcW w:w="3000" w:type="dxa"/>
+                  </w:tcPr>
+                  <w:sdt>
+                    <w:sdtPr>
+                      <w:alias w:val="baseline"/>
+                      <w:tag w:val="field|baseline"/>
+                      <w:id w:val="1067"/>
+                      <w:lock w:val="sdtLocked"/>
+                    </w:sdtPr>
+                    <w:sdtContent>
+                      <w:p>
+                        <w:pPr>
+                          <w:pStyle w:val="CITBullet"/>
+                          <w:numPr>
+                            <w:ilvl w:val="0"/>
+                            <w:numId w:val="1"/>
+                          </w:numPr>
+                        </w:pPr>
+                        <w:r>
+                          <w:t xml:space="preserve">Real consumption slows to 1-1.5% as real incomes stagnate; wealth effects and fiscal support prevent a contraction</w:t>
+                        </w:r>
+                      </w:p>
+                    </w:sdtContent>
+                  </w:sdt>
+                </w:tc>
+                <w:tc>
+                  <w:tcPr>
+                    <w:tcW w:w="3000" w:type="dxa"/>
+                  </w:tcPr>
+                  <w:sdt>
+                    <w:sdtPr>
+                      <w:alias w:val="upside"/>
+                      <w:tag w:val="field|upside"/>
+                      <w:id w:val="1068"/>
+                      <w:lock w:val="sdtLocked"/>
+                    </w:sdtPr>
+                    <w:sdtContent>
+                      <w:p>
+                        <w:pPr>
+                          <w:pStyle w:val="CITBullet"/>
+                          <w:numPr>
+                            <w:ilvl w:val="0"/>
+                            <w:numId w:val="1"/>
+                          </w:numPr>
+                        </w:pPr>
+                        <w:r>
+                          <w:t xml:space="preserve">Hormuz reopens durably, gasoline falls back below $3.50 and real wages turn positive; consumption re-accelerates above 2%</w:t>
+                        </w:r>
+                      </w:p>
+                    </w:sdtContent>
+                  </w:sdt>
+                </w:tc>
+                <w:tc>
+                  <w:tcPr>
+                    <w:tcW w:w="3000" w:type="dxa"/>
+                  </w:tcPr>
+                  <w:sdt>
+                    <w:sdtPr>
+                      <w:alias w:val="downside"/>
+                      <w:tag w:val="field|downside"/>
+                      <w:id w:val="1069"/>
+                      <w:lock w:val="sdtLocked"/>
+                    </w:sdtPr>
+                    <w:sdtContent>
+                      <w:p>
+                        <w:pPr>
+                          <w:pStyle w:val="CITBullet"/>
+                          <w:numPr>
+                            <w:ilvl w:val="0"/>
+                            <w:numId w:val="1"/>
+                          </w:numPr>
+                        </w:pPr>
+                        <w:r>
+                          <w:t xml:space="preserve">Oil stays above $100 into 2027 and equities correct 15-20%; high-income spending stops and unemployment rises past 5%</w:t>
+                        </w:r>
+                      </w:p>
+                    </w:sdtContent>
+                  </w:sdt>
+                </w:tc>
+              </w:tr>
+            </w:tbl>
             <w:p>
               <w:pPr>
-                <w:pStyle w:val="CITIssueTitle"/>
+                <w:pStyle w:val="CITBody"/>
+              </w:pPr>
+            </w:p>
+          </w:sdtContent>
+        </w:sdt>
+        <w:sdt>
+          <w:sdtPr>
+            <w:alias w:val="AI capex durability"/>
+            <w:tag w:val="signpost|iss-us-sg2"/>
+            <w:id w:val="1075"/>
+            <w:lock w:val="sdtLocked"/>
+          </w:sdtPr>
+          <w:sdtContent>
+            <w:sdt>
+              <w:sdtPr>
+                <w:alias w:val="Title"/>
+                <w:tag w:val="field|title"/>
+                <w:id w:val="1071"/>
+                <w:lock w:val="sdtLocked"/>
+              </w:sdtPr>
+              <w:sdtContent>
+                <w:p>
+                  <w:pPr>
+                    <w:pStyle w:val="CITIssueTitle"/>
+                  </w:pPr>
+                  <w:r>
+                    <w:t xml:space="preserve">AI capex durability</w:t>
+                  </w:r>
+                </w:p>
+              </w:sdtContent>
+            </w:sdt>
+            <w:tbl>
+              <w:tblPr>
+                <w:tblStyle w:val="CITTable"/>
+                <w:tblW w:w="9000" w:type="dxa"/>
+              </w:tblPr>
+              <w:tr>
+                <w:tc>
+                  <w:tcPr>
+                    <w:tcW w:w="3000" w:type="dxa"/>
+                  </w:tcPr>
+                  <w:p>
+                    <w:pPr>
+                      <w:pStyle w:val="CITTableHead"/>
+                    </w:pPr>
+                    <w:r>
+                      <w:t xml:space="preserve">Baseline</w:t>
+                    </w:r>
+                  </w:p>
+                </w:tc>
+                <w:tc>
+                  <w:tcPr>
+                    <w:tcW w:w="3000" w:type="dxa"/>
+                  </w:tcPr>
+                  <w:p>
+                    <w:pPr>
+                      <w:pStyle w:val="CITTableHead"/>
+                    </w:pPr>
+                    <w:r>
+                      <w:t xml:space="preserve">Upside</w:t>
+                    </w:r>
+                  </w:p>
+                </w:tc>
+                <w:tc>
+                  <w:tcPr>
+                    <w:tcW w:w="3000" w:type="dxa"/>
+                  </w:tcPr>
+                  <w:p>
+                    <w:pPr>
+                      <w:pStyle w:val="CITTableHead"/>
+                    </w:pPr>
+                    <w:r>
+                      <w:t xml:space="preserve">Downside</w:t>
+                    </w:r>
+                  </w:p>
+                </w:tc>
+              </w:tr>
+              <w:tr>
+                <w:tc>
+                  <w:tcPr>
+                    <w:tcW w:w="3000" w:type="dxa"/>
+                  </w:tcPr>
+                  <w:sdt>
+                    <w:sdtPr>
+                      <w:alias w:val="baseline"/>
+                      <w:tag w:val="field|baseline"/>
+                      <w:id w:val="1072"/>
+                      <w:lock w:val="sdtLocked"/>
+                    </w:sdtPr>
+                    <w:sdtContent>
+                      <w:p>
+                        <w:pPr>
+                          <w:pStyle w:val="CITBullet"/>
+                          <w:numPr>
+                            <w:ilvl w:val="0"/>
+                            <w:numId w:val="1"/>
+                          </w:numPr>
+                        </w:pPr>
+                        <w:r>
+                          <w:t xml:space="preserve">Data-centre and power investment keeps growing but decelerates; contributes 0.3-0.5pp to growth in 2027 with financing increasingly debt-funded</w:t>
+                        </w:r>
+                      </w:p>
+                    </w:sdtContent>
+                  </w:sdt>
+                </w:tc>
+                <w:tc>
+                  <w:tcPr>
+                    <w:tcW w:w="3000" w:type="dxa"/>
+                  </w:tcPr>
+                  <w:sdt>
+                    <w:sdtPr>
+                      <w:alias w:val="upside"/>
+                      <w:tag w:val="field|upside"/>
+                      <w:id w:val="1073"/>
+                      <w:lock w:val="sdtLocked"/>
+                    </w:sdtPr>
+                    <w:sdtContent>
+                      <w:p>
+                        <w:pPr>
+                          <w:pStyle w:val="CITBullet"/>
+                          <w:numPr>
+                            <w:ilvl w:val="0"/>
+                            <w:numId w:val="1"/>
+                          </w:numPr>
+                        </w:pPr>
+                        <w:r>
+                          <w:t xml:space="preserve">Investment broadens into the grid, industrial automation and measured productivity; potential growth revised up toward 2.5%</w:t>
+                        </w:r>
+                      </w:p>
+                    </w:sdtContent>
+                  </w:sdt>
+                </w:tc>
+                <w:tc>
+                  <w:tcPr>
+                    <w:tcW w:w="3000" w:type="dxa"/>
+                  </w:tcPr>
+                  <w:sdt>
+                    <w:sdtPr>
+                      <w:alias w:val="downside"/>
+                      <w:tag w:val="field|downside"/>
+                      <w:id w:val="1074"/>
+                      <w:lock w:val="sdtLocked"/>
+                    </w:sdtPr>
+                    <w:sdtContent>
+                      <w:p>
+                        <w:pPr>
+                          <w:pStyle w:val="CITBullet"/>
+                          <w:numPr>
+                            <w:ilvl w:val="0"/>
+                            <w:numId w:val="1"/>
+                          </w:numPr>
+                        </w:pPr>
+                        <w:r>
+                          <w:t xml:space="preserve">Returns disappoint and private-credit financing tightens; orders are cut, investment subtracts from growth and the credit channel amplifies it</w:t>
+                        </w:r>
+                      </w:p>
+                    </w:sdtContent>
+                  </w:sdt>
+                </w:tc>
+              </w:tr>
+            </w:tbl>
+            <w:p>
+              <w:pPr>
+                <w:pStyle w:val="CITBody"/>
+              </w:pPr>
+            </w:p>
+          </w:sdtContent>
+        </w:sdt>
+        <w:sdt>
+          <w:sdtPr>
+            <w:alias w:val="New signpost in Growth"/>
+            <w:tag w:val="slot|signpost"/>
+            <w:id w:val="1076"/>
+            <w:lock w:val="sdtLocked"/>
+            <w:showingPlcHdr/>
+          </w:sdtPr>
+          <w:sdtContent>
+            <w:p>
+              <w:pPr>
+                <w:pStyle w:val="CITPlaceholder"/>
               </w:pPr>
               <w:r>
-                <w:t xml:space="preserve">Consumer under the oil and tariff squeeze</w:t>
+                <w:t xml:space="preserve">Click here and type a new signpost: its title on the first line, then baseline / upside / downside on the three lines after it.</w:t>
               </w:r>
             </w:p>
           </w:sdtContent>
         </w:sdt>
-        <w:tbl>
-          <w:tblPr>
-            <w:tblStyle w:val="CITTable"/>
-            <w:tblW w:w="9000" w:type="dxa"/>
-          </w:tblPr>
-          <w:tr>
-            <w:tc>
-              <w:tcPr>
-                <w:tcW w:w="3000" w:type="dxa"/>
-              </w:tcPr>
-              <w:p>
-                <w:pPr>
-                  <w:pStyle w:val="CITTableHead"/>
-                </w:pPr>
-                <w:r>
-                  <w:t xml:space="preserve">Baseline</w:t>
-                </w:r>
-              </w:p>
-            </w:tc>
-            <w:tc>
-              <w:tcPr>
-                <w:tcW w:w="3000" w:type="dxa"/>
-              </w:tcPr>
-              <w:p>
-                <w:pPr>
-                  <w:pStyle w:val="CITTableHead"/>
-                </w:pPr>
-                <w:r>
-                  <w:t xml:space="preserve">Upside</w:t>
-                </w:r>
-              </w:p>
-            </w:tc>
-            <w:tc>
-              <w:tcPr>
-                <w:tcW w:w="3000" w:type="dxa"/>
-              </w:tcPr>
-              <w:p>
-                <w:pPr>
-                  <w:pStyle w:val="CITTableHead"/>
-                </w:pPr>
-                <w:r>
-                  <w:t xml:space="preserve">Downside</w:t>
-                </w:r>
-              </w:p>
-            </w:tc>
-          </w:tr>
-          <w:tr>
-            <w:tc>
-              <w:tcPr>
-                <w:tcW w:w="3000" w:type="dxa"/>
-              </w:tcPr>
-              <w:sdt>
-                <w:sdtPr>
-                  <w:alias w:val="baseline"/>
-                  <w:tag w:val="field|baseline"/>
-                  <w:id w:val="1048"/>
-                  <w:lock w:val="sdtLocked"/>
-                </w:sdtPr>
-                <w:sdtContent>
-                  <w:p>
-                    <w:pPr>
-                      <w:pStyle w:val="CITBullet"/>
-                      <w:numPr>
-                        <w:ilvl w:val="0"/>
-                        <w:numId w:val="1"/>
-                      </w:numPr>
-                    </w:pPr>
-                    <w:r>
-                      <w:t xml:space="preserve">Real consumption slows to 1-1.5% as real incomes stagnate; wealth effects and fiscal support prevent a contraction</w:t>
-                    </w:r>
-                  </w:p>
-                </w:sdtContent>
-              </w:sdt>
-            </w:tc>
-            <w:tc>
-              <w:tcPr>
-                <w:tcW w:w="3000" w:type="dxa"/>
-              </w:tcPr>
-              <w:sdt>
-                <w:sdtPr>
-                  <w:alias w:val="upside"/>
-                  <w:tag w:val="field|upside"/>
-                  <w:id w:val="1049"/>
-                  <w:lock w:val="sdtLocked"/>
-                </w:sdtPr>
-                <w:sdtContent>
-                  <w:p>
-                    <w:pPr>
-                      <w:pStyle w:val="CITBullet"/>
-                      <w:numPr>
-                        <w:ilvl w:val="0"/>
-                        <w:numId w:val="1"/>
-                      </w:numPr>
-                    </w:pPr>
-                    <w:r>
-                      <w:t xml:space="preserve">Hormuz reopens durably, gasoline falls back below $3.50 and real wages turn positive; consumption re-accelerates above 2%</w:t>
-                    </w:r>
-                  </w:p>
-                </w:sdtContent>
-              </w:sdt>
-            </w:tc>
-            <w:tc>
-              <w:tcPr>
-                <w:tcW w:w="3000" w:type="dxa"/>
-              </w:tcPr>
-              <w:sdt>
-                <w:sdtPr>
-                  <w:alias w:val="downside"/>
-                  <w:tag w:val="field|downside"/>
-                  <w:id w:val="1050"/>
-                  <w:lock w:val="sdtLocked"/>
-                </w:sdtPr>
-                <w:sdtContent>
-                  <w:p>
-                    <w:pPr>
-                      <w:pStyle w:val="CITBullet"/>
-                      <w:numPr>
-                        <w:ilvl w:val="0"/>
-                        <w:numId w:val="1"/>
-                      </w:numPr>
-                    </w:pPr>
-                    <w:r>
-                      <w:t xml:space="preserve">Oil stays above $100 into 2027 and equities correct 15-20%; high-income spending stops and unemployment rises past 5%</w:t>
-                    </w:r>
-                  </w:p>
-                </w:sdtContent>
-              </w:sdt>
-            </w:tc>
-          </w:tr>
-        </w:tbl>
-        <w:p>
-          <w:pPr>
-            <w:pStyle w:val="CITBody"/>
-          </w:pPr>
-        </w:p>
       </w:sdtContent>
     </w:sdt>
     <w:sdt>
       <w:sdtPr>
-        <w:alias w:val="AI capex durability"/>
-        <w:tag w:val="signpost|scenarios/growth|iss-us-sg2"/>
-        <w:id w:val="1057"/>
+        <w:alias w:val="Inflation"/>
+        <w:tag w:val="cat|scenarios/inflation"/>
+        <w:id w:val="1084"/>
         <w:lock w:val="sdtLocked"/>
       </w:sdtPr>
       <w:sdtContent>
-        <w:sdt>
-          <w:sdtPr>
-            <w:alias w:val="Title"/>
-            <w:tag w:val="field|title"/>
-            <w:id w:val="1056"/>
-            <w:lock w:val="sdtLocked"/>
-          </w:sdtPr>
-          <w:sdtContent>
+        <w:p>
+          <w:pPr>
+            <w:pStyle w:val="CITH2"/>
+          </w:pPr>
+          <w:r>
+            <w:t xml:space="preserve">Inflation</w:t>
+          </w:r>
+        </w:p>
+        <w:sdt>
+          <w:sdtPr>
+            <w:alias w:val="Headline and core convergence"/>
+            <w:tag w:val="signpost|iss-us-si1"/>
+            <w:id w:val="1082"/>
+            <w:lock w:val="sdtLocked"/>
+          </w:sdtPr>
+          <w:sdtContent>
+            <w:sdt>
+              <w:sdtPr>
+                <w:alias w:val="Title"/>
+                <w:tag w:val="field|title"/>
+                <w:id w:val="1078"/>
+                <w:lock w:val="sdtLocked"/>
+              </w:sdtPr>
+              <w:sdtContent>
+                <w:p>
+                  <w:pPr>
+                    <w:pStyle w:val="CITIssueTitle"/>
+                  </w:pPr>
+                  <w:r>
+                    <w:t xml:space="preserve">Headline and core convergence</w:t>
+                  </w:r>
+                </w:p>
+              </w:sdtContent>
+            </w:sdt>
+            <w:tbl>
+              <w:tblPr>
+                <w:tblStyle w:val="CITTable"/>
+                <w:tblW w:w="9000" w:type="dxa"/>
+              </w:tblPr>
+              <w:tr>
+                <w:tc>
+                  <w:tcPr>
+                    <w:tcW w:w="3000" w:type="dxa"/>
+                  </w:tcPr>
+                  <w:p>
+                    <w:pPr>
+                      <w:pStyle w:val="CITTableHead"/>
+                    </w:pPr>
+                    <w:r>
+                      <w:t xml:space="preserve">Baseline</w:t>
+                    </w:r>
+                  </w:p>
+                </w:tc>
+                <w:tc>
+                  <w:tcPr>
+                    <w:tcW w:w="3000" w:type="dxa"/>
+                  </w:tcPr>
+                  <w:p>
+                    <w:pPr>
+                      <w:pStyle w:val="CITTableHead"/>
+                    </w:pPr>
+                    <w:r>
+                      <w:t xml:space="preserve">Upside</w:t>
+                    </w:r>
+                  </w:p>
+                </w:tc>
+                <w:tc>
+                  <w:tcPr>
+                    <w:tcW w:w="3000" w:type="dxa"/>
+                  </w:tcPr>
+                  <w:p>
+                    <w:pPr>
+                      <w:pStyle w:val="CITTableHead"/>
+                    </w:pPr>
+                    <w:r>
+                      <w:t xml:space="preserve">Downside</w:t>
+                    </w:r>
+                  </w:p>
+                </w:tc>
+              </w:tr>
+              <w:tr>
+                <w:tc>
+                  <w:tcPr>
+                    <w:tcW w:w="3000" w:type="dxa"/>
+                  </w:tcPr>
+                  <w:sdt>
+                    <w:sdtPr>
+                      <w:alias w:val="baseline"/>
+                      <w:tag w:val="field|baseline"/>
+                      <w:id w:val="1079"/>
+                      <w:lock w:val="sdtLocked"/>
+                    </w:sdtPr>
+                    <w:sdtContent>
+                      <w:p>
+                        <w:pPr>
+                          <w:pStyle w:val="CITBullet"/>
+                          <w:numPr>
+                            <w:ilvl w:val="0"/>
+                            <w:numId w:val="1"/>
+                          </w:numPr>
+                        </w:pPr>
+                        <w:r>
+                          <w:t xml:space="preserve">Headline CPI drifts from 3.4% toward 2.8% by mid-2027 as the energy contribution fades; core stays 2.3-2.6%</w:t>
+                        </w:r>
+                      </w:p>
+                    </w:sdtContent>
+                  </w:sdt>
+                </w:tc>
+                <w:tc>
+                  <w:tcPr>
+                    <w:tcW w:w="3000" w:type="dxa"/>
+                  </w:tcPr>
+                  <w:sdt>
+                    <w:sdtPr>
+                      <w:alias w:val="upside"/>
+                      <w:tag w:val="field|upside"/>
+                      <w:id w:val="1080"/>
+                      <w:lock w:val="sdtLocked"/>
+                    </w:sdtPr>
+                    <w:sdtContent>
+                      <w:p>
+                        <w:pPr>
+                          <w:pStyle w:val="CITBullet"/>
+                          <w:numPr>
+                            <w:ilvl w:val="0"/>
+                            <w:numId w:val="1"/>
+                          </w:numPr>
+                        </w:pPr>
+                        <w:r>
+                          <w:t xml:space="preserve">Energy normalises quickly and shelter disinflation brings headline to 2.3% by end-2027; expectations re-anchor</w:t>
+                        </w:r>
+                      </w:p>
+                    </w:sdtContent>
+                  </w:sdt>
+                </w:tc>
+                <w:tc>
+                  <w:tcPr>
+                    <w:tcW w:w="3000" w:type="dxa"/>
+                  </w:tcPr>
+                  <w:sdt>
+                    <w:sdtPr>
+                      <w:alias w:val="downside"/>
+                      <w:tag w:val="field|downside"/>
+                      <w:id w:val="1081"/>
+                      <w:lock w:val="sdtLocked"/>
+                    </w:sdtPr>
+                    <w:sdtContent>
+                      <w:p>
+                        <w:pPr>
+                          <w:pStyle w:val="CITBullet"/>
+                          <w:numPr>
+                            <w:ilvl w:val="0"/>
+                            <w:numId w:val="1"/>
+                          </w:numPr>
+                        </w:pPr>
+                        <w:r>
+                          <w:t xml:space="preserve">Second-round effects from energy and a weaker dollar push core back above 3%; short-horizon expectations unanchor and the Fed is forced into a real tightening cycle</w:t>
+                        </w:r>
+                      </w:p>
+                    </w:sdtContent>
+                  </w:sdt>
+                </w:tc>
+              </w:tr>
+            </w:tbl>
             <w:p>
               <w:pPr>
-                <w:pStyle w:val="CITIssueTitle"/>
+                <w:pStyle w:val="CITBody"/>
+              </w:pPr>
+            </w:p>
+          </w:sdtContent>
+        </w:sdt>
+        <w:sdt>
+          <w:sdtPr>
+            <w:alias w:val="New signpost in Inflation"/>
+            <w:tag w:val="slot|signpost"/>
+            <w:id w:val="1083"/>
+            <w:lock w:val="sdtLocked"/>
+            <w:showingPlcHdr/>
+          </w:sdtPr>
+          <w:sdtContent>
+            <w:p>
+              <w:pPr>
+                <w:pStyle w:val="CITPlaceholder"/>
               </w:pPr>
               <w:r>
-                <w:t xml:space="preserve">AI capex durability</w:t>
+                <w:t xml:space="preserve">Click here and type a new signpost: its title on the first line, then baseline / upside / downside on the three lines after it.</w:t>
               </w:r>
             </w:p>
           </w:sdtContent>
         </w:sdt>
-        <w:tbl>
-          <w:tblPr>
-            <w:tblStyle w:val="CITTable"/>
-            <w:tblW w:w="9000" w:type="dxa"/>
-          </w:tblPr>
-          <w:tr>
-            <w:tc>
-              <w:tcPr>
-                <w:tcW w:w="3000" w:type="dxa"/>
-              </w:tcPr>
-              <w:p>
-                <w:pPr>
-                  <w:pStyle w:val="CITTableHead"/>
-                </w:pPr>
-                <w:r>
-                  <w:t xml:space="preserve">Baseline</w:t>
-                </w:r>
-              </w:p>
-            </w:tc>
-            <w:tc>
-              <w:tcPr>
-                <w:tcW w:w="3000" w:type="dxa"/>
-              </w:tcPr>
-              <w:p>
-                <w:pPr>
-                  <w:pStyle w:val="CITTableHead"/>
-                </w:pPr>
-                <w:r>
-                  <w:t xml:space="preserve">Upside</w:t>
-                </w:r>
-              </w:p>
-            </w:tc>
-            <w:tc>
-              <w:tcPr>
-                <w:tcW w:w="3000" w:type="dxa"/>
-              </w:tcPr>
-              <w:p>
-                <w:pPr>
-                  <w:pStyle w:val="CITTableHead"/>
-                </w:pPr>
-                <w:r>
-                  <w:t xml:space="preserve">Downside</w:t>
-                </w:r>
-              </w:p>
-            </w:tc>
-          </w:tr>
-          <w:tr>
-            <w:tc>
-              <w:tcPr>
-                <w:tcW w:w="3000" w:type="dxa"/>
-              </w:tcPr>
-              <w:sdt>
-                <w:sdtPr>
-                  <w:alias w:val="baseline"/>
-                  <w:tag w:val="field|baseline"/>
-                  <w:id w:val="1053"/>
-                  <w:lock w:val="sdtLocked"/>
-                </w:sdtPr>
-                <w:sdtContent>
-                  <w:p>
-                    <w:pPr>
-                      <w:pStyle w:val="CITBullet"/>
-                      <w:numPr>
-                        <w:ilvl w:val="0"/>
-                        <w:numId w:val="1"/>
-                      </w:numPr>
-                    </w:pPr>
-                    <w:r>
-                      <w:t xml:space="preserve">Data-centre and power investment keeps growing but decelerates; contributes 0.3-0.5pp to growth in 2027 with financing increasingly debt-funded</w:t>
-                    </w:r>
-                  </w:p>
-                </w:sdtContent>
-              </w:sdt>
-            </w:tc>
-            <w:tc>
-              <w:tcPr>
-                <w:tcW w:w="3000" w:type="dxa"/>
-              </w:tcPr>
-              <w:sdt>
-                <w:sdtPr>
-                  <w:alias w:val="upside"/>
-                  <w:tag w:val="field|upside"/>
-                  <w:id w:val="1054"/>
-                  <w:lock w:val="sdtLocked"/>
-                </w:sdtPr>
-                <w:sdtContent>
-                  <w:p>
-                    <w:pPr>
-                      <w:pStyle w:val="CITBullet"/>
-                      <w:numPr>
-                        <w:ilvl w:val="0"/>
-                        <w:numId w:val="1"/>
-                      </w:numPr>
-                    </w:pPr>
-                    <w:r>
-                      <w:t xml:space="preserve">Investment broadens into the grid, industrial automation and measured productivity; potential growth revised up toward 2.5%</w:t>
-                    </w:r>
-                  </w:p>
-                </w:sdtContent>
-              </w:sdt>
-            </w:tc>
-            <w:tc>
-              <w:tcPr>
-                <w:tcW w:w="3000" w:type="dxa"/>
-              </w:tcPr>
-              <w:sdt>
-                <w:sdtPr>
-                  <w:alias w:val="downside"/>
-                  <w:tag w:val="field|downside"/>
-                  <w:id w:val="1055"/>
-                  <w:lock w:val="sdtLocked"/>
-                </w:sdtPr>
-                <w:sdtContent>
-                  <w:p>
-                    <w:pPr>
-                      <w:pStyle w:val="CITBullet"/>
-                      <w:numPr>
-                        <w:ilvl w:val="0"/>
-                        <w:numId w:val="1"/>
-                      </w:numPr>
-                    </w:pPr>
-                    <w:r>
-                      <w:t xml:space="preserve">Returns disappoint and private-credit financing tightens; orders are cut, investment subtracts from growth and the credit channel amplifies it</w:t>
-                    </w:r>
-                  </w:p>
-                </w:sdtContent>
-              </w:sdt>
-            </w:tc>
-          </w:tr>
-        </w:tbl>
-        <w:p>
-          <w:pPr>
-            <w:pStyle w:val="CITBody"/>
-          </w:pPr>
-        </w:p>
-      </w:sdtContent>
-    </w:sdt>
-    <w:p>
-      <w:pPr>
-        <w:pStyle w:val="CITH2"/>
-      </w:pPr>
-      <w:r>
-        <w:t xml:space="preserve">Inflation</w:t>
-      </w:r>
-    </w:p>
-    <w:sdt>
-      <w:sdtPr>
-        <w:alias w:val="Headline and core convergence"/>
-        <w:tag w:val="signpost|scenarios/inflation|iss-us-si1"/>
-        <w:id w:val="1062"/>
-        <w:lock w:val="sdtLocked"/>
-      </w:sdtPr>
-      <w:sdtContent>
-        <w:sdt>
-          <w:sdtPr>
-            <w:alias w:val="Title"/>
-            <w:tag w:val="field|title"/>
-            <w:id w:val="1061"/>
-            <w:lock w:val="sdtLocked"/>
-          </w:sdtPr>
-          <w:sdtContent>
-            <w:p>
-              <w:pPr>
-                <w:pStyle w:val="CITIssueTitle"/>
-              </w:pPr>
-              <w:r>
-                <w:t xml:space="preserve">Headline and core convergence</w:t>
-              </w:r>
-            </w:p>
-          </w:sdtContent>
-        </w:sdt>
-        <w:tbl>
-          <w:tblPr>
-            <w:tblStyle w:val="CITTable"/>
-            <w:tblW w:w="9000" w:type="dxa"/>
-          </w:tblPr>
-          <w:tr>
-            <w:tc>
-              <w:tcPr>
-                <w:tcW w:w="3000" w:type="dxa"/>
-              </w:tcPr>
-              <w:p>
-                <w:pPr>
-                  <w:pStyle w:val="CITTableHead"/>
-                </w:pPr>
-                <w:r>
-                  <w:t xml:space="preserve">Baseline</w:t>
-                </w:r>
-              </w:p>
-            </w:tc>
-            <w:tc>
-              <w:tcPr>
-                <w:tcW w:w="3000" w:type="dxa"/>
-              </w:tcPr>
-              <w:p>
-                <w:pPr>
-                  <w:pStyle w:val="CITTableHead"/>
-                </w:pPr>
-                <w:r>
-                  <w:t xml:space="preserve">Upside</w:t>
-                </w:r>
-              </w:p>
-            </w:tc>
-            <w:tc>
-              <w:tcPr>
-                <w:tcW w:w="3000" w:type="dxa"/>
-              </w:tcPr>
-              <w:p>
-                <w:pPr>
-                  <w:pStyle w:val="CITTableHead"/>
-                </w:pPr>
-                <w:r>
-                  <w:t xml:space="preserve">Downside</w:t>
-                </w:r>
-              </w:p>
-            </w:tc>
-          </w:tr>
-          <w:tr>
-            <w:tc>
-              <w:tcPr>
-                <w:tcW w:w="3000" w:type="dxa"/>
-              </w:tcPr>
-              <w:sdt>
-                <w:sdtPr>
-                  <w:alias w:val="baseline"/>
-                  <w:tag w:val="field|baseline"/>
-                  <w:id w:val="1058"/>
-                  <w:lock w:val="sdtLocked"/>
-                </w:sdtPr>
-                <w:sdtContent>
-                  <w:p>
-                    <w:pPr>
-                      <w:pStyle w:val="CITBullet"/>
-                      <w:numPr>
-                        <w:ilvl w:val="0"/>
-                        <w:numId w:val="1"/>
-                      </w:numPr>
-                    </w:pPr>
-                    <w:r>
-                      <w:t xml:space="preserve">Headline CPI drifts from 3.4% toward 2.8% by mid-2027 as the energy contribution fades; core stays 2.3-2.6%</w:t>
-                    </w:r>
-                  </w:p>
-                </w:sdtContent>
-              </w:sdt>
-            </w:tc>
-            <w:tc>
-              <w:tcPr>
-                <w:tcW w:w="3000" w:type="dxa"/>
-              </w:tcPr>
-              <w:sdt>
-                <w:sdtPr>
-                  <w:alias w:val="upside"/>
-                  <w:tag w:val="field|upside"/>
-                  <w:id w:val="1059"/>
-                  <w:lock w:val="sdtLocked"/>
-                </w:sdtPr>
-                <w:sdtContent>
-                  <w:p>
-                    <w:pPr>
-                      <w:pStyle w:val="CITBullet"/>
-                      <w:numPr>
-                        <w:ilvl w:val="0"/>
-                        <w:numId w:val="1"/>
-                      </w:numPr>
-                    </w:pPr>
-                    <w:r>
-                      <w:t xml:space="preserve">Energy normalises quickly and shelter disinflation brings headline to 2.3% by end-2027; expectations re-anchor</w:t>
-                    </w:r>
-                  </w:p>
-                </w:sdtContent>
-              </w:sdt>
-            </w:tc>
-            <w:tc>
-              <w:tcPr>
-                <w:tcW w:w="3000" w:type="dxa"/>
-              </w:tcPr>
-              <w:sdt>
-                <w:sdtPr>
-                  <w:alias w:val="downside"/>
-                  <w:tag w:val="field|downside"/>
-                  <w:id w:val="1060"/>
-                  <w:lock w:val="sdtLocked"/>
-                </w:sdtPr>
-                <w:sdtContent>
-                  <w:p>
-                    <w:pPr>
-                      <w:pStyle w:val="CITBullet"/>
-                      <w:numPr>
-                        <w:ilvl w:val="0"/>
-                        <w:numId w:val="1"/>
-                      </w:numPr>
-                    </w:pPr>
-                    <w:r>
-                      <w:t xml:space="preserve">Second-round effects from energy and a weaker dollar push core back above 3%; short-horizon expectations unanchor and the Fed is forced into a real tightening cycle</w:t>
-                    </w:r>
-                  </w:p>
-                </w:sdtContent>
-              </w:sdt>
-            </w:tc>
-          </w:tr>
-        </w:tbl>
-        <w:p>
-          <w:pPr>
-            <w:pStyle w:val="CITBody"/>
-          </w:pPr>
-        </w:p>
-      </w:sdtContent>
-    </w:sdt>
-    <w:p>
-      <w:pPr>
-        <w:pStyle w:val="CITH2"/>
-      </w:pPr>
-      <w:r>
-        <w:t xml:space="preserve">Policy</w:t>
-      </w:r>
-    </w:p>
-    <w:sdt>
-      <w:sdtPr>
-        <w:alias w:val="Fed path from 3.50-3.75%"/>
-        <w:tag w:val="signpost|scenarios/policy|iss-us-sp1"/>
-        <w:id w:val="1067"/>
-        <w:lock w:val="sdtLocked"/>
-      </w:sdtPr>
-      <w:sdtContent>
-        <w:sdt>
-          <w:sdtPr>
-            <w:alias w:val="Title"/>
-            <w:tag w:val="field|title"/>
-            <w:id w:val="1066"/>
-            <w:lock w:val="sdtLocked"/>
-          </w:sdtPr>
-          <w:sdtContent>
-            <w:p>
-              <w:pPr>
-                <w:pStyle w:val="CITIssueTitle"/>
-              </w:pPr>
-              <w:r>
-                <w:t xml:space="preserve">Fed path from 3.50-3.75%</w:t>
-              </w:r>
-            </w:p>
-          </w:sdtContent>
-        </w:sdt>
-        <w:tbl>
-          <w:tblPr>
-            <w:tblStyle w:val="CITTable"/>
-            <w:tblW w:w="9000" w:type="dxa"/>
-          </w:tblPr>
-          <w:tr>
-            <w:tc>
-              <w:tcPr>
-                <w:tcW w:w="3000" w:type="dxa"/>
-              </w:tcPr>
-              <w:p>
-                <w:pPr>
-                  <w:pStyle w:val="CITTableHead"/>
-                </w:pPr>
-                <w:r>
-                  <w:t xml:space="preserve">Baseline</w:t>
-                </w:r>
-              </w:p>
-            </w:tc>
-            <w:tc>
-              <w:tcPr>
-                <w:tcW w:w="3000" w:type="dxa"/>
-              </w:tcPr>
-              <w:p>
-                <w:pPr>
-                  <w:pStyle w:val="CITTableHead"/>
-                </w:pPr>
-                <w:r>
-                  <w:t xml:space="preserve">Upside</w:t>
-                </w:r>
-              </w:p>
-            </w:tc>
-            <w:tc>
-              <w:tcPr>
-                <w:tcW w:w="3000" w:type="dxa"/>
-              </w:tcPr>
-              <w:p>
-                <w:pPr>
-                  <w:pStyle w:val="CITTableHead"/>
-                </w:pPr>
-                <w:r>
-                  <w:t xml:space="preserve">Downside</w:t>
-                </w:r>
-              </w:p>
-            </w:tc>
-          </w:tr>
-          <w:tr>
-            <w:tc>
-              <w:tcPr>
-                <w:tcW w:w="3000" w:type="dxa"/>
-              </w:tcPr>
-              <w:sdt>
-                <w:sdtPr>
-                  <w:alias w:val="baseline"/>
-                  <w:tag w:val="field|baseline"/>
-                  <w:id w:val="1063"/>
-                  <w:lock w:val="sdtLocked"/>
-                </w:sdtPr>
-                <w:sdtContent>
-                  <w:p>
-                    <w:pPr>
-                      <w:pStyle w:val="CITBullet"/>
-                      <w:numPr>
-                        <w:ilvl w:val="0"/>
-                        <w:numId w:val="1"/>
-                      </w:numPr>
-                    </w:pPr>
-                    <w:r>
-                      <w:t xml:space="preserve">One or two insurance hikes to 4.00%, then an extended hold while the committee watches the labour market; cuts return only in 2H27</w:t>
-                    </w:r>
-                  </w:p>
-                </w:sdtContent>
-              </w:sdt>
-            </w:tc>
-            <w:tc>
-              <w:tcPr>
-                <w:tcW w:w="3000" w:type="dxa"/>
-              </w:tcPr>
-              <w:sdt>
-                <w:sdtPr>
-                  <w:alias w:val="upside"/>
-                  <w:tag w:val="field|upside"/>
-                  <w:id w:val="1064"/>
-                  <w:lock w:val="sdtLocked"/>
-                </w:sdtPr>
-                <w:sdtContent>
-                  <w:p>
-                    <w:pPr>
-                      <w:pStyle w:val="CITBullet"/>
-                      <w:numPr>
-                        <w:ilvl w:val="0"/>
-                        <w:numId w:val="1"/>
-                      </w:numPr>
-                    </w:pPr>
-                    <w:r>
-                      <w:t xml:space="preserve">Energy relief lets the Fed stay on hold and resume cutting toward 3% in 2027; the curve bull-steepens in an orderly way</w:t>
-                    </w:r>
-                  </w:p>
-                </w:sdtContent>
-              </w:sdt>
-            </w:tc>
-            <w:tc>
-              <w:tcPr>
-                <w:tcW w:w="3000" w:type="dxa"/>
-              </w:tcPr>
-              <w:sdt>
-                <w:sdtPr>
-                  <w:alias w:val="downside"/>
-                  <w:tag w:val="field|downside"/>
-                  <w:id w:val="1065"/>
-                  <w:lock w:val="sdtLocked"/>
-                </w:sdtPr>
-                <w:sdtContent>
-                  <w:p>
-                    <w:pPr>
-                      <w:pStyle w:val="CITBullet"/>
-                      <w:numPr>
-                        <w:ilvl w:val="0"/>
-                        <w:numId w:val="1"/>
-                      </w:numPr>
-                    </w:pPr>
-                    <w:r>
-                      <w:t xml:space="preserve">Either a full hiking cycle toward 4.5-5% into a stagflationary economy, or a growth shock forcing rapid cuts below 2.5%; both damage risk assets and the credibility of the reaction function</w:t>
-                    </w:r>
-                  </w:p>
-                </w:sdtContent>
-              </w:sdt>
-            </w:tc>
-          </w:tr>
-        </w:tbl>
-        <w:p>
-          <w:pPr>
-            <w:pStyle w:val="CITBody"/>
-          </w:pPr>
-        </w:p>
       </w:sdtContent>
     </w:sdt>
     <w:sdt>
       <w:sdtPr>
-        <w:alias w:val="Fiscal and issuance"/>
-        <w:tag w:val="signpost|scenarios/policy|iss-us-sp2"/>
-        <w:id w:val="1072"/>
+        <w:alias w:val="Policy"/>
+        <w:tag w:val="cat|scenarios/policy"/>
+        <w:id w:val="1096"/>
         <w:lock w:val="sdtLocked"/>
       </w:sdtPr>
       <w:sdtContent>
-        <w:sdt>
-          <w:sdtPr>
-            <w:alias w:val="Title"/>
-            <w:tag w:val="field|title"/>
-            <w:id w:val="1071"/>
-            <w:lock w:val="sdtLocked"/>
-          </w:sdtPr>
-          <w:sdtContent>
+        <w:p>
+          <w:pPr>
+            <w:pStyle w:val="CITH2"/>
+          </w:pPr>
+          <w:r>
+            <w:t xml:space="preserve">Policy</w:t>
+          </w:r>
+        </w:p>
+        <w:sdt>
+          <w:sdtPr>
+            <w:alias w:val="Fed path from 3.50-3.75%"/>
+            <w:tag w:val="signpost|iss-us-sp1"/>
+            <w:id w:val="1089"/>
+            <w:lock w:val="sdtLocked"/>
+          </w:sdtPr>
+          <w:sdtContent>
+            <w:sdt>
+              <w:sdtPr>
+                <w:alias w:val="Title"/>
+                <w:tag w:val="field|title"/>
+                <w:id w:val="1085"/>
+                <w:lock w:val="sdtLocked"/>
+              </w:sdtPr>
+              <w:sdtContent>
+                <w:p>
+                  <w:pPr>
+                    <w:pStyle w:val="CITIssueTitle"/>
+                  </w:pPr>
+                  <w:r>
+                    <w:t xml:space="preserve">Fed path from 3.50-3.75%</w:t>
+                  </w:r>
+                </w:p>
+              </w:sdtContent>
+            </w:sdt>
+            <w:tbl>
+              <w:tblPr>
+                <w:tblStyle w:val="CITTable"/>
+                <w:tblW w:w="9000" w:type="dxa"/>
+              </w:tblPr>
+              <w:tr>
+                <w:tc>
+                  <w:tcPr>
+                    <w:tcW w:w="3000" w:type="dxa"/>
+                  </w:tcPr>
+                  <w:p>
+                    <w:pPr>
+                      <w:pStyle w:val="CITTableHead"/>
+                    </w:pPr>
+                    <w:r>
+                      <w:t xml:space="preserve">Baseline</w:t>
+                    </w:r>
+                  </w:p>
+                </w:tc>
+                <w:tc>
+                  <w:tcPr>
+                    <w:tcW w:w="3000" w:type="dxa"/>
+                  </w:tcPr>
+                  <w:p>
+                    <w:pPr>
+                      <w:pStyle w:val="CITTableHead"/>
+                    </w:pPr>
+                    <w:r>
+                      <w:t xml:space="preserve">Upside</w:t>
+                    </w:r>
+                  </w:p>
+                </w:tc>
+                <w:tc>
+                  <w:tcPr>
+                    <w:tcW w:w="3000" w:type="dxa"/>
+                  </w:tcPr>
+                  <w:p>
+                    <w:pPr>
+                      <w:pStyle w:val="CITTableHead"/>
+                    </w:pPr>
+                    <w:r>
+                      <w:t xml:space="preserve">Downside</w:t>
+                    </w:r>
+                  </w:p>
+                </w:tc>
+              </w:tr>
+              <w:tr>
+                <w:tc>
+                  <w:tcPr>
+                    <w:tcW w:w="3000" w:type="dxa"/>
+                  </w:tcPr>
+                  <w:sdt>
+                    <w:sdtPr>
+                      <w:alias w:val="baseline"/>
+                      <w:tag w:val="field|baseline"/>
+                      <w:id w:val="1086"/>
+                      <w:lock w:val="sdtLocked"/>
+                    </w:sdtPr>
+                    <w:sdtContent>
+                      <w:p>
+                        <w:pPr>
+                          <w:pStyle w:val="CITBullet"/>
+                          <w:numPr>
+                            <w:ilvl w:val="0"/>
+                            <w:numId w:val="1"/>
+                          </w:numPr>
+                        </w:pPr>
+                        <w:r>
+                          <w:t xml:space="preserve">One or two insurance hikes to 4.00%, then an extended hold while the committee watches the labour market; cuts return only in 2H27</w:t>
+                        </w:r>
+                      </w:p>
+                    </w:sdtContent>
+                  </w:sdt>
+                </w:tc>
+                <w:tc>
+                  <w:tcPr>
+                    <w:tcW w:w="3000" w:type="dxa"/>
+                  </w:tcPr>
+                  <w:sdt>
+                    <w:sdtPr>
+                      <w:alias w:val="upside"/>
+                      <w:tag w:val="field|upside"/>
+                      <w:id w:val="1087"/>
+                      <w:lock w:val="sdtLocked"/>
+                    </w:sdtPr>
+                    <w:sdtContent>
+                      <w:p>
+                        <w:pPr>
+                          <w:pStyle w:val="CITBullet"/>
+                          <w:numPr>
+                            <w:ilvl w:val="0"/>
+                            <w:numId w:val="1"/>
+                          </w:numPr>
+                        </w:pPr>
+                        <w:r>
+                          <w:t xml:space="preserve">Energy relief lets the Fed stay on hold and resume cutting toward 3% in 2027; the curve bull-steepens in an orderly way</w:t>
+                        </w:r>
+                      </w:p>
+                    </w:sdtContent>
+                  </w:sdt>
+                </w:tc>
+                <w:tc>
+                  <w:tcPr>
+                    <w:tcW w:w="3000" w:type="dxa"/>
+                  </w:tcPr>
+                  <w:sdt>
+                    <w:sdtPr>
+                      <w:alias w:val="downside"/>
+                      <w:tag w:val="field|downside"/>
+                      <w:id w:val="1088"/>
+                      <w:lock w:val="sdtLocked"/>
+                    </w:sdtPr>
+                    <w:sdtContent>
+                      <w:p>
+                        <w:pPr>
+                          <w:pStyle w:val="CITBullet"/>
+                          <w:numPr>
+                            <w:ilvl w:val="0"/>
+                            <w:numId w:val="1"/>
+                          </w:numPr>
+                        </w:pPr>
+                        <w:r>
+                          <w:t xml:space="preserve">Either a full hiking cycle toward 4.5-5% into a stagflationary economy, or a growth shock forcing rapid cuts below 2.5%; both damage risk assets and the credibility of the reaction function</w:t>
+                        </w:r>
+                      </w:p>
+                    </w:sdtContent>
+                  </w:sdt>
+                </w:tc>
+              </w:tr>
+            </w:tbl>
             <w:p>
               <w:pPr>
-                <w:pStyle w:val="CITIssueTitle"/>
+                <w:pStyle w:val="CITBody"/>
+              </w:pPr>
+            </w:p>
+          </w:sdtContent>
+        </w:sdt>
+        <w:sdt>
+          <w:sdtPr>
+            <w:alias w:val="Fiscal and issuance"/>
+            <w:tag w:val="signpost|iss-us-sp2"/>
+            <w:id w:val="1094"/>
+            <w:lock w:val="sdtLocked"/>
+          </w:sdtPr>
+          <w:sdtContent>
+            <w:sdt>
+              <w:sdtPr>
+                <w:alias w:val="Title"/>
+                <w:tag w:val="field|title"/>
+                <w:id w:val="1090"/>
+                <w:lock w:val="sdtLocked"/>
+              </w:sdtPr>
+              <w:sdtContent>
+                <w:p>
+                  <w:pPr>
+                    <w:pStyle w:val="CITIssueTitle"/>
+                  </w:pPr>
+                  <w:r>
+                    <w:t xml:space="preserve">Fiscal and issuance</w:t>
+                  </w:r>
+                </w:p>
+              </w:sdtContent>
+            </w:sdt>
+            <w:tbl>
+              <w:tblPr>
+                <w:tblStyle w:val="CITTable"/>
+                <w:tblW w:w="9000" w:type="dxa"/>
+              </w:tblPr>
+              <w:tr>
+                <w:tc>
+                  <w:tcPr>
+                    <w:tcW w:w="3000" w:type="dxa"/>
+                  </w:tcPr>
+                  <w:p>
+                    <w:pPr>
+                      <w:pStyle w:val="CITTableHead"/>
+                    </w:pPr>
+                    <w:r>
+                      <w:t xml:space="preserve">Baseline</w:t>
+                    </w:r>
+                  </w:p>
+                </w:tc>
+                <w:tc>
+                  <w:tcPr>
+                    <w:tcW w:w="3000" w:type="dxa"/>
+                  </w:tcPr>
+                  <w:p>
+                    <w:pPr>
+                      <w:pStyle w:val="CITTableHead"/>
+                    </w:pPr>
+                    <w:r>
+                      <w:t xml:space="preserve">Upside</w:t>
+                    </w:r>
+                  </w:p>
+                </w:tc>
+                <w:tc>
+                  <w:tcPr>
+                    <w:tcW w:w="3000" w:type="dxa"/>
+                  </w:tcPr>
+                  <w:p>
+                    <w:pPr>
+                      <w:pStyle w:val="CITTableHead"/>
+                    </w:pPr>
+                    <w:r>
+                      <w:t xml:space="preserve">Downside</w:t>
+                    </w:r>
+                  </w:p>
+                </w:tc>
+              </w:tr>
+              <w:tr>
+                <w:tc>
+                  <w:tcPr>
+                    <w:tcW w:w="3000" w:type="dxa"/>
+                  </w:tcPr>
+                  <w:sdt>
+                    <w:sdtPr>
+                      <w:alias w:val="baseline"/>
+                      <w:tag w:val="field|baseline"/>
+                      <w:id w:val="1091"/>
+                      <w:lock w:val="sdtLocked"/>
+                    </w:sdtPr>
+                    <w:sdtContent>
+                      <w:p>
+                        <w:pPr>
+                          <w:pStyle w:val="CITBullet"/>
+                          <w:numPr>
+                            <w:ilvl w:val="0"/>
+                            <w:numId w:val="1"/>
+                          </w:numPr>
+                        </w:pPr>
+                        <w:r>
+                          <w:t xml:space="preserve">Deficit 6-7% of GDP, bills share stays high, no consolidation before 2028; term premium grinds higher</w:t>
+                        </w:r>
+                      </w:p>
+                    </w:sdtContent>
+                  </w:sdt>
+                </w:tc>
+                <w:tc>
+                  <w:tcPr>
+                    <w:tcW w:w="3000" w:type="dxa"/>
+                  </w:tcPr>
+                  <w:sdt>
+                    <w:sdtPr>
+                      <w:alias w:val="upside"/>
+                      <w:tag w:val="field|upside"/>
+                      <w:id w:val="1092"/>
+                      <w:lock w:val="sdtLocked"/>
+                    </w:sdtPr>
+                    <w:sdtContent>
+                      <w:p>
+                        <w:pPr>
+                          <w:pStyle w:val="CITBullet"/>
+                          <w:numPr>
+                            <w:ilvl w:val="0"/>
+                            <w:numId w:val="1"/>
+                          </w:numPr>
+                        </w:pPr>
+                        <w:r>
+                          <w:t xml:space="preserve">Tariff revenue and stronger nominal growth stabilise the debt ratio; Treasury terms out issuance without a term-premium shock</w:t>
+                        </w:r>
+                      </w:p>
+                    </w:sdtContent>
+                  </w:sdt>
+                </w:tc>
+                <w:tc>
+                  <w:tcPr>
+                    <w:tcW w:w="3000" w:type="dxa"/>
+                  </w:tcPr>
+                  <w:sdt>
+                    <w:sdtPr>
+                      <w:alias w:val="downside"/>
+                      <w:tag w:val="field|downside"/>
+                      <w:id w:val="1093"/>
+                      <w:lock w:val="sdtLocked"/>
+                    </w:sdtPr>
+                    <w:sdtContent>
+                      <w:p>
+                        <w:pPr>
+                          <w:pStyle w:val="CITBullet"/>
+                          <w:numPr>
+                            <w:ilvl w:val="0"/>
+                            <w:numId w:val="1"/>
+                          </w:numPr>
+                        </w:pPr>
+                        <w:r>
+                          <w:t xml:space="preserve">A cluster of weak auctions or a political challenge to Fed independence produces a term-premium spike and a disorderly bear-steepening</w:t>
+                        </w:r>
+                      </w:p>
+                    </w:sdtContent>
+                  </w:sdt>
+                </w:tc>
+              </w:tr>
+            </w:tbl>
+            <w:p>
+              <w:pPr>
+                <w:pStyle w:val="CITBody"/>
+              </w:pPr>
+            </w:p>
+          </w:sdtContent>
+        </w:sdt>
+        <w:sdt>
+          <w:sdtPr>
+            <w:alias w:val="New signpost in Policy"/>
+            <w:tag w:val="slot|signpost"/>
+            <w:id w:val="1095"/>
+            <w:lock w:val="sdtLocked"/>
+            <w:showingPlcHdr/>
+          </w:sdtPr>
+          <w:sdtContent>
+            <w:p>
+              <w:pPr>
+                <w:pStyle w:val="CITPlaceholder"/>
               </w:pPr>
               <w:r>
-                <w:t xml:space="preserve">Fiscal and issuance</w:t>
+                <w:t xml:space="preserve">Click here and type a new signpost: its title on the first line, then baseline / upside / downside on the three lines after it.</w:t>
               </w:r>
             </w:p>
           </w:sdtContent>
         </w:sdt>
-        <w:tbl>
-          <w:tblPr>
-            <w:tblStyle w:val="CITTable"/>
-            <w:tblW w:w="9000" w:type="dxa"/>
-          </w:tblPr>
-          <w:tr>
-            <w:tc>
-              <w:tcPr>
-                <w:tcW w:w="3000" w:type="dxa"/>
-              </w:tcPr>
-              <w:p>
-                <w:pPr>
-                  <w:pStyle w:val="CITTableHead"/>
-                </w:pPr>
-                <w:r>
-                  <w:t xml:space="preserve">Baseline</w:t>
-                </w:r>
-              </w:p>
-            </w:tc>
-            <w:tc>
-              <w:tcPr>
-                <w:tcW w:w="3000" w:type="dxa"/>
-              </w:tcPr>
-              <w:p>
-                <w:pPr>
-                  <w:pStyle w:val="CITTableHead"/>
-                </w:pPr>
-                <w:r>
-                  <w:t xml:space="preserve">Upside</w:t>
-                </w:r>
-              </w:p>
-            </w:tc>
-            <w:tc>
-              <w:tcPr>
-                <w:tcW w:w="3000" w:type="dxa"/>
-              </w:tcPr>
-              <w:p>
-                <w:pPr>
-                  <w:pStyle w:val="CITTableHead"/>
-                </w:pPr>
-                <w:r>
-                  <w:t xml:space="preserve">Downside</w:t>
-                </w:r>
-              </w:p>
-            </w:tc>
-          </w:tr>
-          <w:tr>
-            <w:tc>
-              <w:tcPr>
-                <w:tcW w:w="3000" w:type="dxa"/>
-              </w:tcPr>
-              <w:sdt>
-                <w:sdtPr>
-                  <w:alias w:val="baseline"/>
-                  <w:tag w:val="field|baseline"/>
-                  <w:id w:val="1068"/>
-                  <w:lock w:val="sdtLocked"/>
-                </w:sdtPr>
-                <w:sdtContent>
-                  <w:p>
-                    <w:pPr>
-                      <w:pStyle w:val="CITBullet"/>
-                      <w:numPr>
-                        <w:ilvl w:val="0"/>
-                        <w:numId w:val="1"/>
-                      </w:numPr>
-                    </w:pPr>
-                    <w:r>
-                      <w:t xml:space="preserve">Deficit 6-7% of GDP, bills share stays high, no consolidation before 2028; term premium grinds higher</w:t>
-                    </w:r>
-                  </w:p>
-                </w:sdtContent>
-              </w:sdt>
-            </w:tc>
-            <w:tc>
-              <w:tcPr>
-                <w:tcW w:w="3000" w:type="dxa"/>
-              </w:tcPr>
-              <w:sdt>
-                <w:sdtPr>
-                  <w:alias w:val="upside"/>
-                  <w:tag w:val="field|upside"/>
-                  <w:id w:val="1069"/>
-                  <w:lock w:val="sdtLocked"/>
-                </w:sdtPr>
-                <w:sdtContent>
-                  <w:p>
-                    <w:pPr>
-                      <w:pStyle w:val="CITBullet"/>
-                      <w:numPr>
-                        <w:ilvl w:val="0"/>
-                        <w:numId w:val="1"/>
-                      </w:numPr>
-                    </w:pPr>
-                    <w:r>
-                      <w:t xml:space="preserve">Tariff revenue and stronger nominal growth stabilise the debt ratio; Treasury terms out issuance without a term-premium shock</w:t>
-                    </w:r>
-                  </w:p>
-                </w:sdtContent>
-              </w:sdt>
-            </w:tc>
-            <w:tc>
-              <w:tcPr>
-                <w:tcW w:w="3000" w:type="dxa"/>
-              </w:tcPr>
-              <w:sdt>
-                <w:sdtPr>
-                  <w:alias w:val="downside"/>
-                  <w:tag w:val="field|downside"/>
-                  <w:id w:val="1070"/>
-                  <w:lock w:val="sdtLocked"/>
-                </w:sdtPr>
-                <w:sdtContent>
-                  <w:p>
-                    <w:pPr>
-                      <w:pStyle w:val="CITBullet"/>
-                      <w:numPr>
-                        <w:ilvl w:val="0"/>
-                        <w:numId w:val="1"/>
-                      </w:numPr>
-                    </w:pPr>
-                    <w:r>
-                      <w:t xml:space="preserve">A cluster of weak auctions or a political challenge to Fed independence produces a term-premium spike and a disorderly bear-steepening</w:t>
-                    </w:r>
-                  </w:p>
-                </w:sdtContent>
-              </w:sdt>
-            </w:tc>
-          </w:tr>
-        </w:tbl>
+      </w:sdtContent>
+    </w:sdt>
+    <w:sdt>
+      <w:sdtPr>
+        <w:alias w:val="New scenario category"/>
+        <w:tag w:val="slot|cat"/>
+        <w:id w:val="1097"/>
+        <w:lock w:val="sdtLocked"/>
+        <w:showingPlcHdr/>
+      </w:sdtPr>
+      <w:sdtContent>
         <w:p>
           <w:pPr>
-            <w:pStyle w:val="CITBody"/>
+            <w:pStyle w:val="CITPlaceholder"/>
           </w:pPr>
+          <w:r>
+            <w:t xml:space="preserve">Click here and type the name of a new scenario category, then its first signpost.</w:t>
+          </w:r>
         </w:p>
       </w:sdtContent>
     </w:sdt>
@@ -1926,15 +2329,15 @@
         <w:pStyle w:val="CITH1"/>
       </w:pPr>
       <w:r>
-        <w:t xml:space="preserve">Investment implications (read-only)</w:t>
+        <w:t xml:space="preserve">Investment implications</w:t>
       </w:r>
     </w:p>
     <w:sdt>
       <w:sdtPr>
-        <w:alias w:val="Investment implications — set these in the page, not here"/>
+        <w:alias w:val="Set these by clicking in the page, not here"/>
         <w:tag w:val="matrix"/>
-        <w:id w:val="1073"/>
-        <w:lock w:val="contentLocked"/>
+        <w:id w:val="1098"/>
+        <w:lock w:val="sdtContentLocked"/>
       </w:sdtPr>
       <w:sdtContent>
         <w:tbl>
@@ -1942,34 +2345,6 @@
             <w:tblStyle w:val="CITTable"/>
             <w:tblW w:w="9000" w:type="dxa"/>
           </w:tblPr>
-          <w:tr>
-            <w:tc>
-              <w:tcPr>
-                <w:tcW w:w="3000" w:type="dxa"/>
-              </w:tcPr>
-              <w:p>
-                <w:pPr>
-                  <w:pStyle w:val="CITTableHead"/>
-                </w:pPr>
-                <w:r>
-                  <w:t xml:space="preserve">Row</w:t>
-                </w:r>
-              </w:p>
-            </w:tc>
-            <w:tc>
-              <w:tcPr>
-                <w:tcW w:w="6000" w:type="dxa"/>
-              </w:tcPr>
-              <w:p>
-                <w:pPr>
-                  <w:pStyle w:val="CITTableHead"/>
-                </w:pPr>
-                <w:r>
-                  <w:t xml:space="preserve">Arrows</w:t>
-                </w:r>
-              </w:p>
-            </w:tc>
-          </w:tr>
           <w:tr>
             <w:tc>
               <w:tcPr>
@@ -2452,6 +2827,14 @@
     <w:name w:val="CIT Body"/>
     <w:basedOn w:val="Normal"/>
   </w:style>
+  <w:style w:type="paragraph" w:styleId="CITPlaceholder">
+    <w:name w:val="CIT Placeholder"/>
+    <w:basedOn w:val="Normal"/>
+    <w:rPr>
+      <w:i/>
+      <w:color w:val="8A8F96"/>
+    </w:rPr>
+  </w:style>
   <w:style w:type="paragraph" w:styleId="CITTableHead">
     <w:name w:val="CIT Table Head"/>
     <w:basedOn w:val="Normal"/>

--- a/docs/poc/sample-united-states-v2.docx
+++ b/docs/poc/sample-united-states-v2.docx
@@ -28,14 +28,6 @@
         </w:p>
       </w:sdtContent>
     </w:sdt>
-    <w:p>
-      <w:pPr>
-        <w:pStyle w:val="CITH1"/>
-      </w:pPr>
-      <w:r>
-        <w:t xml:space="preserve">Drivers</w:t>
-      </w:r>
-    </w:p>
     <w:sdt>
       <w:sdtPr>
         <w:alias w:val="Regime"/>
@@ -46,7 +38,7 @@
       <w:sdtContent>
         <w:p>
           <w:pPr>
-            <w:pStyle w:val="CITH2"/>
+            <w:pStyle w:val="CITH1"/>
           </w:pPr>
           <w:r>
             <w:t xml:space="preserve">Regime</w:t>
@@ -58,7 +50,7 @@
       <w:sdtPr>
         <w:alias w:val="Trend growth"/>
         <w:tag w:val="sub|drivers/regime/trend-growth"/>
-        <w:id w:val="1009"/>
+        <w:id w:val="1015"/>
         <w:lock w:val="sdtLocked"/>
       </w:sdtPr>
       <w:sdtContent>
@@ -74,7 +66,7 @@
           <w:sdtPr>
             <w:alias w:val="AI capex is now the growth engine, and the concentration risk"/>
             <w:tag w:val="issue|iss-us-tg1"/>
-            <w:id w:val="1004"/>
+            <w:id w:val="1007"/>
             <w:lock w:val="sdtLocked"/>
           </w:sdtPr>
           <w:sdtContent>
@@ -142,13 +134,148 @@
                 </w:p>
               </w:sdtContent>
             </w:sdt>
+            <w:tbl>
+              <w:tblPr>
+                <w:tblStyle w:val="CITTable"/>
+                <w:tblW w:w="9000" w:type="dxa"/>
+              </w:tblPr>
+              <w:tr>
+                <w:tc>
+                  <w:tcPr>
+                    <w:tcW w:w="3000" w:type="dxa"/>
+                  </w:tcPr>
+                  <w:p>
+                    <w:pPr>
+                      <w:pStyle w:val="CITTableHead"/>
+                    </w:pPr>
+                    <w:r>
+                      <w:t xml:space="preserve">Baseline</w:t>
+                    </w:r>
+                  </w:p>
+                </w:tc>
+                <w:tc>
+                  <w:tcPr>
+                    <w:tcW w:w="3000" w:type="dxa"/>
+                  </w:tcPr>
+                  <w:p>
+                    <w:pPr>
+                      <w:pStyle w:val="CITTableHead"/>
+                    </w:pPr>
+                    <w:r>
+                      <w:t xml:space="preserve">Upside</w:t>
+                    </w:r>
+                  </w:p>
+                </w:tc>
+                <w:tc>
+                  <w:tcPr>
+                    <w:tcW w:w="3000" w:type="dxa"/>
+                  </w:tcPr>
+                  <w:p>
+                    <w:pPr>
+                      <w:pStyle w:val="CITTableHead"/>
+                    </w:pPr>
+                    <w:r>
+                      <w:t xml:space="preserve">Downside</w:t>
+                    </w:r>
+                  </w:p>
+                </w:tc>
+              </w:tr>
+              <w:tr>
+                <w:tc>
+                  <w:tcPr>
+                    <w:tcW w:w="3000" w:type="dxa"/>
+                  </w:tcPr>
+                  <w:sdt>
+                    <w:sdtPr>
+                      <w:alias w:val="Baseline"/>
+                      <w:tag w:val="field|baseline"/>
+                      <w:id w:val="1004"/>
+                      <w:lock w:val="sdtLocked"/>
+                    </w:sdtPr>
+                    <w:sdtContent>
+                      <w:p>
+                        <w:pPr>
+                          <w:pStyle w:val="CITBullet"/>
+                          <w:numPr>
+                            <w:ilvl w:val="0"/>
+                            <w:numId w:val="1"/>
+                          </w:numPr>
+                        </w:pPr>
+                        <w:r>
+                          <w:t xml:space="preserve">Data-centre and power investment keeps growing but decelerates; contributes 0.3-0.5pp to growth in 2027 with financing increasingly debt-funded</w:t>
+                        </w:r>
+                      </w:p>
+                    </w:sdtContent>
+                  </w:sdt>
+                </w:tc>
+                <w:tc>
+                  <w:tcPr>
+                    <w:tcW w:w="3000" w:type="dxa"/>
+                  </w:tcPr>
+                  <w:sdt>
+                    <w:sdtPr>
+                      <w:alias w:val="Upside"/>
+                      <w:tag w:val="field|upside"/>
+                      <w:id w:val="1005"/>
+                      <w:lock w:val="sdtLocked"/>
+                    </w:sdtPr>
+                    <w:sdtContent>
+                      <w:p>
+                        <w:pPr>
+                          <w:pStyle w:val="CITBullet"/>
+                          <w:numPr>
+                            <w:ilvl w:val="0"/>
+                            <w:numId w:val="1"/>
+                          </w:numPr>
+                        </w:pPr>
+                        <w:r>
+                          <w:t xml:space="preserve">Investment broadens into the grid, industrial automation and measured productivity; potential growth revised up toward 2.5%</w:t>
+                        </w:r>
+                      </w:p>
+                    </w:sdtContent>
+                  </w:sdt>
+                </w:tc>
+                <w:tc>
+                  <w:tcPr>
+                    <w:tcW w:w="3000" w:type="dxa"/>
+                  </w:tcPr>
+                  <w:sdt>
+                    <w:sdtPr>
+                      <w:alias w:val="Downside"/>
+                      <w:tag w:val="field|downside"/>
+                      <w:id w:val="1006"/>
+                      <w:lock w:val="sdtLocked"/>
+                    </w:sdtPr>
+                    <w:sdtContent>
+                      <w:p>
+                        <w:pPr>
+                          <w:pStyle w:val="CITBullet"/>
+                          <w:numPr>
+                            <w:ilvl w:val="0"/>
+                            <w:numId w:val="1"/>
+                          </w:numPr>
+                        </w:pPr>
+                        <w:r>
+                          <w:t xml:space="preserve">Returns disappoint and private-credit financing tightens; orders are cut, investment subtracts from growth and the credit channel amplifies it</w:t>
+                        </w:r>
+                      </w:p>
+                    </w:sdtContent>
+                  </w:sdt>
+                </w:tc>
+              </w:tr>
+            </w:tbl>
+            <w:p>
+              <w:pPr>
+                <w:pStyle w:val="CITBody"/>
+              </w:pPr>
+            </w:p>
           </w:sdtContent>
         </w:sdt>
         <w:sdt>
           <w:sdtPr>
             <w:alias w:val="Labour supply is the binding constraint"/>
             <w:tag w:val="issue|iss-us-tg2"/>
-            <w:id w:val="1007"/>
+            <w:id w:val="1013"/>
             <w:lock w:val="sdtLocked"/>
           </w:sdtPr>
           <w:sdtContent>
@@ -156,7 +283,7 @@
               <w:sdtPr>
                 <w:alias w:val="Title"/>
                 <w:tag w:val="field|title"/>
-                <w:id w:val="1005"/>
+                <w:id w:val="1008"/>
                 <w:lock w:val="sdtLocked"/>
               </w:sdtPr>
               <w:sdtContent>
@@ -174,7 +301,7 @@
               <w:sdtPr>
                 <w:alias w:val="View"/>
                 <w:tag w:val="field|text"/>
-                <w:id w:val="1006"/>
+                <w:id w:val="1009"/>
                 <w:lock w:val="sdtLocked"/>
               </w:sdtPr>
               <w:sdtContent>
@@ -216,13 +343,139 @@
                 </w:p>
               </w:sdtContent>
             </w:sdt>
+            <w:tbl>
+              <w:tblPr>
+                <w:tblStyle w:val="CITTable"/>
+                <w:tblW w:w="9000" w:type="dxa"/>
+              </w:tblPr>
+              <w:tr>
+                <w:tc>
+                  <w:tcPr>
+                    <w:tcW w:w="3000" w:type="dxa"/>
+                  </w:tcPr>
+                  <w:p>
+                    <w:pPr>
+                      <w:pStyle w:val="CITTableHead"/>
+                    </w:pPr>
+                    <w:r>
+                      <w:t xml:space="preserve">Baseline</w:t>
+                    </w:r>
+                  </w:p>
+                </w:tc>
+                <w:tc>
+                  <w:tcPr>
+                    <w:tcW w:w="3000" w:type="dxa"/>
+                  </w:tcPr>
+                  <w:p>
+                    <w:pPr>
+                      <w:pStyle w:val="CITTableHead"/>
+                    </w:pPr>
+                    <w:r>
+                      <w:t xml:space="preserve">Upside</w:t>
+                    </w:r>
+                  </w:p>
+                </w:tc>
+                <w:tc>
+                  <w:tcPr>
+                    <w:tcW w:w="3000" w:type="dxa"/>
+                  </w:tcPr>
+                  <w:p>
+                    <w:pPr>
+                      <w:pStyle w:val="CITTableHead"/>
+                    </w:pPr>
+                    <w:r>
+                      <w:t xml:space="preserve">Downside</w:t>
+                    </w:r>
+                  </w:p>
+                </w:tc>
+              </w:tr>
+              <w:tr>
+                <w:tc>
+                  <w:tcPr>
+                    <w:tcW w:w="3000" w:type="dxa"/>
+                  </w:tcPr>
+                  <w:sdt>
+                    <w:sdtPr>
+                      <w:alias w:val="Baseline"/>
+                      <w:tag w:val="field|baseline"/>
+                      <w:id w:val="1010"/>
+                      <w:lock w:val="sdtLocked"/>
+                      <w:showingPlcHdr/>
+                    </w:sdtPr>
+                    <w:sdtContent>
+                      <w:p>
+                        <w:pPr>
+                          <w:pStyle w:val="CITPlaceholder"/>
+                        </w:pPr>
+                        <w:r>
+                          <w:t xml:space="preserve">Baseline — what we expect. Leave all three empty if this issue has no signposts.</w:t>
+                        </w:r>
+                      </w:p>
+                    </w:sdtContent>
+                  </w:sdt>
+                </w:tc>
+                <w:tc>
+                  <w:tcPr>
+                    <w:tcW w:w="3000" w:type="dxa"/>
+                  </w:tcPr>
+                  <w:sdt>
+                    <w:sdtPr>
+                      <w:alias w:val="Upside"/>
+                      <w:tag w:val="field|upside"/>
+                      <w:id w:val="1011"/>
+                      <w:lock w:val="sdtLocked"/>
+                      <w:showingPlcHdr/>
+                    </w:sdtPr>
+                    <w:sdtContent>
+                      <w:p>
+                        <w:pPr>
+                          <w:pStyle w:val="CITPlaceholder"/>
+                        </w:pPr>
+                        <w:r>
+                          <w:t xml:space="preserve">Upside — what would make it better.</w:t>
+                        </w:r>
+                      </w:p>
+                    </w:sdtContent>
+                  </w:sdt>
+                </w:tc>
+                <w:tc>
+                  <w:tcPr>
+                    <w:tcW w:w="3000" w:type="dxa"/>
+                  </w:tcPr>
+                  <w:sdt>
+                    <w:sdtPr>
+                      <w:alias w:val="Downside"/>
+                      <w:tag w:val="field|downside"/>
+                      <w:id w:val="1012"/>
+                      <w:lock w:val="sdtLocked"/>
+                      <w:showingPlcHdr/>
+                    </w:sdtPr>
+                    <w:sdtContent>
+                      <w:p>
+                        <w:pPr>
+                          <w:pStyle w:val="CITPlaceholder"/>
+                        </w:pPr>
+                        <w:r>
+                          <w:t xml:space="preserve">Downside — what would make it worse.</w:t>
+                        </w:r>
+                      </w:p>
+                    </w:sdtContent>
+                  </w:sdt>
+                </w:tc>
+              </w:tr>
+            </w:tbl>
+            <w:p>
+              <w:pPr>
+                <w:pStyle w:val="CITBody"/>
+              </w:pPr>
+            </w:p>
           </w:sdtContent>
         </w:sdt>
         <w:sdt>
           <w:sdtPr>
             <w:alias w:val="New issue in Trend growth"/>
             <w:tag w:val="slot|issue"/>
-            <w:id w:val="1008"/>
+            <w:id w:val="1014"/>
             <w:lock w:val="sdtLocked"/>
             <w:showingPlcHdr/>
           </w:sdtPr>
@@ -232,7 +485,7 @@
                 <w:pStyle w:val="CITPlaceholder"/>
               </w:pPr>
               <w:r>
-                <w:t xml:space="preserve">Click here and type a new issue: its title on the first line, then one bullet per line.</w:t>
+                <w:t xml:space="preserve">Click here and type a new issue: its title on the first line, then one bullet per line. To give it signposts, add lines beginning Baseline:, Upside: and Downside:.</w:t>
               </w:r>
             </w:p>
           </w:sdtContent>
@@ -243,7 +496,7 @@
       <w:sdtPr>
         <w:alias w:val="Trend inflation"/>
         <w:tag w:val="sub|drivers/regime/trend-inflation"/>
-        <w:id w:val="1014"/>
+        <w:id w:val="1023"/>
         <w:lock w:val="sdtLocked"/>
       </w:sdtPr>
       <w:sdtContent>
@@ -259,7 +512,7 @@
           <w:sdtPr>
             <w:alias w:val="Oil shock on top of tariff pass-through"/>
             <w:tag w:val="issue|iss-us-ti1"/>
-            <w:id w:val="1012"/>
+            <w:id w:val="1021"/>
             <w:lock w:val="sdtLocked"/>
           </w:sdtPr>
           <w:sdtContent>
@@ -267,7 +520,7 @@
               <w:sdtPr>
                 <w:alias w:val="Title"/>
                 <w:tag w:val="field|title"/>
-                <w:id w:val="1010"/>
+                <w:id w:val="1016"/>
                 <w:lock w:val="sdtLocked"/>
               </w:sdtPr>
               <w:sdtContent>
@@ -285,7 +538,7 @@
               <w:sdtPr>
                 <w:alias w:val="View"/>
                 <w:tag w:val="field|text"/>
-                <w:id w:val="1011"/>
+                <w:id w:val="1017"/>
                 <w:lock w:val="sdtLocked"/>
               </w:sdtPr>
               <w:sdtContent>
@@ -327,13 +580,148 @@
                 </w:p>
               </w:sdtContent>
             </w:sdt>
+            <w:tbl>
+              <w:tblPr>
+                <w:tblStyle w:val="CITTable"/>
+                <w:tblW w:w="9000" w:type="dxa"/>
+              </w:tblPr>
+              <w:tr>
+                <w:tc>
+                  <w:tcPr>
+                    <w:tcW w:w="3000" w:type="dxa"/>
+                  </w:tcPr>
+                  <w:p>
+                    <w:pPr>
+                      <w:pStyle w:val="CITTableHead"/>
+                    </w:pPr>
+                    <w:r>
+                      <w:t xml:space="preserve">Baseline</w:t>
+                    </w:r>
+                  </w:p>
+                </w:tc>
+                <w:tc>
+                  <w:tcPr>
+                    <w:tcW w:w="3000" w:type="dxa"/>
+                  </w:tcPr>
+                  <w:p>
+                    <w:pPr>
+                      <w:pStyle w:val="CITTableHead"/>
+                    </w:pPr>
+                    <w:r>
+                      <w:t xml:space="preserve">Upside</w:t>
+                    </w:r>
+                  </w:p>
+                </w:tc>
+                <w:tc>
+                  <w:tcPr>
+                    <w:tcW w:w="3000" w:type="dxa"/>
+                  </w:tcPr>
+                  <w:p>
+                    <w:pPr>
+                      <w:pStyle w:val="CITTableHead"/>
+                    </w:pPr>
+                    <w:r>
+                      <w:t xml:space="preserve">Downside</w:t>
+                    </w:r>
+                  </w:p>
+                </w:tc>
+              </w:tr>
+              <w:tr>
+                <w:tc>
+                  <w:tcPr>
+                    <w:tcW w:w="3000" w:type="dxa"/>
+                  </w:tcPr>
+                  <w:sdt>
+                    <w:sdtPr>
+                      <w:alias w:val="Baseline"/>
+                      <w:tag w:val="field|baseline"/>
+                      <w:id w:val="1018"/>
+                      <w:lock w:val="sdtLocked"/>
+                    </w:sdtPr>
+                    <w:sdtContent>
+                      <w:p>
+                        <w:pPr>
+                          <w:pStyle w:val="CITBullet"/>
+                          <w:numPr>
+                            <w:ilvl w:val="0"/>
+                            <w:numId w:val="1"/>
+                          </w:numPr>
+                        </w:pPr>
+                        <w:r>
+                          <w:t xml:space="preserve">Headline CPI drifts from 3.4% toward 2.8% by mid-2027 as the energy contribution fades; core stays 2.3-2.6%</w:t>
+                        </w:r>
+                      </w:p>
+                    </w:sdtContent>
+                  </w:sdt>
+                </w:tc>
+                <w:tc>
+                  <w:tcPr>
+                    <w:tcW w:w="3000" w:type="dxa"/>
+                  </w:tcPr>
+                  <w:sdt>
+                    <w:sdtPr>
+                      <w:alias w:val="Upside"/>
+                      <w:tag w:val="field|upside"/>
+                      <w:id w:val="1019"/>
+                      <w:lock w:val="sdtLocked"/>
+                    </w:sdtPr>
+                    <w:sdtContent>
+                      <w:p>
+                        <w:pPr>
+                          <w:pStyle w:val="CITBullet"/>
+                          <w:numPr>
+                            <w:ilvl w:val="0"/>
+                            <w:numId w:val="1"/>
+                          </w:numPr>
+                        </w:pPr>
+                        <w:r>
+                          <w:t xml:space="preserve">Energy normalises quickly and shelter disinflation brings headline to 2.3% by end-2027; expectations re-anchor</w:t>
+                        </w:r>
+                      </w:p>
+                    </w:sdtContent>
+                  </w:sdt>
+                </w:tc>
+                <w:tc>
+                  <w:tcPr>
+                    <w:tcW w:w="3000" w:type="dxa"/>
+                  </w:tcPr>
+                  <w:sdt>
+                    <w:sdtPr>
+                      <w:alias w:val="Downside"/>
+                      <w:tag w:val="field|downside"/>
+                      <w:id w:val="1020"/>
+                      <w:lock w:val="sdtLocked"/>
+                    </w:sdtPr>
+                    <w:sdtContent>
+                      <w:p>
+                        <w:pPr>
+                          <w:pStyle w:val="CITBullet"/>
+                          <w:numPr>
+                            <w:ilvl w:val="0"/>
+                            <w:numId w:val="1"/>
+                          </w:numPr>
+                        </w:pPr>
+                        <w:r>
+                          <w:t xml:space="preserve">Second-round effects from energy and a weaker dollar push core back above 3%; short-horizon expectations unanchor and the Fed is forced into a real tightening cycle</w:t>
+                        </w:r>
+                      </w:p>
+                    </w:sdtContent>
+                  </w:sdt>
+                </w:tc>
+              </w:tr>
+            </w:tbl>
+            <w:p>
+              <w:pPr>
+                <w:pStyle w:val="CITBody"/>
+              </w:pPr>
+            </w:p>
           </w:sdtContent>
         </w:sdt>
         <w:sdt>
           <w:sdtPr>
             <w:alias w:val="New issue in Trend inflation"/>
             <w:tag w:val="slot|issue"/>
-            <w:id w:val="1013"/>
+            <w:id w:val="1022"/>
             <w:lock w:val="sdtLocked"/>
             <w:showingPlcHdr/>
           </w:sdtPr>
@@ -343,7 +731,7 @@
                 <w:pStyle w:val="CITPlaceholder"/>
               </w:pPr>
               <w:r>
-                <w:t xml:space="preserve">Click here and type a new issue: its title on the first line, then one bullet per line.</w:t>
+                <w:t xml:space="preserve">Click here and type a new issue: its title on the first line, then one bullet per line. To give it signposts, add lines beginning Baseline:, Upside: and Downside:.</w:t>
               </w:r>
             </w:p>
           </w:sdtContent>
@@ -354,7 +742,7 @@
       <w:sdtPr>
         <w:alias w:val="New subsection under Regime"/>
         <w:tag w:val="slot|sub|regime"/>
-        <w:id w:val="1015"/>
+        <w:id w:val="1024"/>
         <w:lock w:val="sdtLocked"/>
         <w:showingPlcHdr/>
       </w:sdtPr>
@@ -373,13 +761,13 @@
       <w:sdtPr>
         <w:alias w:val="Policy"/>
         <w:tag w:val="group|policy"/>
-        <w:id w:val="1016"/>
+        <w:id w:val="1025"/>
         <w:lock w:val="sdtContentLocked"/>
       </w:sdtPr>
       <w:sdtContent>
         <w:p>
           <w:pPr>
-            <w:pStyle w:val="CITH2"/>
+            <w:pStyle w:val="CITH1"/>
           </w:pPr>
           <w:r>
             <w:t xml:space="preserve">Policy</w:t>
@@ -391,7 +779,7 @@
       <w:sdtPr>
         <w:alias w:val="Monetary"/>
         <w:tag w:val="sub|drivers/policy/monetary"/>
-        <w:id w:val="1024"/>
+        <w:id w:val="1039"/>
         <w:lock w:val="sdtLocked"/>
       </w:sdtPr>
       <w:sdtContent>
@@ -407,7 +795,7 @@
           <w:sdtPr>
             <w:alias w:val="Warsh Fed facing a hike into a slowing economy"/>
             <w:tag w:val="issue|iss-us-mo1"/>
-            <w:id w:val="1019"/>
+            <w:id w:val="1031"/>
             <w:lock w:val="sdtLocked"/>
           </w:sdtPr>
           <w:sdtContent>
@@ -415,7 +803,7 @@
               <w:sdtPr>
                 <w:alias w:val="Title"/>
                 <w:tag w:val="field|title"/>
-                <w:id w:val="1017"/>
+                <w:id w:val="1026"/>
                 <w:lock w:val="sdtLocked"/>
               </w:sdtPr>
               <w:sdtContent>
@@ -433,7 +821,7 @@
               <w:sdtPr>
                 <w:alias w:val="View"/>
                 <w:tag w:val="field|text"/>
-                <w:id w:val="1018"/>
+                <w:id w:val="1027"/>
                 <w:lock w:val="sdtLocked"/>
               </w:sdtPr>
               <w:sdtContent>
@@ -475,13 +863,148 @@
                 </w:p>
               </w:sdtContent>
             </w:sdt>
+            <w:tbl>
+              <w:tblPr>
+                <w:tblStyle w:val="CITTable"/>
+                <w:tblW w:w="9000" w:type="dxa"/>
+              </w:tblPr>
+              <w:tr>
+                <w:tc>
+                  <w:tcPr>
+                    <w:tcW w:w="3000" w:type="dxa"/>
+                  </w:tcPr>
+                  <w:p>
+                    <w:pPr>
+                      <w:pStyle w:val="CITTableHead"/>
+                    </w:pPr>
+                    <w:r>
+                      <w:t xml:space="preserve">Baseline</w:t>
+                    </w:r>
+                  </w:p>
+                </w:tc>
+                <w:tc>
+                  <w:tcPr>
+                    <w:tcW w:w="3000" w:type="dxa"/>
+                  </w:tcPr>
+                  <w:p>
+                    <w:pPr>
+                      <w:pStyle w:val="CITTableHead"/>
+                    </w:pPr>
+                    <w:r>
+                      <w:t xml:space="preserve">Upside</w:t>
+                    </w:r>
+                  </w:p>
+                </w:tc>
+                <w:tc>
+                  <w:tcPr>
+                    <w:tcW w:w="3000" w:type="dxa"/>
+                  </w:tcPr>
+                  <w:p>
+                    <w:pPr>
+                      <w:pStyle w:val="CITTableHead"/>
+                    </w:pPr>
+                    <w:r>
+                      <w:t xml:space="preserve">Downside</w:t>
+                    </w:r>
+                  </w:p>
+                </w:tc>
+              </w:tr>
+              <w:tr>
+                <w:tc>
+                  <w:tcPr>
+                    <w:tcW w:w="3000" w:type="dxa"/>
+                  </w:tcPr>
+                  <w:sdt>
+                    <w:sdtPr>
+                      <w:alias w:val="Baseline"/>
+                      <w:tag w:val="field|baseline"/>
+                      <w:id w:val="1028"/>
+                      <w:lock w:val="sdtLocked"/>
+                    </w:sdtPr>
+                    <w:sdtContent>
+                      <w:p>
+                        <w:pPr>
+                          <w:pStyle w:val="CITBullet"/>
+                          <w:numPr>
+                            <w:ilvl w:val="0"/>
+                            <w:numId w:val="1"/>
+                          </w:numPr>
+                        </w:pPr>
+                        <w:r>
+                          <w:t xml:space="preserve">One or two insurance hikes to 4.00%, then an extended hold while the committee watches the labour market; cuts return only in 2H27</w:t>
+                        </w:r>
+                      </w:p>
+                    </w:sdtContent>
+                  </w:sdt>
+                </w:tc>
+                <w:tc>
+                  <w:tcPr>
+                    <w:tcW w:w="3000" w:type="dxa"/>
+                  </w:tcPr>
+                  <w:sdt>
+                    <w:sdtPr>
+                      <w:alias w:val="Upside"/>
+                      <w:tag w:val="field|upside"/>
+                      <w:id w:val="1029"/>
+                      <w:lock w:val="sdtLocked"/>
+                    </w:sdtPr>
+                    <w:sdtContent>
+                      <w:p>
+                        <w:pPr>
+                          <w:pStyle w:val="CITBullet"/>
+                          <w:numPr>
+                            <w:ilvl w:val="0"/>
+                            <w:numId w:val="1"/>
+                          </w:numPr>
+                        </w:pPr>
+                        <w:r>
+                          <w:t xml:space="preserve">Energy relief lets the Fed stay on hold and resume cutting toward 3% in 2027; the curve bull-steepens in an orderly way</w:t>
+                        </w:r>
+                      </w:p>
+                    </w:sdtContent>
+                  </w:sdt>
+                </w:tc>
+                <w:tc>
+                  <w:tcPr>
+                    <w:tcW w:w="3000" w:type="dxa"/>
+                  </w:tcPr>
+                  <w:sdt>
+                    <w:sdtPr>
+                      <w:alias w:val="Downside"/>
+                      <w:tag w:val="field|downside"/>
+                      <w:id w:val="1030"/>
+                      <w:lock w:val="sdtLocked"/>
+                    </w:sdtPr>
+                    <w:sdtContent>
+                      <w:p>
+                        <w:pPr>
+                          <w:pStyle w:val="CITBullet"/>
+                          <w:numPr>
+                            <w:ilvl w:val="0"/>
+                            <w:numId w:val="1"/>
+                          </w:numPr>
+                        </w:pPr>
+                        <w:r>
+                          <w:t xml:space="preserve">Either a full hiking cycle toward 4.5-5% into a stagflationary economy, or a growth shock forcing rapid cuts below 2.5%; both damage risk assets and the credibility of the reaction function</w:t>
+                        </w:r>
+                      </w:p>
+                    </w:sdtContent>
+                  </w:sdt>
+                </w:tc>
+              </w:tr>
+            </w:tbl>
+            <w:p>
+              <w:pPr>
+                <w:pStyle w:val="CITBody"/>
+              </w:pPr>
+            </w:p>
           </w:sdtContent>
         </w:sdt>
         <w:sdt>
           <w:sdtPr>
             <w:alias w:val="Independence and the reaction function"/>
             <w:tag w:val="issue|iss-us-mo2"/>
-            <w:id w:val="1022"/>
+            <w:id w:val="1037"/>
             <w:lock w:val="sdtLocked"/>
           </w:sdtPr>
           <w:sdtContent>
@@ -489,7 +1012,7 @@
               <w:sdtPr>
                 <w:alias w:val="Title"/>
                 <w:tag w:val="field|title"/>
-                <w:id w:val="1020"/>
+                <w:id w:val="1032"/>
                 <w:lock w:val="sdtLocked"/>
               </w:sdtPr>
               <w:sdtContent>
@@ -507,7 +1030,7 @@
               <w:sdtPr>
                 <w:alias w:val="View"/>
                 <w:tag w:val="field|text"/>
-                <w:id w:val="1021"/>
+                <w:id w:val="1033"/>
                 <w:lock w:val="sdtLocked"/>
               </w:sdtPr>
               <w:sdtContent>
@@ -537,13 +1060,139 @@
                 </w:p>
               </w:sdtContent>
             </w:sdt>
+            <w:tbl>
+              <w:tblPr>
+                <w:tblStyle w:val="CITTable"/>
+                <w:tblW w:w="9000" w:type="dxa"/>
+              </w:tblPr>
+              <w:tr>
+                <w:tc>
+                  <w:tcPr>
+                    <w:tcW w:w="3000" w:type="dxa"/>
+                  </w:tcPr>
+                  <w:p>
+                    <w:pPr>
+                      <w:pStyle w:val="CITTableHead"/>
+                    </w:pPr>
+                    <w:r>
+                      <w:t xml:space="preserve">Baseline</w:t>
+                    </w:r>
+                  </w:p>
+                </w:tc>
+                <w:tc>
+                  <w:tcPr>
+                    <w:tcW w:w="3000" w:type="dxa"/>
+                  </w:tcPr>
+                  <w:p>
+                    <w:pPr>
+                      <w:pStyle w:val="CITTableHead"/>
+                    </w:pPr>
+                    <w:r>
+                      <w:t xml:space="preserve">Upside</w:t>
+                    </w:r>
+                  </w:p>
+                </w:tc>
+                <w:tc>
+                  <w:tcPr>
+                    <w:tcW w:w="3000" w:type="dxa"/>
+                  </w:tcPr>
+                  <w:p>
+                    <w:pPr>
+                      <w:pStyle w:val="CITTableHead"/>
+                    </w:pPr>
+                    <w:r>
+                      <w:t xml:space="preserve">Downside</w:t>
+                    </w:r>
+                  </w:p>
+                </w:tc>
+              </w:tr>
+              <w:tr>
+                <w:tc>
+                  <w:tcPr>
+                    <w:tcW w:w="3000" w:type="dxa"/>
+                  </w:tcPr>
+                  <w:sdt>
+                    <w:sdtPr>
+                      <w:alias w:val="Baseline"/>
+                      <w:tag w:val="field|baseline"/>
+                      <w:id w:val="1034"/>
+                      <w:lock w:val="sdtLocked"/>
+                      <w:showingPlcHdr/>
+                    </w:sdtPr>
+                    <w:sdtContent>
+                      <w:p>
+                        <w:pPr>
+                          <w:pStyle w:val="CITPlaceholder"/>
+                        </w:pPr>
+                        <w:r>
+                          <w:t xml:space="preserve">Baseline — what we expect. Leave all three empty if this issue has no signposts.</w:t>
+                        </w:r>
+                      </w:p>
+                    </w:sdtContent>
+                  </w:sdt>
+                </w:tc>
+                <w:tc>
+                  <w:tcPr>
+                    <w:tcW w:w="3000" w:type="dxa"/>
+                  </w:tcPr>
+                  <w:sdt>
+                    <w:sdtPr>
+                      <w:alias w:val="Upside"/>
+                      <w:tag w:val="field|upside"/>
+                      <w:id w:val="1035"/>
+                      <w:lock w:val="sdtLocked"/>
+                      <w:showingPlcHdr/>
+                    </w:sdtPr>
+                    <w:sdtContent>
+                      <w:p>
+                        <w:pPr>
+                          <w:pStyle w:val="CITPlaceholder"/>
+                        </w:pPr>
+                        <w:r>
+                          <w:t xml:space="preserve">Upside — what would make it better.</w:t>
+                        </w:r>
+                      </w:p>
+                    </w:sdtContent>
+                  </w:sdt>
+                </w:tc>
+                <w:tc>
+                  <w:tcPr>
+                    <w:tcW w:w="3000" w:type="dxa"/>
+                  </w:tcPr>
+                  <w:sdt>
+                    <w:sdtPr>
+                      <w:alias w:val="Downside"/>
+                      <w:tag w:val="field|downside"/>
+                      <w:id w:val="1036"/>
+                      <w:lock w:val="sdtLocked"/>
+                      <w:showingPlcHdr/>
+                    </w:sdtPr>
+                    <w:sdtContent>
+                      <w:p>
+                        <w:pPr>
+                          <w:pStyle w:val="CITPlaceholder"/>
+                        </w:pPr>
+                        <w:r>
+                          <w:t xml:space="preserve">Downside — what would make it worse.</w:t>
+                        </w:r>
+                      </w:p>
+                    </w:sdtContent>
+                  </w:sdt>
+                </w:tc>
+              </w:tr>
+            </w:tbl>
+            <w:p>
+              <w:pPr>
+                <w:pStyle w:val="CITBody"/>
+              </w:pPr>
+            </w:p>
           </w:sdtContent>
         </w:sdt>
         <w:sdt>
           <w:sdtPr>
             <w:alias w:val="New issue in Monetary"/>
             <w:tag w:val="slot|issue"/>
-            <w:id w:val="1023"/>
+            <w:id w:val="1038"/>
             <w:lock w:val="sdtLocked"/>
             <w:showingPlcHdr/>
           </w:sdtPr>
@@ -553,7 +1202,7 @@
                 <w:pStyle w:val="CITPlaceholder"/>
               </w:pPr>
               <w:r>
-                <w:t xml:space="preserve">Click here and type a new issue: its title on the first line, then one bullet per line.</w:t>
+                <w:t xml:space="preserve">Click here and type a new issue: its title on the first line, then one bullet per line. To give it signposts, add lines beginning Baseline:, Upside: and Downside:.</w:t>
               </w:r>
             </w:p>
           </w:sdtContent>
@@ -564,7 +1213,7 @@
       <w:sdtPr>
         <w:alias w:val="Fiscal"/>
         <w:tag w:val="sub|drivers/policy/fiscal"/>
-        <w:id w:val="1029"/>
+        <w:id w:val="1047"/>
         <w:lock w:val="sdtLocked"/>
       </w:sdtPr>
       <w:sdtContent>
@@ -580,7 +1229,7 @@
           <w:sdtPr>
             <w:alias w:val="Deficit near 6-7% of GDP and losing its tariff crutch"/>
             <w:tag w:val="issue|iss-us-fi1"/>
-            <w:id w:val="1027"/>
+            <w:id w:val="1045"/>
             <w:lock w:val="sdtLocked"/>
           </w:sdtPr>
           <w:sdtContent>
@@ -588,7 +1237,7 @@
               <w:sdtPr>
                 <w:alias w:val="Title"/>
                 <w:tag w:val="field|title"/>
-                <w:id w:val="1025"/>
+                <w:id w:val="1040"/>
                 <w:lock w:val="sdtLocked"/>
               </w:sdtPr>
               <w:sdtContent>
@@ -606,7 +1255,7 @@
               <w:sdtPr>
                 <w:alias w:val="View"/>
                 <w:tag w:val="field|text"/>
-                <w:id w:val="1026"/>
+                <w:id w:val="1041"/>
                 <w:lock w:val="sdtLocked"/>
               </w:sdtPr>
               <w:sdtContent>
@@ -648,13 +1297,148 @@
                 </w:p>
               </w:sdtContent>
             </w:sdt>
+            <w:tbl>
+              <w:tblPr>
+                <w:tblStyle w:val="CITTable"/>
+                <w:tblW w:w="9000" w:type="dxa"/>
+              </w:tblPr>
+              <w:tr>
+                <w:tc>
+                  <w:tcPr>
+                    <w:tcW w:w="3000" w:type="dxa"/>
+                  </w:tcPr>
+                  <w:p>
+                    <w:pPr>
+                      <w:pStyle w:val="CITTableHead"/>
+                    </w:pPr>
+                    <w:r>
+                      <w:t xml:space="preserve">Baseline</w:t>
+                    </w:r>
+                  </w:p>
+                </w:tc>
+                <w:tc>
+                  <w:tcPr>
+                    <w:tcW w:w="3000" w:type="dxa"/>
+                  </w:tcPr>
+                  <w:p>
+                    <w:pPr>
+                      <w:pStyle w:val="CITTableHead"/>
+                    </w:pPr>
+                    <w:r>
+                      <w:t xml:space="preserve">Upside</w:t>
+                    </w:r>
+                  </w:p>
+                </w:tc>
+                <w:tc>
+                  <w:tcPr>
+                    <w:tcW w:w="3000" w:type="dxa"/>
+                  </w:tcPr>
+                  <w:p>
+                    <w:pPr>
+                      <w:pStyle w:val="CITTableHead"/>
+                    </w:pPr>
+                    <w:r>
+                      <w:t xml:space="preserve">Downside</w:t>
+                    </w:r>
+                  </w:p>
+                </w:tc>
+              </w:tr>
+              <w:tr>
+                <w:tc>
+                  <w:tcPr>
+                    <w:tcW w:w="3000" w:type="dxa"/>
+                  </w:tcPr>
+                  <w:sdt>
+                    <w:sdtPr>
+                      <w:alias w:val="Baseline"/>
+                      <w:tag w:val="field|baseline"/>
+                      <w:id w:val="1042"/>
+                      <w:lock w:val="sdtLocked"/>
+                    </w:sdtPr>
+                    <w:sdtContent>
+                      <w:p>
+                        <w:pPr>
+                          <w:pStyle w:val="CITBullet"/>
+                          <w:numPr>
+                            <w:ilvl w:val="0"/>
+                            <w:numId w:val="1"/>
+                          </w:numPr>
+                        </w:pPr>
+                        <w:r>
+                          <w:t xml:space="preserve">Deficit 6-7% of GDP, bills share stays high, no consolidation before 2028; term premium grinds higher</w:t>
+                        </w:r>
+                      </w:p>
+                    </w:sdtContent>
+                  </w:sdt>
+                </w:tc>
+                <w:tc>
+                  <w:tcPr>
+                    <w:tcW w:w="3000" w:type="dxa"/>
+                  </w:tcPr>
+                  <w:sdt>
+                    <w:sdtPr>
+                      <w:alias w:val="Upside"/>
+                      <w:tag w:val="field|upside"/>
+                      <w:id w:val="1043"/>
+                      <w:lock w:val="sdtLocked"/>
+                    </w:sdtPr>
+                    <w:sdtContent>
+                      <w:p>
+                        <w:pPr>
+                          <w:pStyle w:val="CITBullet"/>
+                          <w:numPr>
+                            <w:ilvl w:val="0"/>
+                            <w:numId w:val="1"/>
+                          </w:numPr>
+                        </w:pPr>
+                        <w:r>
+                          <w:t xml:space="preserve">Tariff revenue and stronger nominal growth stabilise the debt ratio; Treasury terms out issuance without a term-premium shock</w:t>
+                        </w:r>
+                      </w:p>
+                    </w:sdtContent>
+                  </w:sdt>
+                </w:tc>
+                <w:tc>
+                  <w:tcPr>
+                    <w:tcW w:w="3000" w:type="dxa"/>
+                  </w:tcPr>
+                  <w:sdt>
+                    <w:sdtPr>
+                      <w:alias w:val="Downside"/>
+                      <w:tag w:val="field|downside"/>
+                      <w:id w:val="1044"/>
+                      <w:lock w:val="sdtLocked"/>
+                    </w:sdtPr>
+                    <w:sdtContent>
+                      <w:p>
+                        <w:pPr>
+                          <w:pStyle w:val="CITBullet"/>
+                          <w:numPr>
+                            <w:ilvl w:val="0"/>
+                            <w:numId w:val="1"/>
+                          </w:numPr>
+                        </w:pPr>
+                        <w:r>
+                          <w:t xml:space="preserve">A cluster of weak auctions or a political challenge to Fed independence produces a term-premium spike and a disorderly bear-steepening</w:t>
+                        </w:r>
+                      </w:p>
+                    </w:sdtContent>
+                  </w:sdt>
+                </w:tc>
+              </w:tr>
+            </w:tbl>
+            <w:p>
+              <w:pPr>
+                <w:pStyle w:val="CITBody"/>
+              </w:pPr>
+            </w:p>
           </w:sdtContent>
         </w:sdt>
         <w:sdt>
           <w:sdtPr>
             <w:alias w:val="New issue in Fiscal"/>
             <w:tag w:val="slot|issue"/>
-            <w:id w:val="1028"/>
+            <w:id w:val="1046"/>
             <w:lock w:val="sdtLocked"/>
             <w:showingPlcHdr/>
           </w:sdtPr>
@@ -664,7 +1448,7 @@
                 <w:pStyle w:val="CITPlaceholder"/>
               </w:pPr>
               <w:r>
-                <w:t xml:space="preserve">Click here and type a new issue: its title on the first line, then one bullet per line.</w:t>
+                <w:t xml:space="preserve">Click here and type a new issue: its title on the first line, then one bullet per line. To give it signposts, add lines beginning Baseline:, Upside: and Downside:.</w:t>
               </w:r>
             </w:p>
           </w:sdtContent>
@@ -675,7 +1459,7 @@
       <w:sdtPr>
         <w:alias w:val="New subsection under Policy"/>
         <w:tag w:val="slot|sub|policy"/>
-        <w:id w:val="1030"/>
+        <w:id w:val="1048"/>
         <w:lock w:val="sdtLocked"/>
         <w:showingPlcHdr/>
       </w:sdtPr>
@@ -694,13 +1478,13 @@
       <w:sdtPr>
         <w:alias w:val="Imbalances"/>
         <w:tag w:val="group|imbalances"/>
-        <w:id w:val="1031"/>
+        <w:id w:val="1049"/>
         <w:lock w:val="sdtContentLocked"/>
       </w:sdtPr>
       <w:sdtContent>
         <w:p>
           <w:pPr>
-            <w:pStyle w:val="CITH2"/>
+            <w:pStyle w:val="CITH1"/>
           </w:pPr>
           <w:r>
             <w:t xml:space="preserve">Imbalances</w:t>
@@ -712,7 +1496,7 @@
       <w:sdtPr>
         <w:alias w:val="Domestic"/>
         <w:tag w:val="sub|drivers/imbalances/domestic"/>
-        <w:id w:val="1039"/>
+        <w:id w:val="1063"/>
         <w:lock w:val="sdtLocked"/>
       </w:sdtPr>
       <w:sdtContent>
@@ -728,7 +1512,7 @@
           <w:sdtPr>
             <w:alias w:val="Two-speed households"/>
             <w:tag w:val="issue|iss-us-do1"/>
-            <w:id w:val="1034"/>
+            <w:id w:val="1055"/>
             <w:lock w:val="sdtLocked"/>
           </w:sdtPr>
           <w:sdtContent>
@@ -736,7 +1520,7 @@
               <w:sdtPr>
                 <w:alias w:val="Title"/>
                 <w:tag w:val="field|title"/>
-                <w:id w:val="1032"/>
+                <w:id w:val="1050"/>
                 <w:lock w:val="sdtLocked"/>
               </w:sdtPr>
               <w:sdtContent>
@@ -754,7 +1538,7 @@
               <w:sdtPr>
                 <w:alias w:val="View"/>
                 <w:tag w:val="field|text"/>
-                <w:id w:val="1033"/>
+                <w:id w:val="1051"/>
                 <w:lock w:val="sdtLocked"/>
               </w:sdtPr>
               <w:sdtContent>
@@ -784,13 +1568,148 @@
                 </w:p>
               </w:sdtContent>
             </w:sdt>
+            <w:tbl>
+              <w:tblPr>
+                <w:tblStyle w:val="CITTable"/>
+                <w:tblW w:w="9000" w:type="dxa"/>
+              </w:tblPr>
+              <w:tr>
+                <w:tc>
+                  <w:tcPr>
+                    <w:tcW w:w="3000" w:type="dxa"/>
+                  </w:tcPr>
+                  <w:p>
+                    <w:pPr>
+                      <w:pStyle w:val="CITTableHead"/>
+                    </w:pPr>
+                    <w:r>
+                      <w:t xml:space="preserve">Baseline</w:t>
+                    </w:r>
+                  </w:p>
+                </w:tc>
+                <w:tc>
+                  <w:tcPr>
+                    <w:tcW w:w="3000" w:type="dxa"/>
+                  </w:tcPr>
+                  <w:p>
+                    <w:pPr>
+                      <w:pStyle w:val="CITTableHead"/>
+                    </w:pPr>
+                    <w:r>
+                      <w:t xml:space="preserve">Upside</w:t>
+                    </w:r>
+                  </w:p>
+                </w:tc>
+                <w:tc>
+                  <w:tcPr>
+                    <w:tcW w:w="3000" w:type="dxa"/>
+                  </w:tcPr>
+                  <w:p>
+                    <w:pPr>
+                      <w:pStyle w:val="CITTableHead"/>
+                    </w:pPr>
+                    <w:r>
+                      <w:t xml:space="preserve">Downside</w:t>
+                    </w:r>
+                  </w:p>
+                </w:tc>
+              </w:tr>
+              <w:tr>
+                <w:tc>
+                  <w:tcPr>
+                    <w:tcW w:w="3000" w:type="dxa"/>
+                  </w:tcPr>
+                  <w:sdt>
+                    <w:sdtPr>
+                      <w:alias w:val="Baseline"/>
+                      <w:tag w:val="field|baseline"/>
+                      <w:id w:val="1052"/>
+                      <w:lock w:val="sdtLocked"/>
+                    </w:sdtPr>
+                    <w:sdtContent>
+                      <w:p>
+                        <w:pPr>
+                          <w:pStyle w:val="CITBullet"/>
+                          <w:numPr>
+                            <w:ilvl w:val="0"/>
+                            <w:numId w:val="1"/>
+                          </w:numPr>
+                        </w:pPr>
+                        <w:r>
+                          <w:t xml:space="preserve">Real consumption slows to 1-1.5% as real incomes stagnate; wealth effects and fiscal support prevent a contraction</w:t>
+                        </w:r>
+                      </w:p>
+                    </w:sdtContent>
+                  </w:sdt>
+                </w:tc>
+                <w:tc>
+                  <w:tcPr>
+                    <w:tcW w:w="3000" w:type="dxa"/>
+                  </w:tcPr>
+                  <w:sdt>
+                    <w:sdtPr>
+                      <w:alias w:val="Upside"/>
+                      <w:tag w:val="field|upside"/>
+                      <w:id w:val="1053"/>
+                      <w:lock w:val="sdtLocked"/>
+                    </w:sdtPr>
+                    <w:sdtContent>
+                      <w:p>
+                        <w:pPr>
+                          <w:pStyle w:val="CITBullet"/>
+                          <w:numPr>
+                            <w:ilvl w:val="0"/>
+                            <w:numId w:val="1"/>
+                          </w:numPr>
+                        </w:pPr>
+                        <w:r>
+                          <w:t xml:space="preserve">Hormuz reopens durably, gasoline falls back below $3.50 and real wages turn positive; consumption re-accelerates above 2%</w:t>
+                        </w:r>
+                      </w:p>
+                    </w:sdtContent>
+                  </w:sdt>
+                </w:tc>
+                <w:tc>
+                  <w:tcPr>
+                    <w:tcW w:w="3000" w:type="dxa"/>
+                  </w:tcPr>
+                  <w:sdt>
+                    <w:sdtPr>
+                      <w:alias w:val="Downside"/>
+                      <w:tag w:val="field|downside"/>
+                      <w:id w:val="1054"/>
+                      <w:lock w:val="sdtLocked"/>
+                    </w:sdtPr>
+                    <w:sdtContent>
+                      <w:p>
+                        <w:pPr>
+                          <w:pStyle w:val="CITBullet"/>
+                          <w:numPr>
+                            <w:ilvl w:val="0"/>
+                            <w:numId w:val="1"/>
+                          </w:numPr>
+                        </w:pPr>
+                        <w:r>
+                          <w:t xml:space="preserve">Oil stays above $100 into 2027 and equities correct 15-20%; high-income spending stops and unemployment rises past 5%</w:t>
+                        </w:r>
+                      </w:p>
+                    </w:sdtContent>
+                  </w:sdt>
+                </w:tc>
+              </w:tr>
+            </w:tbl>
+            <w:p>
+              <w:pPr>
+                <w:pStyle w:val="CITBody"/>
+              </w:pPr>
+            </w:p>
           </w:sdtContent>
         </w:sdt>
         <w:sdt>
           <w:sdtPr>
             <w:alias w:val="Corporate margins under a cost squeeze"/>
             <w:tag w:val="issue|iss-us-do2"/>
-            <w:id w:val="1037"/>
+            <w:id w:val="1061"/>
             <w:lock w:val="sdtLocked"/>
           </w:sdtPr>
           <w:sdtContent>
@@ -798,7 +1717,7 @@
               <w:sdtPr>
                 <w:alias w:val="Title"/>
                 <w:tag w:val="field|title"/>
-                <w:id w:val="1035"/>
+                <w:id w:val="1056"/>
                 <w:lock w:val="sdtLocked"/>
               </w:sdtPr>
               <w:sdtContent>
@@ -816,7 +1735,7 @@
               <w:sdtPr>
                 <w:alias w:val="View"/>
                 <w:tag w:val="field|text"/>
-                <w:id w:val="1036"/>
+                <w:id w:val="1057"/>
                 <w:lock w:val="sdtLocked"/>
               </w:sdtPr>
               <w:sdtContent>
@@ -834,13 +1753,139 @@
                 </w:p>
               </w:sdtContent>
             </w:sdt>
+            <w:tbl>
+              <w:tblPr>
+                <w:tblStyle w:val="CITTable"/>
+                <w:tblW w:w="9000" w:type="dxa"/>
+              </w:tblPr>
+              <w:tr>
+                <w:tc>
+                  <w:tcPr>
+                    <w:tcW w:w="3000" w:type="dxa"/>
+                  </w:tcPr>
+                  <w:p>
+                    <w:pPr>
+                      <w:pStyle w:val="CITTableHead"/>
+                    </w:pPr>
+                    <w:r>
+                      <w:t xml:space="preserve">Baseline</w:t>
+                    </w:r>
+                  </w:p>
+                </w:tc>
+                <w:tc>
+                  <w:tcPr>
+                    <w:tcW w:w="3000" w:type="dxa"/>
+                  </w:tcPr>
+                  <w:p>
+                    <w:pPr>
+                      <w:pStyle w:val="CITTableHead"/>
+                    </w:pPr>
+                    <w:r>
+                      <w:t xml:space="preserve">Upside</w:t>
+                    </w:r>
+                  </w:p>
+                </w:tc>
+                <w:tc>
+                  <w:tcPr>
+                    <w:tcW w:w="3000" w:type="dxa"/>
+                  </w:tcPr>
+                  <w:p>
+                    <w:pPr>
+                      <w:pStyle w:val="CITTableHead"/>
+                    </w:pPr>
+                    <w:r>
+                      <w:t xml:space="preserve">Downside</w:t>
+                    </w:r>
+                  </w:p>
+                </w:tc>
+              </w:tr>
+              <w:tr>
+                <w:tc>
+                  <w:tcPr>
+                    <w:tcW w:w="3000" w:type="dxa"/>
+                  </w:tcPr>
+                  <w:sdt>
+                    <w:sdtPr>
+                      <w:alias w:val="Baseline"/>
+                      <w:tag w:val="field|baseline"/>
+                      <w:id w:val="1058"/>
+                      <w:lock w:val="sdtLocked"/>
+                      <w:showingPlcHdr/>
+                    </w:sdtPr>
+                    <w:sdtContent>
+                      <w:p>
+                        <w:pPr>
+                          <w:pStyle w:val="CITPlaceholder"/>
+                        </w:pPr>
+                        <w:r>
+                          <w:t xml:space="preserve">Baseline — what we expect. Leave all three empty if this issue has no signposts.</w:t>
+                        </w:r>
+                      </w:p>
+                    </w:sdtContent>
+                  </w:sdt>
+                </w:tc>
+                <w:tc>
+                  <w:tcPr>
+                    <w:tcW w:w="3000" w:type="dxa"/>
+                  </w:tcPr>
+                  <w:sdt>
+                    <w:sdtPr>
+                      <w:alias w:val="Upside"/>
+                      <w:tag w:val="field|upside"/>
+                      <w:id w:val="1059"/>
+                      <w:lock w:val="sdtLocked"/>
+                      <w:showingPlcHdr/>
+                    </w:sdtPr>
+                    <w:sdtContent>
+                      <w:p>
+                        <w:pPr>
+                          <w:pStyle w:val="CITPlaceholder"/>
+                        </w:pPr>
+                        <w:r>
+                          <w:t xml:space="preserve">Upside — what would make it better.</w:t>
+                        </w:r>
+                      </w:p>
+                    </w:sdtContent>
+                  </w:sdt>
+                </w:tc>
+                <w:tc>
+                  <w:tcPr>
+                    <w:tcW w:w="3000" w:type="dxa"/>
+                  </w:tcPr>
+                  <w:sdt>
+                    <w:sdtPr>
+                      <w:alias w:val="Downside"/>
+                      <w:tag w:val="field|downside"/>
+                      <w:id w:val="1060"/>
+                      <w:lock w:val="sdtLocked"/>
+                      <w:showingPlcHdr/>
+                    </w:sdtPr>
+                    <w:sdtContent>
+                      <w:p>
+                        <w:pPr>
+                          <w:pStyle w:val="CITPlaceholder"/>
+                        </w:pPr>
+                        <w:r>
+                          <w:t xml:space="preserve">Downside — what would make it worse.</w:t>
+                        </w:r>
+                      </w:p>
+                    </w:sdtContent>
+                  </w:sdt>
+                </w:tc>
+              </w:tr>
+            </w:tbl>
+            <w:p>
+              <w:pPr>
+                <w:pStyle w:val="CITBody"/>
+              </w:pPr>
+            </w:p>
           </w:sdtContent>
         </w:sdt>
         <w:sdt>
           <w:sdtPr>
             <w:alias w:val="New issue in Domestic"/>
             <w:tag w:val="slot|issue"/>
-            <w:id w:val="1038"/>
+            <w:id w:val="1062"/>
             <w:lock w:val="sdtLocked"/>
             <w:showingPlcHdr/>
           </w:sdtPr>
@@ -850,7 +1895,7 @@
                 <w:pStyle w:val="CITPlaceholder"/>
               </w:pPr>
               <w:r>
-                <w:t xml:space="preserve">Click here and type a new issue: its title on the first line, then one bullet per line.</w:t>
+                <w:t xml:space="preserve">Click here and type a new issue: its title on the first line, then one bullet per line. To give it signposts, add lines beginning Baseline:, Upside: and Downside:.</w:t>
               </w:r>
             </w:p>
           </w:sdtContent>
@@ -861,7 +1906,7 @@
       <w:sdtPr>
         <w:alias w:val="External"/>
         <w:tag w:val="sub|drivers/imbalances/external"/>
-        <w:id w:val="1044"/>
+        <w:id w:val="1071"/>
         <w:lock w:val="sdtLocked"/>
       </w:sdtPr>
       <w:sdtContent>
@@ -877,7 +1922,7 @@
           <w:sdtPr>
             <w:alias w:val="Dollar has lost its reflexive safe-haven bid"/>
             <w:tag w:val="issue|iss-us-ex1"/>
-            <w:id w:val="1042"/>
+            <w:id w:val="1069"/>
             <w:lock w:val="sdtLocked"/>
           </w:sdtPr>
           <w:sdtContent>
@@ -885,7 +1930,7 @@
               <w:sdtPr>
                 <w:alias w:val="Title"/>
                 <w:tag w:val="field|title"/>
-                <w:id w:val="1040"/>
+                <w:id w:val="1064"/>
                 <w:lock w:val="sdtLocked"/>
               </w:sdtPr>
               <w:sdtContent>
@@ -903,7 +1948,7 @@
               <w:sdtPr>
                 <w:alias w:val="View"/>
                 <w:tag w:val="field|text"/>
-                <w:id w:val="1041"/>
+                <w:id w:val="1065"/>
                 <w:lock w:val="sdtLocked"/>
               </w:sdtPr>
               <w:sdtContent>
@@ -933,13 +1978,139 @@
                 </w:p>
               </w:sdtContent>
             </w:sdt>
+            <w:tbl>
+              <w:tblPr>
+                <w:tblStyle w:val="CITTable"/>
+                <w:tblW w:w="9000" w:type="dxa"/>
+              </w:tblPr>
+              <w:tr>
+                <w:tc>
+                  <w:tcPr>
+                    <w:tcW w:w="3000" w:type="dxa"/>
+                  </w:tcPr>
+                  <w:p>
+                    <w:pPr>
+                      <w:pStyle w:val="CITTableHead"/>
+                    </w:pPr>
+                    <w:r>
+                      <w:t xml:space="preserve">Baseline</w:t>
+                    </w:r>
+                  </w:p>
+                </w:tc>
+                <w:tc>
+                  <w:tcPr>
+                    <w:tcW w:w="3000" w:type="dxa"/>
+                  </w:tcPr>
+                  <w:p>
+                    <w:pPr>
+                      <w:pStyle w:val="CITTableHead"/>
+                    </w:pPr>
+                    <w:r>
+                      <w:t xml:space="preserve">Upside</w:t>
+                    </w:r>
+                  </w:p>
+                </w:tc>
+                <w:tc>
+                  <w:tcPr>
+                    <w:tcW w:w="3000" w:type="dxa"/>
+                  </w:tcPr>
+                  <w:p>
+                    <w:pPr>
+                      <w:pStyle w:val="CITTableHead"/>
+                    </w:pPr>
+                    <w:r>
+                      <w:t xml:space="preserve">Downside</w:t>
+                    </w:r>
+                  </w:p>
+                </w:tc>
+              </w:tr>
+              <w:tr>
+                <w:tc>
+                  <w:tcPr>
+                    <w:tcW w:w="3000" w:type="dxa"/>
+                  </w:tcPr>
+                  <w:sdt>
+                    <w:sdtPr>
+                      <w:alias w:val="Baseline"/>
+                      <w:tag w:val="field|baseline"/>
+                      <w:id w:val="1066"/>
+                      <w:lock w:val="sdtLocked"/>
+                      <w:showingPlcHdr/>
+                    </w:sdtPr>
+                    <w:sdtContent>
+                      <w:p>
+                        <w:pPr>
+                          <w:pStyle w:val="CITPlaceholder"/>
+                        </w:pPr>
+                        <w:r>
+                          <w:t xml:space="preserve">Baseline — what we expect. Leave all three empty if this issue has no signposts.</w:t>
+                        </w:r>
+                      </w:p>
+                    </w:sdtContent>
+                  </w:sdt>
+                </w:tc>
+                <w:tc>
+                  <w:tcPr>
+                    <w:tcW w:w="3000" w:type="dxa"/>
+                  </w:tcPr>
+                  <w:sdt>
+                    <w:sdtPr>
+                      <w:alias w:val="Upside"/>
+                      <w:tag w:val="field|upside"/>
+                      <w:id w:val="1067"/>
+                      <w:lock w:val="sdtLocked"/>
+                      <w:showingPlcHdr/>
+                    </w:sdtPr>
+                    <w:sdtContent>
+                      <w:p>
+                        <w:pPr>
+                          <w:pStyle w:val="CITPlaceholder"/>
+                        </w:pPr>
+                        <w:r>
+                          <w:t xml:space="preserve">Upside — what would make it better.</w:t>
+                        </w:r>
+                      </w:p>
+                    </w:sdtContent>
+                  </w:sdt>
+                </w:tc>
+                <w:tc>
+                  <w:tcPr>
+                    <w:tcW w:w="3000" w:type="dxa"/>
+                  </w:tcPr>
+                  <w:sdt>
+                    <w:sdtPr>
+                      <w:alias w:val="Downside"/>
+                      <w:tag w:val="field|downside"/>
+                      <w:id w:val="1068"/>
+                      <w:lock w:val="sdtLocked"/>
+                      <w:showingPlcHdr/>
+                    </w:sdtPr>
+                    <w:sdtContent>
+                      <w:p>
+                        <w:pPr>
+                          <w:pStyle w:val="CITPlaceholder"/>
+                        </w:pPr>
+                        <w:r>
+                          <w:t xml:space="preserve">Downside — what would make it worse.</w:t>
+                        </w:r>
+                      </w:p>
+                    </w:sdtContent>
+                  </w:sdt>
+                </w:tc>
+              </w:tr>
+            </w:tbl>
+            <w:p>
+              <w:pPr>
+                <w:pStyle w:val="CITBody"/>
+              </w:pPr>
+            </w:p>
           </w:sdtContent>
         </w:sdt>
         <w:sdt>
           <w:sdtPr>
             <w:alias w:val="New issue in External"/>
             <w:tag w:val="slot|issue"/>
-            <w:id w:val="1043"/>
+            <w:id w:val="1070"/>
             <w:lock w:val="sdtLocked"/>
             <w:showingPlcHdr/>
           </w:sdtPr>
@@ -949,7 +2120,7 @@
                 <w:pStyle w:val="CITPlaceholder"/>
               </w:pPr>
               <w:r>
-                <w:t xml:space="preserve">Click here and type a new issue: its title on the first line, then one bullet per line.</w:t>
+                <w:t xml:space="preserve">Click here and type a new issue: its title on the first line, then one bullet per line. To give it signposts, add lines beginning Baseline:, Upside: and Downside:.</w:t>
               </w:r>
             </w:p>
           </w:sdtContent>
@@ -960,7 +2131,7 @@
       <w:sdtPr>
         <w:alias w:val="Credit"/>
         <w:tag w:val="sub|drivers/imbalances/credit"/>
-        <w:id w:val="1049"/>
+        <w:id w:val="1079"/>
         <w:lock w:val="sdtLocked"/>
       </w:sdtPr>
       <w:sdtContent>
@@ -976,7 +2147,7 @@
           <w:sdtPr>
             <w:alias w:val="Private credit is the AI financing plumbing"/>
             <w:tag w:val="issue|iss-us-cr1"/>
-            <w:id w:val="1047"/>
+            <w:id w:val="1077"/>
             <w:lock w:val="sdtLocked"/>
           </w:sdtPr>
           <w:sdtContent>
@@ -984,7 +2155,7 @@
               <w:sdtPr>
                 <w:alias w:val="Title"/>
                 <w:tag w:val="field|title"/>
-                <w:id w:val="1045"/>
+                <w:id w:val="1072"/>
                 <w:lock w:val="sdtLocked"/>
               </w:sdtPr>
               <w:sdtContent>
@@ -1002,7 +2173,7 @@
               <w:sdtPr>
                 <w:alias w:val="View"/>
                 <w:tag w:val="field|text"/>
-                <w:id w:val="1046"/>
+                <w:id w:val="1073"/>
                 <w:lock w:val="sdtLocked"/>
               </w:sdtPr>
               <w:sdtContent>
@@ -1032,13 +2203,139 @@
                 </w:p>
               </w:sdtContent>
             </w:sdt>
+            <w:tbl>
+              <w:tblPr>
+                <w:tblStyle w:val="CITTable"/>
+                <w:tblW w:w="9000" w:type="dxa"/>
+              </w:tblPr>
+              <w:tr>
+                <w:tc>
+                  <w:tcPr>
+                    <w:tcW w:w="3000" w:type="dxa"/>
+                  </w:tcPr>
+                  <w:p>
+                    <w:pPr>
+                      <w:pStyle w:val="CITTableHead"/>
+                    </w:pPr>
+                    <w:r>
+                      <w:t xml:space="preserve">Baseline</w:t>
+                    </w:r>
+                  </w:p>
+                </w:tc>
+                <w:tc>
+                  <w:tcPr>
+                    <w:tcW w:w="3000" w:type="dxa"/>
+                  </w:tcPr>
+                  <w:p>
+                    <w:pPr>
+                      <w:pStyle w:val="CITTableHead"/>
+                    </w:pPr>
+                    <w:r>
+                      <w:t xml:space="preserve">Upside</w:t>
+                    </w:r>
+                  </w:p>
+                </w:tc>
+                <w:tc>
+                  <w:tcPr>
+                    <w:tcW w:w="3000" w:type="dxa"/>
+                  </w:tcPr>
+                  <w:p>
+                    <w:pPr>
+                      <w:pStyle w:val="CITTableHead"/>
+                    </w:pPr>
+                    <w:r>
+                      <w:t xml:space="preserve">Downside</w:t>
+                    </w:r>
+                  </w:p>
+                </w:tc>
+              </w:tr>
+              <w:tr>
+                <w:tc>
+                  <w:tcPr>
+                    <w:tcW w:w="3000" w:type="dxa"/>
+                  </w:tcPr>
+                  <w:sdt>
+                    <w:sdtPr>
+                      <w:alias w:val="Baseline"/>
+                      <w:tag w:val="field|baseline"/>
+                      <w:id w:val="1074"/>
+                      <w:lock w:val="sdtLocked"/>
+                      <w:showingPlcHdr/>
+                    </w:sdtPr>
+                    <w:sdtContent>
+                      <w:p>
+                        <w:pPr>
+                          <w:pStyle w:val="CITPlaceholder"/>
+                        </w:pPr>
+                        <w:r>
+                          <w:t xml:space="preserve">Baseline — what we expect. Leave all three empty if this issue has no signposts.</w:t>
+                        </w:r>
+                      </w:p>
+                    </w:sdtContent>
+                  </w:sdt>
+                </w:tc>
+                <w:tc>
+                  <w:tcPr>
+                    <w:tcW w:w="3000" w:type="dxa"/>
+                  </w:tcPr>
+                  <w:sdt>
+                    <w:sdtPr>
+                      <w:alias w:val="Upside"/>
+                      <w:tag w:val="field|upside"/>
+                      <w:id w:val="1075"/>
+                      <w:lock w:val="sdtLocked"/>
+                      <w:showingPlcHdr/>
+                    </w:sdtPr>
+                    <w:sdtContent>
+                      <w:p>
+                        <w:pPr>
+                          <w:pStyle w:val="CITPlaceholder"/>
+                        </w:pPr>
+                        <w:r>
+                          <w:t xml:space="preserve">Upside — what would make it better.</w:t>
+                        </w:r>
+                      </w:p>
+                    </w:sdtContent>
+                  </w:sdt>
+                </w:tc>
+                <w:tc>
+                  <w:tcPr>
+                    <w:tcW w:w="3000" w:type="dxa"/>
+                  </w:tcPr>
+                  <w:sdt>
+                    <w:sdtPr>
+                      <w:alias w:val="Downside"/>
+                      <w:tag w:val="field|downside"/>
+                      <w:id w:val="1076"/>
+                      <w:lock w:val="sdtLocked"/>
+                      <w:showingPlcHdr/>
+                    </w:sdtPr>
+                    <w:sdtContent>
+                      <w:p>
+                        <w:pPr>
+                          <w:pStyle w:val="CITPlaceholder"/>
+                        </w:pPr>
+                        <w:r>
+                          <w:t xml:space="preserve">Downside — what would make it worse.</w:t>
+                        </w:r>
+                      </w:p>
+                    </w:sdtContent>
+                  </w:sdt>
+                </w:tc>
+              </w:tr>
+            </w:tbl>
+            <w:p>
+              <w:pPr>
+                <w:pStyle w:val="CITBody"/>
+              </w:pPr>
+            </w:p>
           </w:sdtContent>
         </w:sdt>
         <w:sdt>
           <w:sdtPr>
             <w:alias w:val="New issue in Credit"/>
             <w:tag w:val="slot|issue"/>
-            <w:id w:val="1048"/>
+            <w:id w:val="1078"/>
             <w:lock w:val="sdtLocked"/>
             <w:showingPlcHdr/>
           </w:sdtPr>
@@ -1048,7 +2345,7 @@
                 <w:pStyle w:val="CITPlaceholder"/>
               </w:pPr>
               <w:r>
-                <w:t xml:space="preserve">Click here and type a new issue: its title on the first line, then one bullet per line.</w:t>
+                <w:t xml:space="preserve">Click here and type a new issue: its title on the first line, then one bullet per line. To give it signposts, add lines beginning Baseline:, Upside: and Downside:.</w:t>
               </w:r>
             </w:p>
           </w:sdtContent>
@@ -1059,7 +2356,7 @@
       <w:sdtPr>
         <w:alias w:val="New subsection under Imbalances"/>
         <w:tag w:val="slot|sub|imbalances"/>
-        <w:id w:val="1050"/>
+        <w:id w:val="1080"/>
         <w:lock w:val="sdtLocked"/>
         <w:showingPlcHdr/>
       </w:sdtPr>
@@ -1078,13 +2375,13 @@
       <w:sdtPr>
         <w:alias w:val="Geopolitics"/>
         <w:tag w:val="group|geopolitics"/>
-        <w:id w:val="1051"/>
+        <w:id w:val="1081"/>
         <w:lock w:val="sdtContentLocked"/>
       </w:sdtPr>
       <w:sdtContent>
         <w:p>
           <w:pPr>
-            <w:pStyle w:val="CITH2"/>
+            <w:pStyle w:val="CITH1"/>
           </w:pPr>
           <w:r>
             <w:t xml:space="preserve">Geopolitics</w:t>
@@ -1096,7 +2393,7 @@
       <w:sdtPr>
         <w:alias w:val="Domestic"/>
         <w:tag w:val="sub|drivers/geopolitics/domestic"/>
-        <w:id w:val="1056"/>
+        <w:id w:val="1089"/>
         <w:lock w:val="sdtLocked"/>
       </w:sdtPr>
       <w:sdtContent>
@@ -1112,7 +2409,7 @@
           <w:sdtPr>
             <w:alias w:val="Midterms and the policy volatility premium"/>
             <w:tag w:val="issue|iss-us-gd1"/>
-            <w:id w:val="1054"/>
+            <w:id w:val="1087"/>
             <w:lock w:val="sdtLocked"/>
           </w:sdtPr>
           <w:sdtContent>
@@ -1120,7 +2417,7 @@
               <w:sdtPr>
                 <w:alias w:val="Title"/>
                 <w:tag w:val="field|title"/>
-                <w:id w:val="1052"/>
+                <w:id w:val="1082"/>
                 <w:lock w:val="sdtLocked"/>
               </w:sdtPr>
               <w:sdtContent>
@@ -1138,7 +2435,7 @@
               <w:sdtPr>
                 <w:alias w:val="View"/>
                 <w:tag w:val="field|text"/>
-                <w:id w:val="1053"/>
+                <w:id w:val="1083"/>
                 <w:lock w:val="sdtLocked"/>
               </w:sdtPr>
               <w:sdtContent>
@@ -1168,13 +2465,139 @@
                 </w:p>
               </w:sdtContent>
             </w:sdt>
+            <w:tbl>
+              <w:tblPr>
+                <w:tblStyle w:val="CITTable"/>
+                <w:tblW w:w="9000" w:type="dxa"/>
+              </w:tblPr>
+              <w:tr>
+                <w:tc>
+                  <w:tcPr>
+                    <w:tcW w:w="3000" w:type="dxa"/>
+                  </w:tcPr>
+                  <w:p>
+                    <w:pPr>
+                      <w:pStyle w:val="CITTableHead"/>
+                    </w:pPr>
+                    <w:r>
+                      <w:t xml:space="preserve">Baseline</w:t>
+                    </w:r>
+                  </w:p>
+                </w:tc>
+                <w:tc>
+                  <w:tcPr>
+                    <w:tcW w:w="3000" w:type="dxa"/>
+                  </w:tcPr>
+                  <w:p>
+                    <w:pPr>
+                      <w:pStyle w:val="CITTableHead"/>
+                    </w:pPr>
+                    <w:r>
+                      <w:t xml:space="preserve">Upside</w:t>
+                    </w:r>
+                  </w:p>
+                </w:tc>
+                <w:tc>
+                  <w:tcPr>
+                    <w:tcW w:w="3000" w:type="dxa"/>
+                  </w:tcPr>
+                  <w:p>
+                    <w:pPr>
+                      <w:pStyle w:val="CITTableHead"/>
+                    </w:pPr>
+                    <w:r>
+                      <w:t xml:space="preserve">Downside</w:t>
+                    </w:r>
+                  </w:p>
+                </w:tc>
+              </w:tr>
+              <w:tr>
+                <w:tc>
+                  <w:tcPr>
+                    <w:tcW w:w="3000" w:type="dxa"/>
+                  </w:tcPr>
+                  <w:sdt>
+                    <w:sdtPr>
+                      <w:alias w:val="Baseline"/>
+                      <w:tag w:val="field|baseline"/>
+                      <w:id w:val="1084"/>
+                      <w:lock w:val="sdtLocked"/>
+                      <w:showingPlcHdr/>
+                    </w:sdtPr>
+                    <w:sdtContent>
+                      <w:p>
+                        <w:pPr>
+                          <w:pStyle w:val="CITPlaceholder"/>
+                        </w:pPr>
+                        <w:r>
+                          <w:t xml:space="preserve">Baseline — what we expect. Leave all three empty if this issue has no signposts.</w:t>
+                        </w:r>
+                      </w:p>
+                    </w:sdtContent>
+                  </w:sdt>
+                </w:tc>
+                <w:tc>
+                  <w:tcPr>
+                    <w:tcW w:w="3000" w:type="dxa"/>
+                  </w:tcPr>
+                  <w:sdt>
+                    <w:sdtPr>
+                      <w:alias w:val="Upside"/>
+                      <w:tag w:val="field|upside"/>
+                      <w:id w:val="1085"/>
+                      <w:lock w:val="sdtLocked"/>
+                      <w:showingPlcHdr/>
+                    </w:sdtPr>
+                    <w:sdtContent>
+                      <w:p>
+                        <w:pPr>
+                          <w:pStyle w:val="CITPlaceholder"/>
+                        </w:pPr>
+                        <w:r>
+                          <w:t xml:space="preserve">Upside — what would make it better.</w:t>
+                        </w:r>
+                      </w:p>
+                    </w:sdtContent>
+                  </w:sdt>
+                </w:tc>
+                <w:tc>
+                  <w:tcPr>
+                    <w:tcW w:w="3000" w:type="dxa"/>
+                  </w:tcPr>
+                  <w:sdt>
+                    <w:sdtPr>
+                      <w:alias w:val="Downside"/>
+                      <w:tag w:val="field|downside"/>
+                      <w:id w:val="1086"/>
+                      <w:lock w:val="sdtLocked"/>
+                      <w:showingPlcHdr/>
+                    </w:sdtPr>
+                    <w:sdtContent>
+                      <w:p>
+                        <w:pPr>
+                          <w:pStyle w:val="CITPlaceholder"/>
+                        </w:pPr>
+                        <w:r>
+                          <w:t xml:space="preserve">Downside — what would make it worse.</w:t>
+                        </w:r>
+                      </w:p>
+                    </w:sdtContent>
+                  </w:sdt>
+                </w:tc>
+              </w:tr>
+            </w:tbl>
+            <w:p>
+              <w:pPr>
+                <w:pStyle w:val="CITBody"/>
+              </w:pPr>
+            </w:p>
           </w:sdtContent>
         </w:sdt>
         <w:sdt>
           <w:sdtPr>
             <w:alias w:val="New issue in Domestic"/>
             <w:tag w:val="slot|issue"/>
-            <w:id w:val="1055"/>
+            <w:id w:val="1088"/>
             <w:lock w:val="sdtLocked"/>
             <w:showingPlcHdr/>
           </w:sdtPr>
@@ -1184,7 +2607,7 @@
                 <w:pStyle w:val="CITPlaceholder"/>
               </w:pPr>
               <w:r>
-                <w:t xml:space="preserve">Click here and type a new issue: its title on the first line, then one bullet per line.</w:t>
+                <w:t xml:space="preserve">Click here and type a new issue: its title on the first line, then one bullet per line. To give it signposts, add lines beginning Baseline:, Upside: and Downside:.</w:t>
               </w:r>
             </w:p>
           </w:sdtContent>
@@ -1195,7 +2618,7 @@
       <w:sdtPr>
         <w:alias w:val="International"/>
         <w:tag w:val="sub|drivers/geopolitics/international"/>
-        <w:id w:val="1064"/>
+        <w:id w:val="1103"/>
         <w:lock w:val="sdtLocked"/>
       </w:sdtPr>
       <w:sdtContent>
@@ -1211,7 +2634,7 @@
           <w:sdtPr>
             <w:alias w:val="Iran war, Hormuz and the energy price regime"/>
             <w:tag w:val="issue|iss-us-gi1"/>
-            <w:id w:val="1059"/>
+            <w:id w:val="1095"/>
             <w:lock w:val="sdtLocked"/>
           </w:sdtPr>
           <w:sdtContent>
@@ -1219,7 +2642,7 @@
               <w:sdtPr>
                 <w:alias w:val="Title"/>
                 <w:tag w:val="field|title"/>
-                <w:id w:val="1057"/>
+                <w:id w:val="1090"/>
                 <w:lock w:val="sdtLocked"/>
               </w:sdtPr>
               <w:sdtContent>
@@ -1237,7 +2660,7 @@
               <w:sdtPr>
                 <w:alias w:val="View"/>
                 <w:tag w:val="field|text"/>
-                <w:id w:val="1058"/>
+                <w:id w:val="1091"/>
                 <w:lock w:val="sdtLocked"/>
               </w:sdtPr>
               <w:sdtContent>
@@ -1267,13 +2690,139 @@
                 </w:p>
               </w:sdtContent>
             </w:sdt>
+            <w:tbl>
+              <w:tblPr>
+                <w:tblStyle w:val="CITTable"/>
+                <w:tblW w:w="9000" w:type="dxa"/>
+              </w:tblPr>
+              <w:tr>
+                <w:tc>
+                  <w:tcPr>
+                    <w:tcW w:w="3000" w:type="dxa"/>
+                  </w:tcPr>
+                  <w:p>
+                    <w:pPr>
+                      <w:pStyle w:val="CITTableHead"/>
+                    </w:pPr>
+                    <w:r>
+                      <w:t xml:space="preserve">Baseline</w:t>
+                    </w:r>
+                  </w:p>
+                </w:tc>
+                <w:tc>
+                  <w:tcPr>
+                    <w:tcW w:w="3000" w:type="dxa"/>
+                  </w:tcPr>
+                  <w:p>
+                    <w:pPr>
+                      <w:pStyle w:val="CITTableHead"/>
+                    </w:pPr>
+                    <w:r>
+                      <w:t xml:space="preserve">Upside</w:t>
+                    </w:r>
+                  </w:p>
+                </w:tc>
+                <w:tc>
+                  <w:tcPr>
+                    <w:tcW w:w="3000" w:type="dxa"/>
+                  </w:tcPr>
+                  <w:p>
+                    <w:pPr>
+                      <w:pStyle w:val="CITTableHead"/>
+                    </w:pPr>
+                    <w:r>
+                      <w:t xml:space="preserve">Downside</w:t>
+                    </w:r>
+                  </w:p>
+                </w:tc>
+              </w:tr>
+              <w:tr>
+                <w:tc>
+                  <w:tcPr>
+                    <w:tcW w:w="3000" w:type="dxa"/>
+                  </w:tcPr>
+                  <w:sdt>
+                    <w:sdtPr>
+                      <w:alias w:val="Baseline"/>
+                      <w:tag w:val="field|baseline"/>
+                      <w:id w:val="1092"/>
+                      <w:lock w:val="sdtLocked"/>
+                      <w:showingPlcHdr/>
+                    </w:sdtPr>
+                    <w:sdtContent>
+                      <w:p>
+                        <w:pPr>
+                          <w:pStyle w:val="CITPlaceholder"/>
+                        </w:pPr>
+                        <w:r>
+                          <w:t xml:space="preserve">Baseline — what we expect. Leave all three empty if this issue has no signposts.</w:t>
+                        </w:r>
+                      </w:p>
+                    </w:sdtContent>
+                  </w:sdt>
+                </w:tc>
+                <w:tc>
+                  <w:tcPr>
+                    <w:tcW w:w="3000" w:type="dxa"/>
+                  </w:tcPr>
+                  <w:sdt>
+                    <w:sdtPr>
+                      <w:alias w:val="Upside"/>
+                      <w:tag w:val="field|upside"/>
+                      <w:id w:val="1093"/>
+                      <w:lock w:val="sdtLocked"/>
+                      <w:showingPlcHdr/>
+                    </w:sdtPr>
+                    <w:sdtContent>
+                      <w:p>
+                        <w:pPr>
+                          <w:pStyle w:val="CITPlaceholder"/>
+                        </w:pPr>
+                        <w:r>
+                          <w:t xml:space="preserve">Upside — what would make it better.</w:t>
+                        </w:r>
+                      </w:p>
+                    </w:sdtContent>
+                  </w:sdt>
+                </w:tc>
+                <w:tc>
+                  <w:tcPr>
+                    <w:tcW w:w="3000" w:type="dxa"/>
+                  </w:tcPr>
+                  <w:sdt>
+                    <w:sdtPr>
+                      <w:alias w:val="Downside"/>
+                      <w:tag w:val="field|downside"/>
+                      <w:id w:val="1094"/>
+                      <w:lock w:val="sdtLocked"/>
+                      <w:showingPlcHdr/>
+                    </w:sdtPr>
+                    <w:sdtContent>
+                      <w:p>
+                        <w:pPr>
+                          <w:pStyle w:val="CITPlaceholder"/>
+                        </w:pPr>
+                        <w:r>
+                          <w:t xml:space="preserve">Downside — what would make it worse.</w:t>
+                        </w:r>
+                      </w:p>
+                    </w:sdtContent>
+                  </w:sdt>
+                </w:tc>
+              </w:tr>
+            </w:tbl>
+            <w:p>
+              <w:pPr>
+                <w:pStyle w:val="CITBody"/>
+              </w:pPr>
+            </w:p>
           </w:sdtContent>
         </w:sdt>
         <w:sdt>
           <w:sdtPr>
             <w:alias w:val="Tariff regime is fragmenting into 232 and 301 tools"/>
             <w:tag w:val="issue|iss-us-gi2"/>
-            <w:id w:val="1062"/>
+            <w:id w:val="1101"/>
             <w:lock w:val="sdtLocked"/>
           </w:sdtPr>
           <w:sdtContent>
@@ -1281,7 +2830,7 @@
               <w:sdtPr>
                 <w:alias w:val="Title"/>
                 <w:tag w:val="field|title"/>
-                <w:id w:val="1060"/>
+                <w:id w:val="1096"/>
                 <w:lock w:val="sdtLocked"/>
               </w:sdtPr>
               <w:sdtContent>
@@ -1299,7 +2848,7 @@
               <w:sdtPr>
                 <w:alias w:val="View"/>
                 <w:tag w:val="field|text"/>
-                <w:id w:val="1061"/>
+                <w:id w:val="1097"/>
                 <w:lock w:val="sdtLocked"/>
               </w:sdtPr>
               <w:sdtContent>
@@ -1329,13 +2878,139 @@
                 </w:p>
               </w:sdtContent>
             </w:sdt>
+            <w:tbl>
+              <w:tblPr>
+                <w:tblStyle w:val="CITTable"/>
+                <w:tblW w:w="9000" w:type="dxa"/>
+              </w:tblPr>
+              <w:tr>
+                <w:tc>
+                  <w:tcPr>
+                    <w:tcW w:w="3000" w:type="dxa"/>
+                  </w:tcPr>
+                  <w:p>
+                    <w:pPr>
+                      <w:pStyle w:val="CITTableHead"/>
+                    </w:pPr>
+                    <w:r>
+                      <w:t xml:space="preserve">Baseline</w:t>
+                    </w:r>
+                  </w:p>
+                </w:tc>
+                <w:tc>
+                  <w:tcPr>
+                    <w:tcW w:w="3000" w:type="dxa"/>
+                  </w:tcPr>
+                  <w:p>
+                    <w:pPr>
+                      <w:pStyle w:val="CITTableHead"/>
+                    </w:pPr>
+                    <w:r>
+                      <w:t xml:space="preserve">Upside</w:t>
+                    </w:r>
+                  </w:p>
+                </w:tc>
+                <w:tc>
+                  <w:tcPr>
+                    <w:tcW w:w="3000" w:type="dxa"/>
+                  </w:tcPr>
+                  <w:p>
+                    <w:pPr>
+                      <w:pStyle w:val="CITTableHead"/>
+                    </w:pPr>
+                    <w:r>
+                      <w:t xml:space="preserve">Downside</w:t>
+                    </w:r>
+                  </w:p>
+                </w:tc>
+              </w:tr>
+              <w:tr>
+                <w:tc>
+                  <w:tcPr>
+                    <w:tcW w:w="3000" w:type="dxa"/>
+                  </w:tcPr>
+                  <w:sdt>
+                    <w:sdtPr>
+                      <w:alias w:val="Baseline"/>
+                      <w:tag w:val="field|baseline"/>
+                      <w:id w:val="1098"/>
+                      <w:lock w:val="sdtLocked"/>
+                      <w:showingPlcHdr/>
+                    </w:sdtPr>
+                    <w:sdtContent>
+                      <w:p>
+                        <w:pPr>
+                          <w:pStyle w:val="CITPlaceholder"/>
+                        </w:pPr>
+                        <w:r>
+                          <w:t xml:space="preserve">Baseline — what we expect. Leave all three empty if this issue has no signposts.</w:t>
+                        </w:r>
+                      </w:p>
+                    </w:sdtContent>
+                  </w:sdt>
+                </w:tc>
+                <w:tc>
+                  <w:tcPr>
+                    <w:tcW w:w="3000" w:type="dxa"/>
+                  </w:tcPr>
+                  <w:sdt>
+                    <w:sdtPr>
+                      <w:alias w:val="Upside"/>
+                      <w:tag w:val="field|upside"/>
+                      <w:id w:val="1099"/>
+                      <w:lock w:val="sdtLocked"/>
+                      <w:showingPlcHdr/>
+                    </w:sdtPr>
+                    <w:sdtContent>
+                      <w:p>
+                        <w:pPr>
+                          <w:pStyle w:val="CITPlaceholder"/>
+                        </w:pPr>
+                        <w:r>
+                          <w:t xml:space="preserve">Upside — what would make it better.</w:t>
+                        </w:r>
+                      </w:p>
+                    </w:sdtContent>
+                  </w:sdt>
+                </w:tc>
+                <w:tc>
+                  <w:tcPr>
+                    <w:tcW w:w="3000" w:type="dxa"/>
+                  </w:tcPr>
+                  <w:sdt>
+                    <w:sdtPr>
+                      <w:alias w:val="Downside"/>
+                      <w:tag w:val="field|downside"/>
+                      <w:id w:val="1100"/>
+                      <w:lock w:val="sdtLocked"/>
+                      <w:showingPlcHdr/>
+                    </w:sdtPr>
+                    <w:sdtContent>
+                      <w:p>
+                        <w:pPr>
+                          <w:pStyle w:val="CITPlaceholder"/>
+                        </w:pPr>
+                        <w:r>
+                          <w:t xml:space="preserve">Downside — what would make it worse.</w:t>
+                        </w:r>
+                      </w:p>
+                    </w:sdtContent>
+                  </w:sdt>
+                </w:tc>
+              </w:tr>
+            </w:tbl>
+            <w:p>
+              <w:pPr>
+                <w:pStyle w:val="CITBody"/>
+              </w:pPr>
+            </w:p>
           </w:sdtContent>
         </w:sdt>
         <w:sdt>
           <w:sdtPr>
             <w:alias w:val="New issue in International"/>
             <w:tag w:val="slot|issue"/>
-            <w:id w:val="1063"/>
+            <w:id w:val="1102"/>
             <w:lock w:val="sdtLocked"/>
             <w:showingPlcHdr/>
           </w:sdtPr>
@@ -1345,7 +3020,7 @@
                 <w:pStyle w:val="CITPlaceholder"/>
               </w:pPr>
               <w:r>
-                <w:t xml:space="preserve">Click here and type a new issue: its title on the first line, then one bullet per line.</w:t>
+                <w:t xml:space="preserve">Click here and type a new issue: its title on the first line, then one bullet per line. To give it signposts, add lines beginning Baseline:, Upside: and Downside:.</w:t>
               </w:r>
             </w:p>
           </w:sdtContent>
@@ -1356,7 +3031,7 @@
       <w:sdtPr>
         <w:alias w:val="New subsection under Geopolitics"/>
         <w:tag w:val="slot|sub|geopolitics"/>
-        <w:id w:val="1065"/>
+        <w:id w:val="1104"/>
         <w:lock w:val="sdtLocked"/>
         <w:showingPlcHdr/>
       </w:sdtPr>
@@ -1376,959 +3051,6 @@
         <w:pStyle w:val="CITH1"/>
       </w:pPr>
       <w:r>
-        <w:t xml:space="preserve">Scenarios &amp; signposts</w:t>
-      </w:r>
-    </w:p>
-    <w:sdt>
-      <w:sdtPr>
-        <w:alias w:val="Growth"/>
-        <w:tag w:val="cat|scenarios/growth"/>
-        <w:id w:val="1077"/>
-        <w:lock w:val="sdtLocked"/>
-      </w:sdtPr>
-      <w:sdtContent>
-        <w:p>
-          <w:pPr>
-            <w:pStyle w:val="CITH2"/>
-          </w:pPr>
-          <w:r>
-            <w:t xml:space="preserve">Growth</w:t>
-          </w:r>
-        </w:p>
-        <w:sdt>
-          <w:sdtPr>
-            <w:alias w:val="Consumer under the oil and tariff squeeze"/>
-            <w:tag w:val="signpost|iss-us-sg1"/>
-            <w:id w:val="1070"/>
-            <w:lock w:val="sdtLocked"/>
-          </w:sdtPr>
-          <w:sdtContent>
-            <w:sdt>
-              <w:sdtPr>
-                <w:alias w:val="Title"/>
-                <w:tag w:val="field|title"/>
-                <w:id w:val="1066"/>
-                <w:lock w:val="sdtLocked"/>
-              </w:sdtPr>
-              <w:sdtContent>
-                <w:p>
-                  <w:pPr>
-                    <w:pStyle w:val="CITIssueTitle"/>
-                  </w:pPr>
-                  <w:r>
-                    <w:t xml:space="preserve">Consumer under the oil and tariff squeeze</w:t>
-                  </w:r>
-                </w:p>
-              </w:sdtContent>
-            </w:sdt>
-            <w:tbl>
-              <w:tblPr>
-                <w:tblStyle w:val="CITTable"/>
-                <w:tblW w:w="9000" w:type="dxa"/>
-              </w:tblPr>
-              <w:tr>
-                <w:tc>
-                  <w:tcPr>
-                    <w:tcW w:w="3000" w:type="dxa"/>
-                  </w:tcPr>
-                  <w:p>
-                    <w:pPr>
-                      <w:pStyle w:val="CITTableHead"/>
-                    </w:pPr>
-                    <w:r>
-                      <w:t xml:space="preserve">Baseline</w:t>
-                    </w:r>
-                  </w:p>
-                </w:tc>
-                <w:tc>
-                  <w:tcPr>
-                    <w:tcW w:w="3000" w:type="dxa"/>
-                  </w:tcPr>
-                  <w:p>
-                    <w:pPr>
-                      <w:pStyle w:val="CITTableHead"/>
-                    </w:pPr>
-                    <w:r>
-                      <w:t xml:space="preserve">Upside</w:t>
-                    </w:r>
-                  </w:p>
-                </w:tc>
-                <w:tc>
-                  <w:tcPr>
-                    <w:tcW w:w="3000" w:type="dxa"/>
-                  </w:tcPr>
-                  <w:p>
-                    <w:pPr>
-                      <w:pStyle w:val="CITTableHead"/>
-                    </w:pPr>
-                    <w:r>
-                      <w:t xml:space="preserve">Downside</w:t>
-                    </w:r>
-                  </w:p>
-                </w:tc>
-              </w:tr>
-              <w:tr>
-                <w:tc>
-                  <w:tcPr>
-                    <w:tcW w:w="3000" w:type="dxa"/>
-                  </w:tcPr>
-                  <w:sdt>
-                    <w:sdtPr>
-                      <w:alias w:val="baseline"/>
-                      <w:tag w:val="field|baseline"/>
-                      <w:id w:val="1067"/>
-                      <w:lock w:val="sdtLocked"/>
-                    </w:sdtPr>
-                    <w:sdtContent>
-                      <w:p>
-                        <w:pPr>
-                          <w:pStyle w:val="CITBullet"/>
-                          <w:numPr>
-                            <w:ilvl w:val="0"/>
-                            <w:numId w:val="1"/>
-                          </w:numPr>
-                        </w:pPr>
-                        <w:r>
-                          <w:t xml:space="preserve">Real consumption slows to 1-1.5% as real incomes stagnate; wealth effects and fiscal support prevent a contraction</w:t>
-                        </w:r>
-                      </w:p>
-                    </w:sdtContent>
-                  </w:sdt>
-                </w:tc>
-                <w:tc>
-                  <w:tcPr>
-                    <w:tcW w:w="3000" w:type="dxa"/>
-                  </w:tcPr>
-                  <w:sdt>
-                    <w:sdtPr>
-                      <w:alias w:val="upside"/>
-                      <w:tag w:val="field|upside"/>
-                      <w:id w:val="1068"/>
-                      <w:lock w:val="sdtLocked"/>
-                    </w:sdtPr>
-                    <w:sdtContent>
-                      <w:p>
-                        <w:pPr>
-                          <w:pStyle w:val="CITBullet"/>
-                          <w:numPr>
-                            <w:ilvl w:val="0"/>
-                            <w:numId w:val="1"/>
-                          </w:numPr>
-                        </w:pPr>
-                        <w:r>
-                          <w:t xml:space="preserve">Hormuz reopens durably, gasoline falls back below $3.50 and real wages turn positive; consumption re-accelerates above 2%</w:t>
-                        </w:r>
-                      </w:p>
-                    </w:sdtContent>
-                  </w:sdt>
-                </w:tc>
-                <w:tc>
-                  <w:tcPr>
-                    <w:tcW w:w="3000" w:type="dxa"/>
-                  </w:tcPr>
-                  <w:sdt>
-                    <w:sdtPr>
-                      <w:alias w:val="downside"/>
-                      <w:tag w:val="field|downside"/>
-                      <w:id w:val="1069"/>
-                      <w:lock w:val="sdtLocked"/>
-                    </w:sdtPr>
-                    <w:sdtContent>
-                      <w:p>
-                        <w:pPr>
-                          <w:pStyle w:val="CITBullet"/>
-                          <w:numPr>
-                            <w:ilvl w:val="0"/>
-                            <w:numId w:val="1"/>
-                          </w:numPr>
-                        </w:pPr>
-                        <w:r>
-                          <w:t xml:space="preserve">Oil stays above $100 into 2027 and equities correct 15-20%; high-income spending stops and unemployment rises past 5%</w:t>
-                        </w:r>
-                      </w:p>
-                    </w:sdtContent>
-                  </w:sdt>
-                </w:tc>
-              </w:tr>
-            </w:tbl>
-            <w:p>
-              <w:pPr>
-                <w:pStyle w:val="CITBody"/>
-              </w:pPr>
-            </w:p>
-          </w:sdtContent>
-        </w:sdt>
-        <w:sdt>
-          <w:sdtPr>
-            <w:alias w:val="AI capex durability"/>
-            <w:tag w:val="signpost|iss-us-sg2"/>
-            <w:id w:val="1075"/>
-            <w:lock w:val="sdtLocked"/>
-          </w:sdtPr>
-          <w:sdtContent>
-            <w:sdt>
-              <w:sdtPr>
-                <w:alias w:val="Title"/>
-                <w:tag w:val="field|title"/>
-                <w:id w:val="1071"/>
-                <w:lock w:val="sdtLocked"/>
-              </w:sdtPr>
-              <w:sdtContent>
-                <w:p>
-                  <w:pPr>
-                    <w:pStyle w:val="CITIssueTitle"/>
-                  </w:pPr>
-                  <w:r>
-                    <w:t xml:space="preserve">AI capex durability</w:t>
-                  </w:r>
-                </w:p>
-              </w:sdtContent>
-            </w:sdt>
-            <w:tbl>
-              <w:tblPr>
-                <w:tblStyle w:val="CITTable"/>
-                <w:tblW w:w="9000" w:type="dxa"/>
-              </w:tblPr>
-              <w:tr>
-                <w:tc>
-                  <w:tcPr>
-                    <w:tcW w:w="3000" w:type="dxa"/>
-                  </w:tcPr>
-                  <w:p>
-                    <w:pPr>
-                      <w:pStyle w:val="CITTableHead"/>
-                    </w:pPr>
-                    <w:r>
-                      <w:t xml:space="preserve">Baseline</w:t>
-                    </w:r>
-                  </w:p>
-                </w:tc>
-                <w:tc>
-                  <w:tcPr>
-                    <w:tcW w:w="3000" w:type="dxa"/>
-                  </w:tcPr>
-                  <w:p>
-                    <w:pPr>
-                      <w:pStyle w:val="CITTableHead"/>
-                    </w:pPr>
-                    <w:r>
-                      <w:t xml:space="preserve">Upside</w:t>
-                    </w:r>
-                  </w:p>
-                </w:tc>
-                <w:tc>
-                  <w:tcPr>
-                    <w:tcW w:w="3000" w:type="dxa"/>
-                  </w:tcPr>
-                  <w:p>
-                    <w:pPr>
-                      <w:pStyle w:val="CITTableHead"/>
-                    </w:pPr>
-                    <w:r>
-                      <w:t xml:space="preserve">Downside</w:t>
-                    </w:r>
-                  </w:p>
-                </w:tc>
-              </w:tr>
-              <w:tr>
-                <w:tc>
-                  <w:tcPr>
-                    <w:tcW w:w="3000" w:type="dxa"/>
-                  </w:tcPr>
-                  <w:sdt>
-                    <w:sdtPr>
-                      <w:alias w:val="baseline"/>
-                      <w:tag w:val="field|baseline"/>
-                      <w:id w:val="1072"/>
-                      <w:lock w:val="sdtLocked"/>
-                    </w:sdtPr>
-                    <w:sdtContent>
-                      <w:p>
-                        <w:pPr>
-                          <w:pStyle w:val="CITBullet"/>
-                          <w:numPr>
-                            <w:ilvl w:val="0"/>
-                            <w:numId w:val="1"/>
-                          </w:numPr>
-                        </w:pPr>
-                        <w:r>
-                          <w:t xml:space="preserve">Data-centre and power investment keeps growing but decelerates; contributes 0.3-0.5pp to growth in 2027 with financing increasingly debt-funded</w:t>
-                        </w:r>
-                      </w:p>
-                    </w:sdtContent>
-                  </w:sdt>
-                </w:tc>
-                <w:tc>
-                  <w:tcPr>
-                    <w:tcW w:w="3000" w:type="dxa"/>
-                  </w:tcPr>
-                  <w:sdt>
-                    <w:sdtPr>
-                      <w:alias w:val="upside"/>
-                      <w:tag w:val="field|upside"/>
-                      <w:id w:val="1073"/>
-                      <w:lock w:val="sdtLocked"/>
-                    </w:sdtPr>
-                    <w:sdtContent>
-                      <w:p>
-                        <w:pPr>
-                          <w:pStyle w:val="CITBullet"/>
-                          <w:numPr>
-                            <w:ilvl w:val="0"/>
-                            <w:numId w:val="1"/>
-                          </w:numPr>
-                        </w:pPr>
-                        <w:r>
-                          <w:t xml:space="preserve">Investment broadens into the grid, industrial automation and measured productivity; potential growth revised up toward 2.5%</w:t>
-                        </w:r>
-                      </w:p>
-                    </w:sdtContent>
-                  </w:sdt>
-                </w:tc>
-                <w:tc>
-                  <w:tcPr>
-                    <w:tcW w:w="3000" w:type="dxa"/>
-                  </w:tcPr>
-                  <w:sdt>
-                    <w:sdtPr>
-                      <w:alias w:val="downside"/>
-                      <w:tag w:val="field|downside"/>
-                      <w:id w:val="1074"/>
-                      <w:lock w:val="sdtLocked"/>
-                    </w:sdtPr>
-                    <w:sdtContent>
-                      <w:p>
-                        <w:pPr>
-                          <w:pStyle w:val="CITBullet"/>
-                          <w:numPr>
-                            <w:ilvl w:val="0"/>
-                            <w:numId w:val="1"/>
-                          </w:numPr>
-                        </w:pPr>
-                        <w:r>
-                          <w:t xml:space="preserve">Returns disappoint and private-credit financing tightens; orders are cut, investment subtracts from growth and the credit channel amplifies it</w:t>
-                        </w:r>
-                      </w:p>
-                    </w:sdtContent>
-                  </w:sdt>
-                </w:tc>
-              </w:tr>
-            </w:tbl>
-            <w:p>
-              <w:pPr>
-                <w:pStyle w:val="CITBody"/>
-              </w:pPr>
-            </w:p>
-          </w:sdtContent>
-        </w:sdt>
-        <w:sdt>
-          <w:sdtPr>
-            <w:alias w:val="New signpost in Growth"/>
-            <w:tag w:val="slot|signpost"/>
-            <w:id w:val="1076"/>
-            <w:lock w:val="sdtLocked"/>
-            <w:showingPlcHdr/>
-          </w:sdtPr>
-          <w:sdtContent>
-            <w:p>
-              <w:pPr>
-                <w:pStyle w:val="CITPlaceholder"/>
-              </w:pPr>
-              <w:r>
-                <w:t xml:space="preserve">Click here and type a new signpost: its title on the first line, then baseline / upside / downside on the three lines after it.</w:t>
-              </w:r>
-            </w:p>
-          </w:sdtContent>
-        </w:sdt>
-      </w:sdtContent>
-    </w:sdt>
-    <w:sdt>
-      <w:sdtPr>
-        <w:alias w:val="Inflation"/>
-        <w:tag w:val="cat|scenarios/inflation"/>
-        <w:id w:val="1084"/>
-        <w:lock w:val="sdtLocked"/>
-      </w:sdtPr>
-      <w:sdtContent>
-        <w:p>
-          <w:pPr>
-            <w:pStyle w:val="CITH2"/>
-          </w:pPr>
-          <w:r>
-            <w:t xml:space="preserve">Inflation</w:t>
-          </w:r>
-        </w:p>
-        <w:sdt>
-          <w:sdtPr>
-            <w:alias w:val="Headline and core convergence"/>
-            <w:tag w:val="signpost|iss-us-si1"/>
-            <w:id w:val="1082"/>
-            <w:lock w:val="sdtLocked"/>
-          </w:sdtPr>
-          <w:sdtContent>
-            <w:sdt>
-              <w:sdtPr>
-                <w:alias w:val="Title"/>
-                <w:tag w:val="field|title"/>
-                <w:id w:val="1078"/>
-                <w:lock w:val="sdtLocked"/>
-              </w:sdtPr>
-              <w:sdtContent>
-                <w:p>
-                  <w:pPr>
-                    <w:pStyle w:val="CITIssueTitle"/>
-                  </w:pPr>
-                  <w:r>
-                    <w:t xml:space="preserve">Headline and core convergence</w:t>
-                  </w:r>
-                </w:p>
-              </w:sdtContent>
-            </w:sdt>
-            <w:tbl>
-              <w:tblPr>
-                <w:tblStyle w:val="CITTable"/>
-                <w:tblW w:w="9000" w:type="dxa"/>
-              </w:tblPr>
-              <w:tr>
-                <w:tc>
-                  <w:tcPr>
-                    <w:tcW w:w="3000" w:type="dxa"/>
-                  </w:tcPr>
-                  <w:p>
-                    <w:pPr>
-                      <w:pStyle w:val="CITTableHead"/>
-                    </w:pPr>
-                    <w:r>
-                      <w:t xml:space="preserve">Baseline</w:t>
-                    </w:r>
-                  </w:p>
-                </w:tc>
-                <w:tc>
-                  <w:tcPr>
-                    <w:tcW w:w="3000" w:type="dxa"/>
-                  </w:tcPr>
-                  <w:p>
-                    <w:pPr>
-                      <w:pStyle w:val="CITTableHead"/>
-                    </w:pPr>
-                    <w:r>
-                      <w:t xml:space="preserve">Upside</w:t>
-                    </w:r>
-                  </w:p>
-                </w:tc>
-                <w:tc>
-                  <w:tcPr>
-                    <w:tcW w:w="3000" w:type="dxa"/>
-                  </w:tcPr>
-                  <w:p>
-                    <w:pPr>
-                      <w:pStyle w:val="CITTableHead"/>
-                    </w:pPr>
-                    <w:r>
-                      <w:t xml:space="preserve">Downside</w:t>
-                    </w:r>
-                  </w:p>
-                </w:tc>
-              </w:tr>
-              <w:tr>
-                <w:tc>
-                  <w:tcPr>
-                    <w:tcW w:w="3000" w:type="dxa"/>
-                  </w:tcPr>
-                  <w:sdt>
-                    <w:sdtPr>
-                      <w:alias w:val="baseline"/>
-                      <w:tag w:val="field|baseline"/>
-                      <w:id w:val="1079"/>
-                      <w:lock w:val="sdtLocked"/>
-                    </w:sdtPr>
-                    <w:sdtContent>
-                      <w:p>
-                        <w:pPr>
-                          <w:pStyle w:val="CITBullet"/>
-                          <w:numPr>
-                            <w:ilvl w:val="0"/>
-                            <w:numId w:val="1"/>
-                          </w:numPr>
-                        </w:pPr>
-                        <w:r>
-                          <w:t xml:space="preserve">Headline CPI drifts from 3.4% toward 2.8% by mid-2027 as the energy contribution fades; core stays 2.3-2.6%</w:t>
-                        </w:r>
-                      </w:p>
-                    </w:sdtContent>
-                  </w:sdt>
-                </w:tc>
-                <w:tc>
-                  <w:tcPr>
-                    <w:tcW w:w="3000" w:type="dxa"/>
-                  </w:tcPr>
-                  <w:sdt>
-                    <w:sdtPr>
-                      <w:alias w:val="upside"/>
-                      <w:tag w:val="field|upside"/>
-                      <w:id w:val="1080"/>
-                      <w:lock w:val="sdtLocked"/>
-                    </w:sdtPr>
-                    <w:sdtContent>
-                      <w:p>
-                        <w:pPr>
-                          <w:pStyle w:val="CITBullet"/>
-                          <w:numPr>
-                            <w:ilvl w:val="0"/>
-                            <w:numId w:val="1"/>
-                          </w:numPr>
-                        </w:pPr>
-                        <w:r>
-                          <w:t xml:space="preserve">Energy normalises quickly and shelter disinflation brings headline to 2.3% by end-2027; expectations re-anchor</w:t>
-                        </w:r>
-                      </w:p>
-                    </w:sdtContent>
-                  </w:sdt>
-                </w:tc>
-                <w:tc>
-                  <w:tcPr>
-                    <w:tcW w:w="3000" w:type="dxa"/>
-                  </w:tcPr>
-                  <w:sdt>
-                    <w:sdtPr>
-                      <w:alias w:val="downside"/>
-                      <w:tag w:val="field|downside"/>
-                      <w:id w:val="1081"/>
-                      <w:lock w:val="sdtLocked"/>
-                    </w:sdtPr>
-                    <w:sdtContent>
-                      <w:p>
-                        <w:pPr>
-                          <w:pStyle w:val="CITBullet"/>
-                          <w:numPr>
-                            <w:ilvl w:val="0"/>
-                            <w:numId w:val="1"/>
-                          </w:numPr>
-                        </w:pPr>
-                        <w:r>
-                          <w:t xml:space="preserve">Second-round effects from energy and a weaker dollar push core back above 3%; short-horizon expectations unanchor and the Fed is forced into a real tightening cycle</w:t>
-                        </w:r>
-                      </w:p>
-                    </w:sdtContent>
-                  </w:sdt>
-                </w:tc>
-              </w:tr>
-            </w:tbl>
-            <w:p>
-              <w:pPr>
-                <w:pStyle w:val="CITBody"/>
-              </w:pPr>
-            </w:p>
-          </w:sdtContent>
-        </w:sdt>
-        <w:sdt>
-          <w:sdtPr>
-            <w:alias w:val="New signpost in Inflation"/>
-            <w:tag w:val="slot|signpost"/>
-            <w:id w:val="1083"/>
-            <w:lock w:val="sdtLocked"/>
-            <w:showingPlcHdr/>
-          </w:sdtPr>
-          <w:sdtContent>
-            <w:p>
-              <w:pPr>
-                <w:pStyle w:val="CITPlaceholder"/>
-              </w:pPr>
-              <w:r>
-                <w:t xml:space="preserve">Click here and type a new signpost: its title on the first line, then baseline / upside / downside on the three lines after it.</w:t>
-              </w:r>
-            </w:p>
-          </w:sdtContent>
-        </w:sdt>
-      </w:sdtContent>
-    </w:sdt>
-    <w:sdt>
-      <w:sdtPr>
-        <w:alias w:val="Policy"/>
-        <w:tag w:val="cat|scenarios/policy"/>
-        <w:id w:val="1096"/>
-        <w:lock w:val="sdtLocked"/>
-      </w:sdtPr>
-      <w:sdtContent>
-        <w:p>
-          <w:pPr>
-            <w:pStyle w:val="CITH2"/>
-          </w:pPr>
-          <w:r>
-            <w:t xml:space="preserve">Policy</w:t>
-          </w:r>
-        </w:p>
-        <w:sdt>
-          <w:sdtPr>
-            <w:alias w:val="Fed path from 3.50-3.75%"/>
-            <w:tag w:val="signpost|iss-us-sp1"/>
-            <w:id w:val="1089"/>
-            <w:lock w:val="sdtLocked"/>
-          </w:sdtPr>
-          <w:sdtContent>
-            <w:sdt>
-              <w:sdtPr>
-                <w:alias w:val="Title"/>
-                <w:tag w:val="field|title"/>
-                <w:id w:val="1085"/>
-                <w:lock w:val="sdtLocked"/>
-              </w:sdtPr>
-              <w:sdtContent>
-                <w:p>
-                  <w:pPr>
-                    <w:pStyle w:val="CITIssueTitle"/>
-                  </w:pPr>
-                  <w:r>
-                    <w:t xml:space="preserve">Fed path from 3.50-3.75%</w:t>
-                  </w:r>
-                </w:p>
-              </w:sdtContent>
-            </w:sdt>
-            <w:tbl>
-              <w:tblPr>
-                <w:tblStyle w:val="CITTable"/>
-                <w:tblW w:w="9000" w:type="dxa"/>
-              </w:tblPr>
-              <w:tr>
-                <w:tc>
-                  <w:tcPr>
-                    <w:tcW w:w="3000" w:type="dxa"/>
-                  </w:tcPr>
-                  <w:p>
-                    <w:pPr>
-                      <w:pStyle w:val="CITTableHead"/>
-                    </w:pPr>
-                    <w:r>
-                      <w:t xml:space="preserve">Baseline</w:t>
-                    </w:r>
-                  </w:p>
-                </w:tc>
-                <w:tc>
-                  <w:tcPr>
-                    <w:tcW w:w="3000" w:type="dxa"/>
-                  </w:tcPr>
-                  <w:p>
-                    <w:pPr>
-                      <w:pStyle w:val="CITTableHead"/>
-                    </w:pPr>
-                    <w:r>
-                      <w:t xml:space="preserve">Upside</w:t>
-                    </w:r>
-                  </w:p>
-                </w:tc>
-                <w:tc>
-                  <w:tcPr>
-                    <w:tcW w:w="3000" w:type="dxa"/>
-                  </w:tcPr>
-                  <w:p>
-                    <w:pPr>
-                      <w:pStyle w:val="CITTableHead"/>
-                    </w:pPr>
-                    <w:r>
-                      <w:t xml:space="preserve">Downside</w:t>
-                    </w:r>
-                  </w:p>
-                </w:tc>
-              </w:tr>
-              <w:tr>
-                <w:tc>
-                  <w:tcPr>
-                    <w:tcW w:w="3000" w:type="dxa"/>
-                  </w:tcPr>
-                  <w:sdt>
-                    <w:sdtPr>
-                      <w:alias w:val="baseline"/>
-                      <w:tag w:val="field|baseline"/>
-                      <w:id w:val="1086"/>
-                      <w:lock w:val="sdtLocked"/>
-                    </w:sdtPr>
-                    <w:sdtContent>
-                      <w:p>
-                        <w:pPr>
-                          <w:pStyle w:val="CITBullet"/>
-                          <w:numPr>
-                            <w:ilvl w:val="0"/>
-                            <w:numId w:val="1"/>
-                          </w:numPr>
-                        </w:pPr>
-                        <w:r>
-                          <w:t xml:space="preserve">One or two insurance hikes to 4.00%, then an extended hold while the committee watches the labour market; cuts return only in 2H27</w:t>
-                        </w:r>
-                      </w:p>
-                    </w:sdtContent>
-                  </w:sdt>
-                </w:tc>
-                <w:tc>
-                  <w:tcPr>
-                    <w:tcW w:w="3000" w:type="dxa"/>
-                  </w:tcPr>
-                  <w:sdt>
-                    <w:sdtPr>
-                      <w:alias w:val="upside"/>
-                      <w:tag w:val="field|upside"/>
-                      <w:id w:val="1087"/>
-                      <w:lock w:val="sdtLocked"/>
-                    </w:sdtPr>
-                    <w:sdtContent>
-                      <w:p>
-                        <w:pPr>
-                          <w:pStyle w:val="CITBullet"/>
-                          <w:numPr>
-                            <w:ilvl w:val="0"/>
-                            <w:numId w:val="1"/>
-                          </w:numPr>
-                        </w:pPr>
-                        <w:r>
-                          <w:t xml:space="preserve">Energy relief lets the Fed stay on hold and resume cutting toward 3% in 2027; the curve bull-steepens in an orderly way</w:t>
-                        </w:r>
-                      </w:p>
-                    </w:sdtContent>
-                  </w:sdt>
-                </w:tc>
-                <w:tc>
-                  <w:tcPr>
-                    <w:tcW w:w="3000" w:type="dxa"/>
-                  </w:tcPr>
-                  <w:sdt>
-                    <w:sdtPr>
-                      <w:alias w:val="downside"/>
-                      <w:tag w:val="field|downside"/>
-                      <w:id w:val="1088"/>
-                      <w:lock w:val="sdtLocked"/>
-                    </w:sdtPr>
-                    <w:sdtContent>
-                      <w:p>
-                        <w:pPr>
-                          <w:pStyle w:val="CITBullet"/>
-                          <w:numPr>
-                            <w:ilvl w:val="0"/>
-                            <w:numId w:val="1"/>
-                          </w:numPr>
-                        </w:pPr>
-                        <w:r>
-                          <w:t xml:space="preserve">Either a full hiking cycle toward 4.5-5% into a stagflationary economy, or a growth shock forcing rapid cuts below 2.5%; both damage risk assets and the credibility of the reaction function</w:t>
-                        </w:r>
-                      </w:p>
-                    </w:sdtContent>
-                  </w:sdt>
-                </w:tc>
-              </w:tr>
-            </w:tbl>
-            <w:p>
-              <w:pPr>
-                <w:pStyle w:val="CITBody"/>
-              </w:pPr>
-            </w:p>
-          </w:sdtContent>
-        </w:sdt>
-        <w:sdt>
-          <w:sdtPr>
-            <w:alias w:val="Fiscal and issuance"/>
-            <w:tag w:val="signpost|iss-us-sp2"/>
-            <w:id w:val="1094"/>
-            <w:lock w:val="sdtLocked"/>
-          </w:sdtPr>
-          <w:sdtContent>
-            <w:sdt>
-              <w:sdtPr>
-                <w:alias w:val="Title"/>
-                <w:tag w:val="field|title"/>
-                <w:id w:val="1090"/>
-                <w:lock w:val="sdtLocked"/>
-              </w:sdtPr>
-              <w:sdtContent>
-                <w:p>
-                  <w:pPr>
-                    <w:pStyle w:val="CITIssueTitle"/>
-                  </w:pPr>
-                  <w:r>
-                    <w:t xml:space="preserve">Fiscal and issuance</w:t>
-                  </w:r>
-                </w:p>
-              </w:sdtContent>
-            </w:sdt>
-            <w:tbl>
-              <w:tblPr>
-                <w:tblStyle w:val="CITTable"/>
-                <w:tblW w:w="9000" w:type="dxa"/>
-              </w:tblPr>
-              <w:tr>
-                <w:tc>
-                  <w:tcPr>
-                    <w:tcW w:w="3000" w:type="dxa"/>
-                  </w:tcPr>
-                  <w:p>
-                    <w:pPr>
-                      <w:pStyle w:val="CITTableHead"/>
-                    </w:pPr>
-                    <w:r>
-                      <w:t xml:space="preserve">Baseline</w:t>
-                    </w:r>
-                  </w:p>
-                </w:tc>
-                <w:tc>
-                  <w:tcPr>
-                    <w:tcW w:w="3000" w:type="dxa"/>
-                  </w:tcPr>
-                  <w:p>
-                    <w:pPr>
-                      <w:pStyle w:val="CITTableHead"/>
-                    </w:pPr>
-                    <w:r>
-                      <w:t xml:space="preserve">Upside</w:t>
-                    </w:r>
-                  </w:p>
-                </w:tc>
-                <w:tc>
-                  <w:tcPr>
-                    <w:tcW w:w="3000" w:type="dxa"/>
-                  </w:tcPr>
-                  <w:p>
-                    <w:pPr>
-                      <w:pStyle w:val="CITTableHead"/>
-                    </w:pPr>
-                    <w:r>
-                      <w:t xml:space="preserve">Downside</w:t>
-                    </w:r>
-                  </w:p>
-                </w:tc>
-              </w:tr>
-              <w:tr>
-                <w:tc>
-                  <w:tcPr>
-                    <w:tcW w:w="3000" w:type="dxa"/>
-                  </w:tcPr>
-                  <w:sdt>
-                    <w:sdtPr>
-                      <w:alias w:val="baseline"/>
-                      <w:tag w:val="field|baseline"/>
-                      <w:id w:val="1091"/>
-                      <w:lock w:val="sdtLocked"/>
-                    </w:sdtPr>
-                    <w:sdtContent>
-                      <w:p>
-                        <w:pPr>
-                          <w:pStyle w:val="CITBullet"/>
-                          <w:numPr>
-                            <w:ilvl w:val="0"/>
-                            <w:numId w:val="1"/>
-                          </w:numPr>
-                        </w:pPr>
-                        <w:r>
-                          <w:t xml:space="preserve">Deficit 6-7% of GDP, bills share stays high, no consolidation before 2028; term premium grinds higher</w:t>
-                        </w:r>
-                      </w:p>
-                    </w:sdtContent>
-                  </w:sdt>
-                </w:tc>
-                <w:tc>
-                  <w:tcPr>
-                    <w:tcW w:w="3000" w:type="dxa"/>
-                  </w:tcPr>
-                  <w:sdt>
-                    <w:sdtPr>
-                      <w:alias w:val="upside"/>
-                      <w:tag w:val="field|upside"/>
-                      <w:id w:val="1092"/>
-                      <w:lock w:val="sdtLocked"/>
-                    </w:sdtPr>
-                    <w:sdtContent>
-                      <w:p>
-                        <w:pPr>
-                          <w:pStyle w:val="CITBullet"/>
-                          <w:numPr>
-                            <w:ilvl w:val="0"/>
-                            <w:numId w:val="1"/>
-                          </w:numPr>
-                        </w:pPr>
-                        <w:r>
-                          <w:t xml:space="preserve">Tariff revenue and stronger nominal growth stabilise the debt ratio; Treasury terms out issuance without a term-premium shock</w:t>
-                        </w:r>
-                      </w:p>
-                    </w:sdtContent>
-                  </w:sdt>
-                </w:tc>
-                <w:tc>
-                  <w:tcPr>
-                    <w:tcW w:w="3000" w:type="dxa"/>
-                  </w:tcPr>
-                  <w:sdt>
-                    <w:sdtPr>
-                      <w:alias w:val="downside"/>
-                      <w:tag w:val="field|downside"/>
-                      <w:id w:val="1093"/>
-                      <w:lock w:val="sdtLocked"/>
-                    </w:sdtPr>
-                    <w:sdtContent>
-                      <w:p>
-                        <w:pPr>
-                          <w:pStyle w:val="CITBullet"/>
-                          <w:numPr>
-                            <w:ilvl w:val="0"/>
-                            <w:numId w:val="1"/>
-                          </w:numPr>
-                        </w:pPr>
-                        <w:r>
-                          <w:t xml:space="preserve">A cluster of weak auctions or a political challenge to Fed independence produces a term-premium spike and a disorderly bear-steepening</w:t>
-                        </w:r>
-                      </w:p>
-                    </w:sdtContent>
-                  </w:sdt>
-                </w:tc>
-              </w:tr>
-            </w:tbl>
-            <w:p>
-              <w:pPr>
-                <w:pStyle w:val="CITBody"/>
-              </w:pPr>
-            </w:p>
-          </w:sdtContent>
-        </w:sdt>
-        <w:sdt>
-          <w:sdtPr>
-            <w:alias w:val="New signpost in Policy"/>
-            <w:tag w:val="slot|signpost"/>
-            <w:id w:val="1095"/>
-            <w:lock w:val="sdtLocked"/>
-            <w:showingPlcHdr/>
-          </w:sdtPr>
-          <w:sdtContent>
-            <w:p>
-              <w:pPr>
-                <w:pStyle w:val="CITPlaceholder"/>
-              </w:pPr>
-              <w:r>
-                <w:t xml:space="preserve">Click here and type a new signpost: its title on the first line, then baseline / upside / downside on the three lines after it.</w:t>
-              </w:r>
-            </w:p>
-          </w:sdtContent>
-        </w:sdt>
-      </w:sdtContent>
-    </w:sdt>
-    <w:sdt>
-      <w:sdtPr>
-        <w:alias w:val="New scenario category"/>
-        <w:tag w:val="slot|cat"/>
-        <w:id w:val="1097"/>
-        <w:lock w:val="sdtLocked"/>
-        <w:showingPlcHdr/>
-      </w:sdtPr>
-      <w:sdtContent>
-        <w:p>
-          <w:pPr>
-            <w:pStyle w:val="CITPlaceholder"/>
-          </w:pPr>
-          <w:r>
-            <w:t xml:space="preserve">Click here and type the name of a new scenario category, then its first signpost.</w:t>
-          </w:r>
-        </w:p>
-      </w:sdtContent>
-    </w:sdt>
-    <w:p>
-      <w:pPr>
-        <w:pStyle w:val="CITH1"/>
-      </w:pPr>
-      <w:r>
         <w:t xml:space="preserve">Investment implications</w:t>
       </w:r>
     </w:p>
@@ -2336,7 +3058,7 @@
       <w:sdtPr>
         <w:alias w:val="Set these by clicking in the page, not here"/>
         <w:tag w:val="matrix"/>
-        <w:id w:val="1098"/>
+        <w:id w:val="1105"/>
         <w:lock w:val="sdtContentLocked"/>
       </w:sdtPr>
       <w:sdtContent>
@@ -2597,90 +3319,6 @@
               </w:p>
             </w:tc>
           </w:tr>
-          <w:tr>
-            <w:tc>
-              <w:tcPr>
-                <w:tcW w:w="3000" w:type="dxa"/>
-              </w:tcPr>
-              <w:p>
-                <w:pPr>
-                  <w:pStyle w:val="CITBody"/>
-                </w:pPr>
-                <w:r>
-                  <w:t xml:space="preserve">scenarios/growth</w:t>
-                </w:r>
-              </w:p>
-            </w:tc>
-            <w:tc>
-              <w:tcPr>
-                <w:tcW w:w="6000" w:type="dxa"/>
-              </w:tcPr>
-              <w:p>
-                <w:pPr>
-                  <w:pStyle w:val="CITBody"/>
-                </w:pPr>
-                <w:r>
-                  <w:t xml:space="preserve">sales_growth ↓, margin_growth ↓, valuation ↓</w:t>
-                </w:r>
-              </w:p>
-            </w:tc>
-          </w:tr>
-          <w:tr>
-            <w:tc>
-              <w:tcPr>
-                <w:tcW w:w="3000" w:type="dxa"/>
-              </w:tcPr>
-              <w:p>
-                <w:pPr>
-                  <w:pStyle w:val="CITBody"/>
-                </w:pPr>
-                <w:r>
-                  <w:t xml:space="preserve">scenarios/inflation</w:t>
-                </w:r>
-              </w:p>
-            </w:tc>
-            <w:tc>
-              <w:tcPr>
-                <w:tcW w:w="6000" w:type="dxa"/>
-              </w:tcPr>
-              <w:p>
-                <w:pPr>
-                  <w:pStyle w:val="CITBody"/>
-                </w:pPr>
-                <w:r>
-                  <w:t xml:space="preserve">inflation_expectation ↑, cash_rate ↑, valuation ↓</w:t>
-                </w:r>
-              </w:p>
-            </w:tc>
-          </w:tr>
-          <w:tr>
-            <w:tc>
-              <w:tcPr>
-                <w:tcW w:w="3000" w:type="dxa"/>
-              </w:tcPr>
-              <w:p>
-                <w:pPr>
-                  <w:pStyle w:val="CITBody"/>
-                </w:pPr>
-                <w:r>
-                  <w:t xml:space="preserve">scenarios/policy</w:t>
-                </w:r>
-              </w:p>
-            </w:tc>
-            <w:tc>
-              <w:tcPr>
-                <w:tcW w:w="6000" w:type="dxa"/>
-              </w:tcPr>
-              <w:p>
-                <w:pPr>
-                  <w:pStyle w:val="CITBody"/>
-                </w:pPr>
-                <w:r>
-                  <w:t xml:space="preserve">cash_rate ↑, term_premium ↑, liquidity ↓</w:t>
-                </w:r>
-              </w:p>
-            </w:tc>
-          </w:tr>
         </w:tbl>
       </w:sdtContent>
     </w:sdt>

--- a/docs/poc/sample-united-states-v2.docx
+++ b/docs/poc/sample-united-states-v2.docx
@@ -30,9 +30,33 @@
     </w:sdt>
     <w:sdt>
       <w:sdtPr>
+        <w:alias w:val="Do not edit — records what this file was exported from"/>
+        <w:tag w:val="manifest"/>
+        <w:id w:val="1001"/>
+        <w:lock w:val="sdtContentLocked"/>
+      </w:sdtPr>
+      <w:sdtContent>
+        <w:p>
+          <w:pPr>
+            <w:pStyle w:val="CITMeta"/>
+            <w:rPr>
+              <w:vanish/>
+            </w:rPr>
+          </w:pPr>
+          <w:r>
+            <w:rPr>
+              <w:vanish/>
+            </w:rPr>
+            <w:t xml:space="preserve">iss-us-tg1 iss-us-tg2 iss-us-ti1 iss-us-mo1 iss-us-mo2 iss-us-fi1 iss-us-do1 iss-us-do2 iss-us-ex1 iss-us-cr1 iss-us-gd1 iss-us-gi1 iss-us-gi2</w:t>
+          </w:r>
+        </w:p>
+      </w:sdtContent>
+    </w:sdt>
+    <w:sdt>
+      <w:sdtPr>
         <w:alias w:val="Regime"/>
         <w:tag w:val="group|regime"/>
-        <w:id w:val="1001"/>
+        <w:id w:val="1002"/>
         <w:lock w:val="sdtContentLocked"/>
       </w:sdtPr>
       <w:sdtContent>
@@ -50,7 +74,7 @@
       <w:sdtPr>
         <w:alias w:val="Trend growth"/>
         <w:tag w:val="sub|drivers/regime/trend-growth"/>
-        <w:id w:val="1015"/>
+        <w:id w:val="1016"/>
         <w:lock w:val="sdtLocked"/>
       </w:sdtPr>
       <w:sdtContent>
@@ -66,7 +90,7 @@
           <w:sdtPr>
             <w:alias w:val="AI capex is now the growth engine, and the concentration risk"/>
             <w:tag w:val="issue|iss-us-tg1"/>
-            <w:id w:val="1007"/>
+            <w:id w:val="1008"/>
             <w:lock w:val="sdtLocked"/>
           </w:sdtPr>
           <w:sdtContent>
@@ -74,7 +98,7 @@
               <w:sdtPr>
                 <w:alias w:val="Title"/>
                 <w:tag w:val="field|title"/>
-                <w:id w:val="1002"/>
+                <w:id w:val="1003"/>
                 <w:lock w:val="sdtLocked"/>
               </w:sdtPr>
               <w:sdtContent>
@@ -92,7 +116,7 @@
               <w:sdtPr>
                 <w:alias w:val="View"/>
                 <w:tag w:val="field|text"/>
-                <w:id w:val="1003"/>
+                <w:id w:val="1004"/>
                 <w:lock w:val="sdtLocked"/>
               </w:sdtPr>
               <w:sdtContent>
@@ -189,7 +213,7 @@
                     <w:sdtPr>
                       <w:alias w:val="Baseline"/>
                       <w:tag w:val="field|baseline"/>
-                      <w:id w:val="1004"/>
+                      <w:id w:val="1005"/>
                       <w:lock w:val="sdtLocked"/>
                     </w:sdtPr>
                     <w:sdtContent>
@@ -216,7 +240,7 @@
                     <w:sdtPr>
                       <w:alias w:val="Upside"/>
                       <w:tag w:val="field|upside"/>
-                      <w:id w:val="1005"/>
+                      <w:id w:val="1006"/>
                       <w:lock w:val="sdtLocked"/>
                     </w:sdtPr>
                     <w:sdtContent>
@@ -243,7 +267,7 @@
                     <w:sdtPr>
                       <w:alias w:val="Downside"/>
                       <w:tag w:val="field|downside"/>
-                      <w:id w:val="1006"/>
+                      <w:id w:val="1007"/>
                       <w:lock w:val="sdtLocked"/>
                     </w:sdtPr>
                     <w:sdtContent>
@@ -275,7 +299,7 @@
           <w:sdtPr>
             <w:alias w:val="Labour supply is the binding constraint"/>
             <w:tag w:val="issue|iss-us-tg2"/>
-            <w:id w:val="1013"/>
+            <w:id w:val="1014"/>
             <w:lock w:val="sdtLocked"/>
           </w:sdtPr>
           <w:sdtContent>
@@ -283,7 +307,7 @@
               <w:sdtPr>
                 <w:alias w:val="Title"/>
                 <w:tag w:val="field|title"/>
-                <w:id w:val="1008"/>
+                <w:id w:val="1009"/>
                 <w:lock w:val="sdtLocked"/>
               </w:sdtPr>
               <w:sdtContent>
@@ -301,7 +325,7 @@
               <w:sdtPr>
                 <w:alias w:val="View"/>
                 <w:tag w:val="field|text"/>
-                <w:id w:val="1009"/>
+                <w:id w:val="1010"/>
                 <w:lock w:val="sdtLocked"/>
               </w:sdtPr>
               <w:sdtContent>
@@ -398,7 +422,7 @@
                     <w:sdtPr>
                       <w:alias w:val="Baseline"/>
                       <w:tag w:val="field|baseline"/>
-                      <w:id w:val="1010"/>
+                      <w:id w:val="1011"/>
                       <w:lock w:val="sdtLocked"/>
                       <w:showingPlcHdr/>
                     </w:sdtPr>
@@ -422,7 +446,7 @@
                     <w:sdtPr>
                       <w:alias w:val="Upside"/>
                       <w:tag w:val="field|upside"/>
-                      <w:id w:val="1011"/>
+                      <w:id w:val="1012"/>
                       <w:lock w:val="sdtLocked"/>
                       <w:showingPlcHdr/>
                     </w:sdtPr>
@@ -446,7 +470,7 @@
                     <w:sdtPr>
                       <w:alias w:val="Downside"/>
                       <w:tag w:val="field|downside"/>
-                      <w:id w:val="1012"/>
+                      <w:id w:val="1013"/>
                       <w:lock w:val="sdtLocked"/>
                       <w:showingPlcHdr/>
                     </w:sdtPr>
@@ -475,7 +499,7 @@
           <w:sdtPr>
             <w:alias w:val="New issue in Trend growth"/>
             <w:tag w:val="slot|issue"/>
-            <w:id w:val="1014"/>
+            <w:id w:val="1015"/>
             <w:lock w:val="sdtLocked"/>
             <w:showingPlcHdr/>
           </w:sdtPr>
@@ -496,7 +520,7 @@
       <w:sdtPr>
         <w:alias w:val="Trend inflation"/>
         <w:tag w:val="sub|drivers/regime/trend-inflation"/>
-        <w:id w:val="1023"/>
+        <w:id w:val="1024"/>
         <w:lock w:val="sdtLocked"/>
       </w:sdtPr>
       <w:sdtContent>
@@ -512,7 +536,7 @@
           <w:sdtPr>
             <w:alias w:val="Oil shock on top of tariff pass-through"/>
             <w:tag w:val="issue|iss-us-ti1"/>
-            <w:id w:val="1021"/>
+            <w:id w:val="1022"/>
             <w:lock w:val="sdtLocked"/>
           </w:sdtPr>
           <w:sdtContent>
@@ -520,7 +544,7 @@
               <w:sdtPr>
                 <w:alias w:val="Title"/>
                 <w:tag w:val="field|title"/>
-                <w:id w:val="1016"/>
+                <w:id w:val="1017"/>
                 <w:lock w:val="sdtLocked"/>
               </w:sdtPr>
               <w:sdtContent>
@@ -538,7 +562,7 @@
               <w:sdtPr>
                 <w:alias w:val="View"/>
                 <w:tag w:val="field|text"/>
-                <w:id w:val="1017"/>
+                <w:id w:val="1018"/>
                 <w:lock w:val="sdtLocked"/>
               </w:sdtPr>
               <w:sdtContent>
@@ -635,7 +659,7 @@
                     <w:sdtPr>
                       <w:alias w:val="Baseline"/>
                       <w:tag w:val="field|baseline"/>
-                      <w:id w:val="1018"/>
+                      <w:id w:val="1019"/>
                       <w:lock w:val="sdtLocked"/>
                     </w:sdtPr>
                     <w:sdtContent>
@@ -662,7 +686,7 @@
                     <w:sdtPr>
                       <w:alias w:val="Upside"/>
                       <w:tag w:val="field|upside"/>
-                      <w:id w:val="1019"/>
+                      <w:id w:val="1020"/>
                       <w:lock w:val="sdtLocked"/>
                     </w:sdtPr>
                     <w:sdtContent>
@@ -689,7 +713,7 @@
                     <w:sdtPr>
                       <w:alias w:val="Downside"/>
                       <w:tag w:val="field|downside"/>
-                      <w:id w:val="1020"/>
+                      <w:id w:val="1021"/>
                       <w:lock w:val="sdtLocked"/>
                     </w:sdtPr>
                     <w:sdtContent>
@@ -721,7 +745,7 @@
           <w:sdtPr>
             <w:alias w:val="New issue in Trend inflation"/>
             <w:tag w:val="slot|issue"/>
-            <w:id w:val="1022"/>
+            <w:id w:val="1023"/>
             <w:lock w:val="sdtLocked"/>
             <w:showingPlcHdr/>
           </w:sdtPr>
@@ -742,7 +766,7 @@
       <w:sdtPr>
         <w:alias w:val="New subsection under Regime"/>
         <w:tag w:val="slot|sub|regime"/>
-        <w:id w:val="1024"/>
+        <w:id w:val="1025"/>
         <w:lock w:val="sdtLocked"/>
         <w:showingPlcHdr/>
       </w:sdtPr>
@@ -761,7 +785,7 @@
       <w:sdtPr>
         <w:alias w:val="Policy"/>
         <w:tag w:val="group|policy"/>
-        <w:id w:val="1025"/>
+        <w:id w:val="1026"/>
         <w:lock w:val="sdtContentLocked"/>
       </w:sdtPr>
       <w:sdtContent>
@@ -779,7 +803,7 @@
       <w:sdtPr>
         <w:alias w:val="Monetary"/>
         <w:tag w:val="sub|drivers/policy/monetary"/>
-        <w:id w:val="1039"/>
+        <w:id w:val="1040"/>
         <w:lock w:val="sdtLocked"/>
       </w:sdtPr>
       <w:sdtContent>
@@ -795,7 +819,7 @@
           <w:sdtPr>
             <w:alias w:val="Warsh Fed facing a hike into a slowing economy"/>
             <w:tag w:val="issue|iss-us-mo1"/>
-            <w:id w:val="1031"/>
+            <w:id w:val="1032"/>
             <w:lock w:val="sdtLocked"/>
           </w:sdtPr>
           <w:sdtContent>
@@ -803,7 +827,7 @@
               <w:sdtPr>
                 <w:alias w:val="Title"/>
                 <w:tag w:val="field|title"/>
-                <w:id w:val="1026"/>
+                <w:id w:val="1027"/>
                 <w:lock w:val="sdtLocked"/>
               </w:sdtPr>
               <w:sdtContent>
@@ -821,7 +845,7 @@
               <w:sdtPr>
                 <w:alias w:val="View"/>
                 <w:tag w:val="field|text"/>
-                <w:id w:val="1027"/>
+                <w:id w:val="1028"/>
                 <w:lock w:val="sdtLocked"/>
               </w:sdtPr>
               <w:sdtContent>
@@ -918,7 +942,7 @@
                     <w:sdtPr>
                       <w:alias w:val="Baseline"/>
                       <w:tag w:val="field|baseline"/>
-                      <w:id w:val="1028"/>
+                      <w:id w:val="1029"/>
                       <w:lock w:val="sdtLocked"/>
                     </w:sdtPr>
                     <w:sdtContent>
@@ -945,7 +969,7 @@
                     <w:sdtPr>
                       <w:alias w:val="Upside"/>
                       <w:tag w:val="field|upside"/>
-                      <w:id w:val="1029"/>
+                      <w:id w:val="1030"/>
                       <w:lock w:val="sdtLocked"/>
                     </w:sdtPr>
                     <w:sdtContent>
@@ -972,7 +996,7 @@
                     <w:sdtPr>
                       <w:alias w:val="Downside"/>
                       <w:tag w:val="field|downside"/>
-                      <w:id w:val="1030"/>
+                      <w:id w:val="1031"/>
                       <w:lock w:val="sdtLocked"/>
                     </w:sdtPr>
                     <w:sdtContent>
@@ -1004,7 +1028,7 @@
           <w:sdtPr>
             <w:alias w:val="Independence and the reaction function"/>
             <w:tag w:val="issue|iss-us-mo2"/>
-            <w:id w:val="1037"/>
+            <w:id w:val="1038"/>
             <w:lock w:val="sdtLocked"/>
           </w:sdtPr>
           <w:sdtContent>
@@ -1012,7 +1036,7 @@
               <w:sdtPr>
                 <w:alias w:val="Title"/>
                 <w:tag w:val="field|title"/>
-                <w:id w:val="1032"/>
+                <w:id w:val="1033"/>
                 <w:lock w:val="sdtLocked"/>
               </w:sdtPr>
               <w:sdtContent>
@@ -1030,7 +1054,7 @@
               <w:sdtPr>
                 <w:alias w:val="View"/>
                 <w:tag w:val="field|text"/>
-                <w:id w:val="1033"/>
+                <w:id w:val="1034"/>
                 <w:lock w:val="sdtLocked"/>
               </w:sdtPr>
               <w:sdtContent>
@@ -1115,7 +1139,7 @@
                     <w:sdtPr>
                       <w:alias w:val="Baseline"/>
                       <w:tag w:val="field|baseline"/>
-                      <w:id w:val="1034"/>
+                      <w:id w:val="1035"/>
                       <w:lock w:val="sdtLocked"/>
                       <w:showingPlcHdr/>
                     </w:sdtPr>
@@ -1139,7 +1163,7 @@
                     <w:sdtPr>
                       <w:alias w:val="Upside"/>
                       <w:tag w:val="field|upside"/>
-                      <w:id w:val="1035"/>
+                      <w:id w:val="1036"/>
                       <w:lock w:val="sdtLocked"/>
                       <w:showingPlcHdr/>
                     </w:sdtPr>
@@ -1163,7 +1187,7 @@
                     <w:sdtPr>
                       <w:alias w:val="Downside"/>
                       <w:tag w:val="field|downside"/>
-                      <w:id w:val="1036"/>
+                      <w:id w:val="1037"/>
                       <w:lock w:val="sdtLocked"/>
                       <w:showingPlcHdr/>
                     </w:sdtPr>
@@ -1192,7 +1216,7 @@
           <w:sdtPr>
             <w:alias w:val="New issue in Monetary"/>
             <w:tag w:val="slot|issue"/>
-            <w:id w:val="1038"/>
+            <w:id w:val="1039"/>
             <w:lock w:val="sdtLocked"/>
             <w:showingPlcHdr/>
           </w:sdtPr>
@@ -1213,7 +1237,7 @@
       <w:sdtPr>
         <w:alias w:val="Fiscal"/>
         <w:tag w:val="sub|drivers/policy/fiscal"/>
-        <w:id w:val="1047"/>
+        <w:id w:val="1048"/>
         <w:lock w:val="sdtLocked"/>
       </w:sdtPr>
       <w:sdtContent>
@@ -1229,7 +1253,7 @@
           <w:sdtPr>
             <w:alias w:val="Deficit near 6-7% of GDP and losing its tariff crutch"/>
             <w:tag w:val="issue|iss-us-fi1"/>
-            <w:id w:val="1045"/>
+            <w:id w:val="1046"/>
             <w:lock w:val="sdtLocked"/>
           </w:sdtPr>
           <w:sdtContent>
@@ -1237,7 +1261,7 @@
               <w:sdtPr>
                 <w:alias w:val="Title"/>
                 <w:tag w:val="field|title"/>
-                <w:id w:val="1040"/>
+                <w:id w:val="1041"/>
                 <w:lock w:val="sdtLocked"/>
               </w:sdtPr>
               <w:sdtContent>
@@ -1255,7 +1279,7 @@
               <w:sdtPr>
                 <w:alias w:val="View"/>
                 <w:tag w:val="field|text"/>
-                <w:id w:val="1041"/>
+                <w:id w:val="1042"/>
                 <w:lock w:val="sdtLocked"/>
               </w:sdtPr>
               <w:sdtContent>
@@ -1352,7 +1376,7 @@
                     <w:sdtPr>
                       <w:alias w:val="Baseline"/>
                       <w:tag w:val="field|baseline"/>
-                      <w:id w:val="1042"/>
+                      <w:id w:val="1043"/>
                       <w:lock w:val="sdtLocked"/>
                     </w:sdtPr>
                     <w:sdtContent>
@@ -1379,7 +1403,7 @@
                     <w:sdtPr>
                       <w:alias w:val="Upside"/>
                       <w:tag w:val="field|upside"/>
-                      <w:id w:val="1043"/>
+                      <w:id w:val="1044"/>
                       <w:lock w:val="sdtLocked"/>
                     </w:sdtPr>
                     <w:sdtContent>
@@ -1406,7 +1430,7 @@
                     <w:sdtPr>
                       <w:alias w:val="Downside"/>
                       <w:tag w:val="field|downside"/>
-                      <w:id w:val="1044"/>
+                      <w:id w:val="1045"/>
                       <w:lock w:val="sdtLocked"/>
                     </w:sdtPr>
                     <w:sdtContent>
@@ -1438,7 +1462,7 @@
           <w:sdtPr>
             <w:alias w:val="New issue in Fiscal"/>
             <w:tag w:val="slot|issue"/>
-            <w:id w:val="1046"/>
+            <w:id w:val="1047"/>
             <w:lock w:val="sdtLocked"/>
             <w:showingPlcHdr/>
           </w:sdtPr>
@@ -1459,7 +1483,7 @@
       <w:sdtPr>
         <w:alias w:val="New subsection under Policy"/>
         <w:tag w:val="slot|sub|policy"/>
-        <w:id w:val="1048"/>
+        <w:id w:val="1049"/>
         <w:lock w:val="sdtLocked"/>
         <w:showingPlcHdr/>
       </w:sdtPr>
@@ -1478,7 +1502,7 @@
       <w:sdtPr>
         <w:alias w:val="Imbalances"/>
         <w:tag w:val="group|imbalances"/>
-        <w:id w:val="1049"/>
+        <w:id w:val="1050"/>
         <w:lock w:val="sdtContentLocked"/>
       </w:sdtPr>
       <w:sdtContent>
@@ -1496,7 +1520,7 @@
       <w:sdtPr>
         <w:alias w:val="Domestic"/>
         <w:tag w:val="sub|drivers/imbalances/domestic"/>
-        <w:id w:val="1063"/>
+        <w:id w:val="1064"/>
         <w:lock w:val="sdtLocked"/>
       </w:sdtPr>
       <w:sdtContent>
@@ -1512,7 +1536,7 @@
           <w:sdtPr>
             <w:alias w:val="Two-speed households"/>
             <w:tag w:val="issue|iss-us-do1"/>
-            <w:id w:val="1055"/>
+            <w:id w:val="1056"/>
             <w:lock w:val="sdtLocked"/>
           </w:sdtPr>
           <w:sdtContent>
@@ -1520,7 +1544,7 @@
               <w:sdtPr>
                 <w:alias w:val="Title"/>
                 <w:tag w:val="field|title"/>
-                <w:id w:val="1050"/>
+                <w:id w:val="1051"/>
                 <w:lock w:val="sdtLocked"/>
               </w:sdtPr>
               <w:sdtContent>
@@ -1538,7 +1562,7 @@
               <w:sdtPr>
                 <w:alias w:val="View"/>
                 <w:tag w:val="field|text"/>
-                <w:id w:val="1051"/>
+                <w:id w:val="1052"/>
                 <w:lock w:val="sdtLocked"/>
               </w:sdtPr>
               <w:sdtContent>
@@ -1623,7 +1647,7 @@
                     <w:sdtPr>
                       <w:alias w:val="Baseline"/>
                       <w:tag w:val="field|baseline"/>
-                      <w:id w:val="1052"/>
+                      <w:id w:val="1053"/>
                       <w:lock w:val="sdtLocked"/>
                     </w:sdtPr>
                     <w:sdtContent>
@@ -1650,7 +1674,7 @@
                     <w:sdtPr>
                       <w:alias w:val="Upside"/>
                       <w:tag w:val="field|upside"/>
-                      <w:id w:val="1053"/>
+                      <w:id w:val="1054"/>
                       <w:lock w:val="sdtLocked"/>
                     </w:sdtPr>
                     <w:sdtContent>
@@ -1677,7 +1701,7 @@
                     <w:sdtPr>
                       <w:alias w:val="Downside"/>
                       <w:tag w:val="field|downside"/>
-                      <w:id w:val="1054"/>
+                      <w:id w:val="1055"/>
                       <w:lock w:val="sdtLocked"/>
                     </w:sdtPr>
                     <w:sdtContent>
@@ -1709,7 +1733,7 @@
           <w:sdtPr>
             <w:alias w:val="Corporate margins under a cost squeeze"/>
             <w:tag w:val="issue|iss-us-do2"/>
-            <w:id w:val="1061"/>
+            <w:id w:val="1062"/>
             <w:lock w:val="sdtLocked"/>
           </w:sdtPr>
           <w:sdtContent>
@@ -1717,7 +1741,7 @@
               <w:sdtPr>
                 <w:alias w:val="Title"/>
                 <w:tag w:val="field|title"/>
-                <w:id w:val="1056"/>
+                <w:id w:val="1057"/>
                 <w:lock w:val="sdtLocked"/>
               </w:sdtPr>
               <w:sdtContent>
@@ -1735,7 +1759,7 @@
               <w:sdtPr>
                 <w:alias w:val="View"/>
                 <w:tag w:val="field|text"/>
-                <w:id w:val="1057"/>
+                <w:id w:val="1058"/>
                 <w:lock w:val="sdtLocked"/>
               </w:sdtPr>
               <w:sdtContent>
@@ -1808,7 +1832,7 @@
                     <w:sdtPr>
                       <w:alias w:val="Baseline"/>
                       <w:tag w:val="field|baseline"/>
-                      <w:id w:val="1058"/>
+                      <w:id w:val="1059"/>
                       <w:lock w:val="sdtLocked"/>
                       <w:showingPlcHdr/>
                     </w:sdtPr>
@@ -1832,7 +1856,7 @@
                     <w:sdtPr>
                       <w:alias w:val="Upside"/>
                       <w:tag w:val="field|upside"/>
-                      <w:id w:val="1059"/>
+                      <w:id w:val="1060"/>
                       <w:lock w:val="sdtLocked"/>
                       <w:showingPlcHdr/>
                     </w:sdtPr>
@@ -1856,7 +1880,7 @@
                     <w:sdtPr>
                       <w:alias w:val="Downside"/>
                       <w:tag w:val="field|downside"/>
-                      <w:id w:val="1060"/>
+                      <w:id w:val="1061"/>
                       <w:lock w:val="sdtLocked"/>
                       <w:showingPlcHdr/>
                     </w:sdtPr>
@@ -1885,7 +1909,7 @@
           <w:sdtPr>
             <w:alias w:val="New issue in Domestic"/>
             <w:tag w:val="slot|issue"/>
-            <w:id w:val="1062"/>
+            <w:id w:val="1063"/>
             <w:lock w:val="sdtLocked"/>
             <w:showingPlcHdr/>
           </w:sdtPr>
@@ -1906,7 +1930,7 @@
       <w:sdtPr>
         <w:alias w:val="External"/>
         <w:tag w:val="sub|drivers/imbalances/external"/>
-        <w:id w:val="1071"/>
+        <w:id w:val="1072"/>
         <w:lock w:val="sdtLocked"/>
       </w:sdtPr>
       <w:sdtContent>
@@ -1922,7 +1946,7 @@
           <w:sdtPr>
             <w:alias w:val="Dollar has lost its reflexive safe-haven bid"/>
             <w:tag w:val="issue|iss-us-ex1"/>
-            <w:id w:val="1069"/>
+            <w:id w:val="1070"/>
             <w:lock w:val="sdtLocked"/>
           </w:sdtPr>
           <w:sdtContent>
@@ -1930,7 +1954,7 @@
               <w:sdtPr>
                 <w:alias w:val="Title"/>
                 <w:tag w:val="field|title"/>
-                <w:id w:val="1064"/>
+                <w:id w:val="1065"/>
                 <w:lock w:val="sdtLocked"/>
               </w:sdtPr>
               <w:sdtContent>
@@ -1948,7 +1972,7 @@
               <w:sdtPr>
                 <w:alias w:val="View"/>
                 <w:tag w:val="field|text"/>
-                <w:id w:val="1065"/>
+                <w:id w:val="1066"/>
                 <w:lock w:val="sdtLocked"/>
               </w:sdtPr>
               <w:sdtContent>
@@ -2033,7 +2057,7 @@
                     <w:sdtPr>
                       <w:alias w:val="Baseline"/>
                       <w:tag w:val="field|baseline"/>
-                      <w:id w:val="1066"/>
+                      <w:id w:val="1067"/>
                       <w:lock w:val="sdtLocked"/>
                       <w:showingPlcHdr/>
                     </w:sdtPr>
@@ -2057,7 +2081,7 @@
                     <w:sdtPr>
                       <w:alias w:val="Upside"/>
                       <w:tag w:val="field|upside"/>
-                      <w:id w:val="1067"/>
+                      <w:id w:val="1068"/>
                       <w:lock w:val="sdtLocked"/>
                       <w:showingPlcHdr/>
                     </w:sdtPr>
@@ -2081,7 +2105,7 @@
                     <w:sdtPr>
                       <w:alias w:val="Downside"/>
                       <w:tag w:val="field|downside"/>
-                      <w:id w:val="1068"/>
+                      <w:id w:val="1069"/>
                       <w:lock w:val="sdtLocked"/>
                       <w:showingPlcHdr/>
                     </w:sdtPr>
@@ -2110,7 +2134,7 @@
           <w:sdtPr>
             <w:alias w:val="New issue in External"/>
             <w:tag w:val="slot|issue"/>
-            <w:id w:val="1070"/>
+            <w:id w:val="1071"/>
             <w:lock w:val="sdtLocked"/>
             <w:showingPlcHdr/>
           </w:sdtPr>
@@ -2131,7 +2155,7 @@
       <w:sdtPr>
         <w:alias w:val="Credit"/>
         <w:tag w:val="sub|drivers/imbalances/credit"/>
-        <w:id w:val="1079"/>
+        <w:id w:val="1080"/>
         <w:lock w:val="sdtLocked"/>
       </w:sdtPr>
       <w:sdtContent>
@@ -2147,7 +2171,7 @@
           <w:sdtPr>
             <w:alias w:val="Private credit is the AI financing plumbing"/>
             <w:tag w:val="issue|iss-us-cr1"/>
-            <w:id w:val="1077"/>
+            <w:id w:val="1078"/>
             <w:lock w:val="sdtLocked"/>
           </w:sdtPr>
           <w:sdtContent>
@@ -2155,7 +2179,7 @@
               <w:sdtPr>
                 <w:alias w:val="Title"/>
                 <w:tag w:val="field|title"/>
-                <w:id w:val="1072"/>
+                <w:id w:val="1073"/>
                 <w:lock w:val="sdtLocked"/>
               </w:sdtPr>
               <w:sdtContent>
@@ -2173,7 +2197,7 @@
               <w:sdtPr>
                 <w:alias w:val="View"/>
                 <w:tag w:val="field|text"/>
-                <w:id w:val="1073"/>
+                <w:id w:val="1074"/>
                 <w:lock w:val="sdtLocked"/>
               </w:sdtPr>
               <w:sdtContent>
@@ -2258,7 +2282,7 @@
                     <w:sdtPr>
                       <w:alias w:val="Baseline"/>
                       <w:tag w:val="field|baseline"/>
-                      <w:id w:val="1074"/>
+                      <w:id w:val="1075"/>
                       <w:lock w:val="sdtLocked"/>
                       <w:showingPlcHdr/>
                     </w:sdtPr>
@@ -2282,7 +2306,7 @@
                     <w:sdtPr>
                       <w:alias w:val="Upside"/>
                       <w:tag w:val="field|upside"/>
-                      <w:id w:val="1075"/>
+                      <w:id w:val="1076"/>
                       <w:lock w:val="sdtLocked"/>
                       <w:showingPlcHdr/>
                     </w:sdtPr>
@@ -2306,7 +2330,7 @@
                     <w:sdtPr>
                       <w:alias w:val="Downside"/>
                       <w:tag w:val="field|downside"/>
-                      <w:id w:val="1076"/>
+                      <w:id w:val="1077"/>
                       <w:lock w:val="sdtLocked"/>
                       <w:showingPlcHdr/>
                     </w:sdtPr>
@@ -2335,7 +2359,7 @@
           <w:sdtPr>
             <w:alias w:val="New issue in Credit"/>
             <w:tag w:val="slot|issue"/>
-            <w:id w:val="1078"/>
+            <w:id w:val="1079"/>
             <w:lock w:val="sdtLocked"/>
             <w:showingPlcHdr/>
           </w:sdtPr>
@@ -2356,7 +2380,7 @@
       <w:sdtPr>
         <w:alias w:val="New subsection under Imbalances"/>
         <w:tag w:val="slot|sub|imbalances"/>
-        <w:id w:val="1080"/>
+        <w:id w:val="1081"/>
         <w:lock w:val="sdtLocked"/>
         <w:showingPlcHdr/>
       </w:sdtPr>
@@ -2375,7 +2399,7 @@
       <w:sdtPr>
         <w:alias w:val="Geopolitics"/>
         <w:tag w:val="group|geopolitics"/>
-        <w:id w:val="1081"/>
+        <w:id w:val="1082"/>
         <w:lock w:val="sdtContentLocked"/>
       </w:sdtPr>
       <w:sdtContent>
@@ -2393,7 +2417,7 @@
       <w:sdtPr>
         <w:alias w:val="Domestic"/>
         <w:tag w:val="sub|drivers/geopolitics/domestic"/>
-        <w:id w:val="1089"/>
+        <w:id w:val="1090"/>
         <w:lock w:val="sdtLocked"/>
       </w:sdtPr>
       <w:sdtContent>
@@ -2409,7 +2433,7 @@
           <w:sdtPr>
             <w:alias w:val="Midterms and the policy volatility premium"/>
             <w:tag w:val="issue|iss-us-gd1"/>
-            <w:id w:val="1087"/>
+            <w:id w:val="1088"/>
             <w:lock w:val="sdtLocked"/>
           </w:sdtPr>
           <w:sdtContent>
@@ -2417,7 +2441,7 @@
               <w:sdtPr>
                 <w:alias w:val="Title"/>
                 <w:tag w:val="field|title"/>
-                <w:id w:val="1082"/>
+                <w:id w:val="1083"/>
                 <w:lock w:val="sdtLocked"/>
               </w:sdtPr>
               <w:sdtContent>
@@ -2435,7 +2459,7 @@
               <w:sdtPr>
                 <w:alias w:val="View"/>
                 <w:tag w:val="field|text"/>
-                <w:id w:val="1083"/>
+                <w:id w:val="1084"/>
                 <w:lock w:val="sdtLocked"/>
               </w:sdtPr>
               <w:sdtContent>
@@ -2520,7 +2544,7 @@
                     <w:sdtPr>
                       <w:alias w:val="Baseline"/>
                       <w:tag w:val="field|baseline"/>
-                      <w:id w:val="1084"/>
+                      <w:id w:val="1085"/>
                       <w:lock w:val="sdtLocked"/>
                       <w:showingPlcHdr/>
                     </w:sdtPr>
@@ -2544,7 +2568,7 @@
                     <w:sdtPr>
                       <w:alias w:val="Upside"/>
                       <w:tag w:val="field|upside"/>
-                      <w:id w:val="1085"/>
+                      <w:id w:val="1086"/>
                       <w:lock w:val="sdtLocked"/>
                       <w:showingPlcHdr/>
                     </w:sdtPr>
@@ -2568,7 +2592,7 @@
                     <w:sdtPr>
                       <w:alias w:val="Downside"/>
                       <w:tag w:val="field|downside"/>
-                      <w:id w:val="1086"/>
+                      <w:id w:val="1087"/>
                       <w:lock w:val="sdtLocked"/>
                       <w:showingPlcHdr/>
                     </w:sdtPr>
@@ -2597,7 +2621,7 @@
           <w:sdtPr>
             <w:alias w:val="New issue in Domestic"/>
             <w:tag w:val="slot|issue"/>
-            <w:id w:val="1088"/>
+            <w:id w:val="1089"/>
             <w:lock w:val="sdtLocked"/>
             <w:showingPlcHdr/>
           </w:sdtPr>
@@ -2618,7 +2642,7 @@
       <w:sdtPr>
         <w:alias w:val="International"/>
         <w:tag w:val="sub|drivers/geopolitics/international"/>
-        <w:id w:val="1103"/>
+        <w:id w:val="1104"/>
         <w:lock w:val="sdtLocked"/>
       </w:sdtPr>
       <w:sdtContent>
@@ -2634,7 +2658,7 @@
           <w:sdtPr>
             <w:alias w:val="Iran war, Hormuz and the energy price regime"/>
             <w:tag w:val="issue|iss-us-gi1"/>
-            <w:id w:val="1095"/>
+            <w:id w:val="1096"/>
             <w:lock w:val="sdtLocked"/>
           </w:sdtPr>
           <w:sdtContent>
@@ -2642,7 +2666,7 @@
               <w:sdtPr>
                 <w:alias w:val="Title"/>
                 <w:tag w:val="field|title"/>
-                <w:id w:val="1090"/>
+                <w:id w:val="1091"/>
                 <w:lock w:val="sdtLocked"/>
               </w:sdtPr>
               <w:sdtContent>
@@ -2660,7 +2684,7 @@
               <w:sdtPr>
                 <w:alias w:val="View"/>
                 <w:tag w:val="field|text"/>
-                <w:id w:val="1091"/>
+                <w:id w:val="1092"/>
                 <w:lock w:val="sdtLocked"/>
               </w:sdtPr>
               <w:sdtContent>
@@ -2745,7 +2769,7 @@
                     <w:sdtPr>
                       <w:alias w:val="Baseline"/>
                       <w:tag w:val="field|baseline"/>
-                      <w:id w:val="1092"/>
+                      <w:id w:val="1093"/>
                       <w:lock w:val="sdtLocked"/>
                       <w:showingPlcHdr/>
                     </w:sdtPr>
@@ -2769,7 +2793,7 @@
                     <w:sdtPr>
                       <w:alias w:val="Upside"/>
                       <w:tag w:val="field|upside"/>
-                      <w:id w:val="1093"/>
+                      <w:id w:val="1094"/>
                       <w:lock w:val="sdtLocked"/>
                       <w:showingPlcHdr/>
                     </w:sdtPr>
@@ -2793,7 +2817,7 @@
                     <w:sdtPr>
                       <w:alias w:val="Downside"/>
                       <w:tag w:val="field|downside"/>
-                      <w:id w:val="1094"/>
+                      <w:id w:val="1095"/>
                       <w:lock w:val="sdtLocked"/>
                       <w:showingPlcHdr/>
                     </w:sdtPr>
@@ -2822,7 +2846,7 @@
           <w:sdtPr>
             <w:alias w:val="Tariff regime is fragmenting into 232 and 301 tools"/>
             <w:tag w:val="issue|iss-us-gi2"/>
-            <w:id w:val="1101"/>
+            <w:id w:val="1102"/>
             <w:lock w:val="sdtLocked"/>
           </w:sdtPr>
           <w:sdtContent>
@@ -2830,7 +2854,7 @@
               <w:sdtPr>
                 <w:alias w:val="Title"/>
                 <w:tag w:val="field|title"/>
-                <w:id w:val="1096"/>
+                <w:id w:val="1097"/>
                 <w:lock w:val="sdtLocked"/>
               </w:sdtPr>
               <w:sdtContent>
@@ -2848,7 +2872,7 @@
               <w:sdtPr>
                 <w:alias w:val="View"/>
                 <w:tag w:val="field|text"/>
-                <w:id w:val="1097"/>
+                <w:id w:val="1098"/>
                 <w:lock w:val="sdtLocked"/>
               </w:sdtPr>
               <w:sdtContent>
@@ -2933,7 +2957,7 @@
                     <w:sdtPr>
                       <w:alias w:val="Baseline"/>
                       <w:tag w:val="field|baseline"/>
-                      <w:id w:val="1098"/>
+                      <w:id w:val="1099"/>
                       <w:lock w:val="sdtLocked"/>
                       <w:showingPlcHdr/>
                     </w:sdtPr>
@@ -2957,7 +2981,7 @@
                     <w:sdtPr>
                       <w:alias w:val="Upside"/>
                       <w:tag w:val="field|upside"/>
-                      <w:id w:val="1099"/>
+                      <w:id w:val="1100"/>
                       <w:lock w:val="sdtLocked"/>
                       <w:showingPlcHdr/>
                     </w:sdtPr>
@@ -2981,7 +3005,7 @@
                     <w:sdtPr>
                       <w:alias w:val="Downside"/>
                       <w:tag w:val="field|downside"/>
-                      <w:id w:val="1100"/>
+                      <w:id w:val="1101"/>
                       <w:lock w:val="sdtLocked"/>
                       <w:showingPlcHdr/>
                     </w:sdtPr>
@@ -3010,7 +3034,7 @@
           <w:sdtPr>
             <w:alias w:val="New issue in International"/>
             <w:tag w:val="slot|issue"/>
-            <w:id w:val="1102"/>
+            <w:id w:val="1103"/>
             <w:lock w:val="sdtLocked"/>
             <w:showingPlcHdr/>
           </w:sdtPr>
@@ -3031,7 +3055,7 @@
       <w:sdtPr>
         <w:alias w:val="New subsection under Geopolitics"/>
         <w:tag w:val="slot|sub|geopolitics"/>
-        <w:id w:val="1104"/>
+        <w:id w:val="1105"/>
         <w:lock w:val="sdtLocked"/>
         <w:showingPlcHdr/>
       </w:sdtPr>
@@ -3058,7 +3082,7 @@
       <w:sdtPr>
         <w:alias w:val="Set these by clicking in the page, not here"/>
         <w:tag w:val="matrix"/>
-        <w:id w:val="1105"/>
+        <w:id w:val="1106"/>
         <w:lock w:val="sdtContentLocked"/>
       </w:sdtPr>
       <w:sdtContent>

--- a/docs/poc/sample-united-states-v2.docx
+++ b/docs/poc/sample-united-states-v2.docx
@@ -54,9 +54,209 @@
     </w:sdt>
     <w:sdt>
       <w:sdtPr>
+        <w:alias w:val="How to edit this document — do not edit this box"/>
+        <w:tag w:val="readme"/>
+        <w:id w:val="1002"/>
+        <w:lock w:val="sdtContentLocked"/>
+      </w:sdtPr>
+      <w:sdtContent>
+        <w:tbl>
+          <w:tblPr>
+            <w:tblW w:w="9000" w:type="dxa"/>
+            <w:tblBorders>
+              <w:top w:val="single" w:sz="6" w:space="0" w:color="C6D2E0"/>
+              <w:left w:val="single" w:sz="6" w:space="0" w:color="C6D2E0"/>
+              <w:bottom w:val="single" w:sz="6" w:space="0" w:color="C6D2E0"/>
+              <w:right w:val="single" w:sz="6" w:space="0" w:color="C6D2E0"/>
+            </w:tblBorders>
+            <w:shd w:val="clear" w:color="auto" w:fill="F2F6FA"/>
+            <w:tblCellMar>
+              <w:top w:w="160" w:type="dxa"/>
+              <w:left w:w="200" w:type="dxa"/>
+              <w:bottom w:w="160" w:type="dxa"/>
+              <w:right w:w="200" w:type="dxa"/>
+            </w:tblCellMar>
+          </w:tblPr>
+          <w:tr>
+            <w:tc>
+              <w:tcPr>
+                <w:tcW w:w="9000" w:type="dxa"/>
+                <w:shd w:val="clear" w:color="auto" w:fill="F2F6FA"/>
+              </w:tcPr>
+              <w:p>
+                <w:pPr>
+                  <w:pStyle w:val="CITNoteHead"/>
+                </w:pPr>
+                <w:r>
+                  <w:t xml:space="preserve">How to edit this document</w:t>
+                </w:r>
+              </w:p>
+              <w:p>
+                <w:pPr>
+                  <w:pStyle w:val="CITNote"/>
+                </w:pPr>
+                <w:r>
+                  <w:t xml:space="preserve">This is a copy of the United States thesis, version 2. Every issue sits in its own bordered box, and each box carries a hidden label tying it back to the thesis — so edit </w:t>
+                </w:r>
+                <w:r>
+                  <w:rPr>
+                    <w:b/>
+                  </w:rPr>
+                  <w:t xml:space="preserve">inside</w:t>
+                </w:r>
+                <w:r>
+                  <w:t xml:space="preserve"> the boxes rather than around them.</w:t>
+                </w:r>
+              </w:p>
+              <w:p>
+                <w:pPr>
+                  <w:pStyle w:val="CITNote"/>
+                  <w:ind w:left="300" w:hanging="300"/>
+                </w:pPr>
+                <w:r>
+                  <w:t xml:space="preserve">•  </w:t>
+                </w:r>
+                <w:r>
+                  <w:rPr>
+                    <w:b/>
+                  </w:rPr>
+                  <w:t xml:space="preserve">Change the wording</w:t>
+                </w:r>
+                <w:r>
+                  <w:t xml:space="preserve"> — type in any box. Bold is kept. Track Changes and comments are welcome.</w:t>
+                </w:r>
+              </w:p>
+              <w:p>
+                <w:pPr>
+                  <w:pStyle w:val="CITNote"/>
+                  <w:ind w:left="300" w:hanging="300"/>
+                </w:pPr>
+                <w:r>
+                  <w:t xml:space="preserve">•  </w:t>
+                </w:r>
+                <w:r>
+                  <w:rPr>
+                    <w:b/>
+                  </w:rPr>
+                  <w:t xml:space="preserve">Add an issue</w:t>
+                </w:r>
+                <w:r>
+                  <w:t xml:space="preserve"> — use the dashed “Click here and type a new issue” box at the end of a section. Title on the first line, then one bullet per line. For signposts, add lines starting Baseline:, Upside: and Downside:.</w:t>
+                </w:r>
+              </w:p>
+              <w:p>
+                <w:pPr>
+                  <w:pStyle w:val="CITNote"/>
+                  <w:ind w:left="300" w:hanging="300"/>
+                </w:pPr>
+                <w:r>
+                  <w:t xml:space="preserve">•  </w:t>
+                </w:r>
+                <w:r>
+                  <w:rPr>
+                    <w:b/>
+                  </w:rPr>
+                  <w:t xml:space="preserve">Retire an issue</w:t>
+                </w:r>
+                <w:r>
+                  <w:t xml:space="preserve"> — select everything inside its boxes and delete it. Leave the empty box where it is; do not delete the box itself.</w:t>
+                </w:r>
+              </w:p>
+              <w:p>
+                <w:pPr>
+                  <w:pStyle w:val="CITNote"/>
+                  <w:ind w:left="300" w:hanging="300"/>
+                </w:pPr>
+                <w:r>
+                  <w:t xml:space="preserve">•  </w:t>
+                </w:r>
+                <w:r>
+                  <w:rPr>
+                    <w:b/>
+                  </w:rPr>
+                  <w:t xml:space="preserve">Reorder</w:t>
+                </w:r>
+                <w:r>
+                  <w:t xml:space="preserve"> — move the whole box, not just the text inside it.</w:t>
+                </w:r>
+              </w:p>
+              <w:p>
+                <w:pPr>
+                  <w:pStyle w:val="CITNote"/>
+                  <w:ind w:left="300" w:hanging="300"/>
+                </w:pPr>
+                <w:r>
+                  <w:t xml:space="preserve">•  </w:t>
+                </w:r>
+                <w:r>
+                  <w:rPr>
+                    <w:b/>
+                  </w:rPr>
+                  <w:t xml:space="preserve">Signposts go in threes</w:t>
+                </w:r>
+                <w:r>
+                  <w:t xml:space="preserve"> — fill all three cells or leave all three showing their grey hint. One or two filled will be queried rather than imported.</w:t>
+                </w:r>
+              </w:p>
+              <w:p>
+                <w:pPr>
+                  <w:pStyle w:val="CITNote"/>
+                  <w:ind w:left="300" w:hanging="300"/>
+                </w:pPr>
+                <w:r>
+                  <w:t xml:space="preserve">•  </w:t>
+                </w:r>
+                <w:r>
+                  <w:rPr>
+                    <w:b/>
+                  </w:rPr>
+                  <w:t xml:space="preserve">Paste as plain text</w:t>
+                </w:r>
+                <w:r>
+                  <w:t xml:space="preserve"> (Ctrl+Shift+V). An ordinary paste can destroy a box and lose the link back to the thesis.</w:t>
+                </w:r>
+              </w:p>
+              <w:p>
+                <w:pPr>
+                  <w:pStyle w:val="CITNote"/>
+                  <w:ind w:left="300" w:hanging="300"/>
+                </w:pPr>
+                <w:r>
+                  <w:t xml:space="preserve">•  </w:t>
+                </w:r>
+                <w:r>
+                  <w:rPr>
+                    <w:b/>
+                  </w:rPr>
+                  <w:t xml:space="preserve">Leave alone</w:t>
+                </w:r>
+                <w:r>
+                  <w:t xml:space="preserve">: the headings, and the investment implications table — those arrows are only ever set by clicking in the page.</w:t>
+                </w:r>
+              </w:p>
+              <w:p>
+                <w:pPr>
+                  <w:pStyle w:val="CITNote"/>
+                </w:pPr>
+                <w:r>
+                  <w:t xml:space="preserve">Nothing here changes the thesis until someone reviews every change in the page and applies it. When you are finished, save the file, keeping it as .docx, and send it back.</w:t>
+                </w:r>
+              </w:p>
+            </w:tc>
+          </w:tr>
+        </w:tbl>
+        <w:p>
+          <w:pPr>
+            <w:pStyle w:val="CITBody"/>
+          </w:pPr>
+        </w:p>
+      </w:sdtContent>
+    </w:sdt>
+    <w:sdt>
+      <w:sdtPr>
         <w:alias w:val="Regime"/>
         <w:tag w:val="group|regime"/>
-        <w:id w:val="1002"/>
+        <w:id w:val="1003"/>
         <w:lock w:val="sdtContentLocked"/>
       </w:sdtPr>
       <w:sdtContent>
@@ -74,7 +274,7 @@
       <w:sdtPr>
         <w:alias w:val="Trend growth"/>
         <w:tag w:val="sub|drivers/regime/trend-growth"/>
-        <w:id w:val="1016"/>
+        <w:id w:val="1017"/>
         <w:lock w:val="sdtLocked"/>
       </w:sdtPr>
       <w:sdtContent>
@@ -90,7 +290,7 @@
           <w:sdtPr>
             <w:alias w:val="AI capex is now the growth engine, and the concentration risk"/>
             <w:tag w:val="issue|iss-us-tg1"/>
-            <w:id w:val="1008"/>
+            <w:id w:val="1009"/>
             <w:lock w:val="sdtLocked"/>
           </w:sdtPr>
           <w:sdtContent>
@@ -98,7 +298,7 @@
               <w:sdtPr>
                 <w:alias w:val="Title"/>
                 <w:tag w:val="field|title"/>
-                <w:id w:val="1003"/>
+                <w:id w:val="1004"/>
                 <w:lock w:val="sdtLocked"/>
               </w:sdtPr>
               <w:sdtContent>
@@ -116,7 +316,7 @@
               <w:sdtPr>
                 <w:alias w:val="View"/>
                 <w:tag w:val="field|text"/>
-                <w:id w:val="1004"/>
+                <w:id w:val="1005"/>
                 <w:lock w:val="sdtLocked"/>
               </w:sdtPr>
               <w:sdtContent>
@@ -213,7 +413,7 @@
                     <w:sdtPr>
                       <w:alias w:val="Baseline"/>
                       <w:tag w:val="field|baseline"/>
-                      <w:id w:val="1005"/>
+                      <w:id w:val="1006"/>
                       <w:lock w:val="sdtLocked"/>
                     </w:sdtPr>
                     <w:sdtContent>
@@ -240,7 +440,7 @@
                     <w:sdtPr>
                       <w:alias w:val="Upside"/>
                       <w:tag w:val="field|upside"/>
-                      <w:id w:val="1006"/>
+                      <w:id w:val="1007"/>
                       <w:lock w:val="sdtLocked"/>
                     </w:sdtPr>
                     <w:sdtContent>
@@ -267,7 +467,7 @@
                     <w:sdtPr>
                       <w:alias w:val="Downside"/>
                       <w:tag w:val="field|downside"/>
-                      <w:id w:val="1007"/>
+                      <w:id w:val="1008"/>
                       <w:lock w:val="sdtLocked"/>
                     </w:sdtPr>
                     <w:sdtContent>
@@ -299,7 +499,7 @@
           <w:sdtPr>
             <w:alias w:val="Labour supply is the binding constraint"/>
             <w:tag w:val="issue|iss-us-tg2"/>
-            <w:id w:val="1014"/>
+            <w:id w:val="1015"/>
             <w:lock w:val="sdtLocked"/>
           </w:sdtPr>
           <w:sdtContent>
@@ -307,7 +507,7 @@
               <w:sdtPr>
                 <w:alias w:val="Title"/>
                 <w:tag w:val="field|title"/>
-                <w:id w:val="1009"/>
+                <w:id w:val="1010"/>
                 <w:lock w:val="sdtLocked"/>
               </w:sdtPr>
               <w:sdtContent>
@@ -325,7 +525,7 @@
               <w:sdtPr>
                 <w:alias w:val="View"/>
                 <w:tag w:val="field|text"/>
-                <w:id w:val="1010"/>
+                <w:id w:val="1011"/>
                 <w:lock w:val="sdtLocked"/>
               </w:sdtPr>
               <w:sdtContent>
@@ -422,7 +622,7 @@
                     <w:sdtPr>
                       <w:alias w:val="Baseline"/>
                       <w:tag w:val="field|baseline"/>
-                      <w:id w:val="1011"/>
+                      <w:id w:val="1012"/>
                       <w:lock w:val="sdtLocked"/>
                       <w:showingPlcHdr/>
                     </w:sdtPr>
@@ -446,7 +646,7 @@
                     <w:sdtPr>
                       <w:alias w:val="Upside"/>
                       <w:tag w:val="field|upside"/>
-                      <w:id w:val="1012"/>
+                      <w:id w:val="1013"/>
                       <w:lock w:val="sdtLocked"/>
                       <w:showingPlcHdr/>
                     </w:sdtPr>
@@ -470,7 +670,7 @@
                     <w:sdtPr>
                       <w:alias w:val="Downside"/>
                       <w:tag w:val="field|downside"/>
-                      <w:id w:val="1013"/>
+                      <w:id w:val="1014"/>
                       <w:lock w:val="sdtLocked"/>
                       <w:showingPlcHdr/>
                     </w:sdtPr>
@@ -499,7 +699,7 @@
           <w:sdtPr>
             <w:alias w:val="New issue in Trend growth"/>
             <w:tag w:val="slot|issue"/>
-            <w:id w:val="1015"/>
+            <w:id w:val="1016"/>
             <w:lock w:val="sdtLocked"/>
             <w:showingPlcHdr/>
           </w:sdtPr>
@@ -520,7 +720,7 @@
       <w:sdtPr>
         <w:alias w:val="Trend inflation"/>
         <w:tag w:val="sub|drivers/regime/trend-inflation"/>
-        <w:id w:val="1024"/>
+        <w:id w:val="1025"/>
         <w:lock w:val="sdtLocked"/>
       </w:sdtPr>
       <w:sdtContent>
@@ -536,7 +736,7 @@
           <w:sdtPr>
             <w:alias w:val="Oil shock on top of tariff pass-through"/>
             <w:tag w:val="issue|iss-us-ti1"/>
-            <w:id w:val="1022"/>
+            <w:id w:val="1023"/>
             <w:lock w:val="sdtLocked"/>
           </w:sdtPr>
           <w:sdtContent>
@@ -544,7 +744,7 @@
               <w:sdtPr>
                 <w:alias w:val="Title"/>
                 <w:tag w:val="field|title"/>
-                <w:id w:val="1017"/>
+                <w:id w:val="1018"/>
                 <w:lock w:val="sdtLocked"/>
               </w:sdtPr>
               <w:sdtContent>
@@ -562,7 +762,7 @@
               <w:sdtPr>
                 <w:alias w:val="View"/>
                 <w:tag w:val="field|text"/>
-                <w:id w:val="1018"/>
+                <w:id w:val="1019"/>
                 <w:lock w:val="sdtLocked"/>
               </w:sdtPr>
               <w:sdtContent>
@@ -659,7 +859,7 @@
                     <w:sdtPr>
                       <w:alias w:val="Baseline"/>
                       <w:tag w:val="field|baseline"/>
-                      <w:id w:val="1019"/>
+                      <w:id w:val="1020"/>
                       <w:lock w:val="sdtLocked"/>
                     </w:sdtPr>
                     <w:sdtContent>
@@ -686,7 +886,7 @@
                     <w:sdtPr>
                       <w:alias w:val="Upside"/>
                       <w:tag w:val="field|upside"/>
-                      <w:id w:val="1020"/>
+                      <w:id w:val="1021"/>
                       <w:lock w:val="sdtLocked"/>
                     </w:sdtPr>
                     <w:sdtContent>
@@ -713,7 +913,7 @@
                     <w:sdtPr>
                       <w:alias w:val="Downside"/>
                       <w:tag w:val="field|downside"/>
-                      <w:id w:val="1021"/>
+                      <w:id w:val="1022"/>
                       <w:lock w:val="sdtLocked"/>
                     </w:sdtPr>
                     <w:sdtContent>
@@ -745,7 +945,7 @@
           <w:sdtPr>
             <w:alias w:val="New issue in Trend inflation"/>
             <w:tag w:val="slot|issue"/>
-            <w:id w:val="1023"/>
+            <w:id w:val="1024"/>
             <w:lock w:val="sdtLocked"/>
             <w:showingPlcHdr/>
           </w:sdtPr>
@@ -766,7 +966,7 @@
       <w:sdtPr>
         <w:alias w:val="New subsection under Regime"/>
         <w:tag w:val="slot|sub|regime"/>
-        <w:id w:val="1025"/>
+        <w:id w:val="1026"/>
         <w:lock w:val="sdtLocked"/>
         <w:showingPlcHdr/>
       </w:sdtPr>
@@ -785,7 +985,7 @@
       <w:sdtPr>
         <w:alias w:val="Policy"/>
         <w:tag w:val="group|policy"/>
-        <w:id w:val="1026"/>
+        <w:id w:val="1027"/>
         <w:lock w:val="sdtContentLocked"/>
       </w:sdtPr>
       <w:sdtContent>
@@ -803,7 +1003,7 @@
       <w:sdtPr>
         <w:alias w:val="Monetary"/>
         <w:tag w:val="sub|drivers/policy/monetary"/>
-        <w:id w:val="1040"/>
+        <w:id w:val="1041"/>
         <w:lock w:val="sdtLocked"/>
       </w:sdtPr>
       <w:sdtContent>
@@ -819,7 +1019,7 @@
           <w:sdtPr>
             <w:alias w:val="Warsh Fed facing a hike into a slowing economy"/>
             <w:tag w:val="issue|iss-us-mo1"/>
-            <w:id w:val="1032"/>
+            <w:id w:val="1033"/>
             <w:lock w:val="sdtLocked"/>
           </w:sdtPr>
           <w:sdtContent>
@@ -827,7 +1027,7 @@
               <w:sdtPr>
                 <w:alias w:val="Title"/>
                 <w:tag w:val="field|title"/>
-                <w:id w:val="1027"/>
+                <w:id w:val="1028"/>
                 <w:lock w:val="sdtLocked"/>
               </w:sdtPr>
               <w:sdtContent>
@@ -845,7 +1045,7 @@
               <w:sdtPr>
                 <w:alias w:val="View"/>
                 <w:tag w:val="field|text"/>
-                <w:id w:val="1028"/>
+                <w:id w:val="1029"/>
                 <w:lock w:val="sdtLocked"/>
               </w:sdtPr>
               <w:sdtContent>
@@ -942,7 +1142,7 @@
                     <w:sdtPr>
                       <w:alias w:val="Baseline"/>
                       <w:tag w:val="field|baseline"/>
-                      <w:id w:val="1029"/>
+                      <w:id w:val="1030"/>
                       <w:lock w:val="sdtLocked"/>
                     </w:sdtPr>
                     <w:sdtContent>
@@ -969,7 +1169,7 @@
                     <w:sdtPr>
                       <w:alias w:val="Upside"/>
                       <w:tag w:val="field|upside"/>
-                      <w:id w:val="1030"/>
+                      <w:id w:val="1031"/>
                       <w:lock w:val="sdtLocked"/>
                     </w:sdtPr>
                     <w:sdtContent>
@@ -996,7 +1196,7 @@
                     <w:sdtPr>
                       <w:alias w:val="Downside"/>
                       <w:tag w:val="field|downside"/>
-                      <w:id w:val="1031"/>
+                      <w:id w:val="1032"/>
                       <w:lock w:val="sdtLocked"/>
                     </w:sdtPr>
                     <w:sdtContent>
@@ -1028,7 +1228,7 @@
           <w:sdtPr>
             <w:alias w:val="Independence and the reaction function"/>
             <w:tag w:val="issue|iss-us-mo2"/>
-            <w:id w:val="1038"/>
+            <w:id w:val="1039"/>
             <w:lock w:val="sdtLocked"/>
           </w:sdtPr>
           <w:sdtContent>
@@ -1036,7 +1236,7 @@
               <w:sdtPr>
                 <w:alias w:val="Title"/>
                 <w:tag w:val="field|title"/>
-                <w:id w:val="1033"/>
+                <w:id w:val="1034"/>
                 <w:lock w:val="sdtLocked"/>
               </w:sdtPr>
               <w:sdtContent>
@@ -1054,7 +1254,7 @@
               <w:sdtPr>
                 <w:alias w:val="View"/>
                 <w:tag w:val="field|text"/>
-                <w:id w:val="1034"/>
+                <w:id w:val="1035"/>
                 <w:lock w:val="sdtLocked"/>
               </w:sdtPr>
               <w:sdtContent>
@@ -1139,7 +1339,7 @@
                     <w:sdtPr>
                       <w:alias w:val="Baseline"/>
                       <w:tag w:val="field|baseline"/>
-                      <w:id w:val="1035"/>
+                      <w:id w:val="1036"/>
                       <w:lock w:val="sdtLocked"/>
                       <w:showingPlcHdr/>
                     </w:sdtPr>
@@ -1163,7 +1363,7 @@
                     <w:sdtPr>
                       <w:alias w:val="Upside"/>
                       <w:tag w:val="field|upside"/>
-                      <w:id w:val="1036"/>
+                      <w:id w:val="1037"/>
                       <w:lock w:val="sdtLocked"/>
                       <w:showingPlcHdr/>
                     </w:sdtPr>
@@ -1187,7 +1387,7 @@
                     <w:sdtPr>
                       <w:alias w:val="Downside"/>
                       <w:tag w:val="field|downside"/>
-                      <w:id w:val="1037"/>
+                      <w:id w:val="1038"/>
                       <w:lock w:val="sdtLocked"/>
                       <w:showingPlcHdr/>
                     </w:sdtPr>
@@ -1216,7 +1416,7 @@
           <w:sdtPr>
             <w:alias w:val="New issue in Monetary"/>
             <w:tag w:val="slot|issue"/>
-            <w:id w:val="1039"/>
+            <w:id w:val="1040"/>
             <w:lock w:val="sdtLocked"/>
             <w:showingPlcHdr/>
           </w:sdtPr>
@@ -1237,7 +1437,7 @@
       <w:sdtPr>
         <w:alias w:val="Fiscal"/>
         <w:tag w:val="sub|drivers/policy/fiscal"/>
-        <w:id w:val="1048"/>
+        <w:id w:val="1049"/>
         <w:lock w:val="sdtLocked"/>
       </w:sdtPr>
       <w:sdtContent>
@@ -1253,7 +1453,7 @@
           <w:sdtPr>
             <w:alias w:val="Deficit near 6-7% of GDP and losing its tariff crutch"/>
             <w:tag w:val="issue|iss-us-fi1"/>
-            <w:id w:val="1046"/>
+            <w:id w:val="1047"/>
             <w:lock w:val="sdtLocked"/>
           </w:sdtPr>
           <w:sdtContent>
@@ -1261,7 +1461,7 @@
               <w:sdtPr>
                 <w:alias w:val="Title"/>
                 <w:tag w:val="field|title"/>
-                <w:id w:val="1041"/>
+                <w:id w:val="1042"/>
                 <w:lock w:val="sdtLocked"/>
               </w:sdtPr>
               <w:sdtContent>
@@ -1279,7 +1479,7 @@
               <w:sdtPr>
                 <w:alias w:val="View"/>
                 <w:tag w:val="field|text"/>
-                <w:id w:val="1042"/>
+                <w:id w:val="1043"/>
                 <w:lock w:val="sdtLocked"/>
               </w:sdtPr>
               <w:sdtContent>
@@ -1376,7 +1576,7 @@
                     <w:sdtPr>
                       <w:alias w:val="Baseline"/>
                       <w:tag w:val="field|baseline"/>
-                      <w:id w:val="1043"/>
+                      <w:id w:val="1044"/>
                       <w:lock w:val="sdtLocked"/>
                     </w:sdtPr>
                     <w:sdtContent>
@@ -1403,7 +1603,7 @@
                     <w:sdtPr>
                       <w:alias w:val="Upside"/>
                       <w:tag w:val="field|upside"/>
-                      <w:id w:val="1044"/>
+                      <w:id w:val="1045"/>
                       <w:lock w:val="sdtLocked"/>
                     </w:sdtPr>
                     <w:sdtContent>
@@ -1430,7 +1630,7 @@
                     <w:sdtPr>
                       <w:alias w:val="Downside"/>
                       <w:tag w:val="field|downside"/>
-                      <w:id w:val="1045"/>
+                      <w:id w:val="1046"/>
                       <w:lock w:val="sdtLocked"/>
                     </w:sdtPr>
                     <w:sdtContent>
@@ -1462,7 +1662,7 @@
           <w:sdtPr>
             <w:alias w:val="New issue in Fiscal"/>
             <w:tag w:val="slot|issue"/>
-            <w:id w:val="1047"/>
+            <w:id w:val="1048"/>
             <w:lock w:val="sdtLocked"/>
             <w:showingPlcHdr/>
           </w:sdtPr>
@@ -1483,7 +1683,7 @@
       <w:sdtPr>
         <w:alias w:val="New subsection under Policy"/>
         <w:tag w:val="slot|sub|policy"/>
-        <w:id w:val="1049"/>
+        <w:id w:val="1050"/>
         <w:lock w:val="sdtLocked"/>
         <w:showingPlcHdr/>
       </w:sdtPr>
@@ -1502,7 +1702,7 @@
       <w:sdtPr>
         <w:alias w:val="Imbalances"/>
         <w:tag w:val="group|imbalances"/>
-        <w:id w:val="1050"/>
+        <w:id w:val="1051"/>
         <w:lock w:val="sdtContentLocked"/>
       </w:sdtPr>
       <w:sdtContent>
@@ -1520,7 +1720,7 @@
       <w:sdtPr>
         <w:alias w:val="Domestic"/>
         <w:tag w:val="sub|drivers/imbalances/domestic"/>
-        <w:id w:val="1064"/>
+        <w:id w:val="1065"/>
         <w:lock w:val="sdtLocked"/>
       </w:sdtPr>
       <w:sdtContent>
@@ -1536,7 +1736,7 @@
           <w:sdtPr>
             <w:alias w:val="Two-speed households"/>
             <w:tag w:val="issue|iss-us-do1"/>
-            <w:id w:val="1056"/>
+            <w:id w:val="1057"/>
             <w:lock w:val="sdtLocked"/>
           </w:sdtPr>
           <w:sdtContent>
@@ -1544,7 +1744,7 @@
               <w:sdtPr>
                 <w:alias w:val="Title"/>
                 <w:tag w:val="field|title"/>
-                <w:id w:val="1051"/>
+                <w:id w:val="1052"/>
                 <w:lock w:val="sdtLocked"/>
               </w:sdtPr>
               <w:sdtContent>
@@ -1562,7 +1762,7 @@
               <w:sdtPr>
                 <w:alias w:val="View"/>
                 <w:tag w:val="field|text"/>
-                <w:id w:val="1052"/>
+                <w:id w:val="1053"/>
                 <w:lock w:val="sdtLocked"/>
               </w:sdtPr>
               <w:sdtContent>
@@ -1647,7 +1847,7 @@
                     <w:sdtPr>
                       <w:alias w:val="Baseline"/>
                       <w:tag w:val="field|baseline"/>
-                      <w:id w:val="1053"/>
+                      <w:id w:val="1054"/>
                       <w:lock w:val="sdtLocked"/>
                     </w:sdtPr>
                     <w:sdtContent>
@@ -1674,7 +1874,7 @@
                     <w:sdtPr>
                       <w:alias w:val="Upside"/>
                       <w:tag w:val="field|upside"/>
-                      <w:id w:val="1054"/>
+                      <w:id w:val="1055"/>
                       <w:lock w:val="sdtLocked"/>
                     </w:sdtPr>
                     <w:sdtContent>
@@ -1701,7 +1901,7 @@
                     <w:sdtPr>
                       <w:alias w:val="Downside"/>
                       <w:tag w:val="field|downside"/>
-                      <w:id w:val="1055"/>
+                      <w:id w:val="1056"/>
                       <w:lock w:val="sdtLocked"/>
                     </w:sdtPr>
                     <w:sdtContent>
@@ -1733,7 +1933,7 @@
           <w:sdtPr>
             <w:alias w:val="Corporate margins under a cost squeeze"/>
             <w:tag w:val="issue|iss-us-do2"/>
-            <w:id w:val="1062"/>
+            <w:id w:val="1063"/>
             <w:lock w:val="sdtLocked"/>
           </w:sdtPr>
           <w:sdtContent>
@@ -1741,7 +1941,7 @@
               <w:sdtPr>
                 <w:alias w:val="Title"/>
                 <w:tag w:val="field|title"/>
-                <w:id w:val="1057"/>
+                <w:id w:val="1058"/>
                 <w:lock w:val="sdtLocked"/>
               </w:sdtPr>
               <w:sdtContent>
@@ -1759,7 +1959,7 @@
               <w:sdtPr>
                 <w:alias w:val="View"/>
                 <w:tag w:val="field|text"/>
-                <w:id w:val="1058"/>
+                <w:id w:val="1059"/>
                 <w:lock w:val="sdtLocked"/>
               </w:sdtPr>
               <w:sdtContent>
@@ -1832,7 +2032,7 @@
                     <w:sdtPr>
                       <w:alias w:val="Baseline"/>
                       <w:tag w:val="field|baseline"/>
-                      <w:id w:val="1059"/>
+                      <w:id w:val="1060"/>
                       <w:lock w:val="sdtLocked"/>
                       <w:showingPlcHdr/>
                     </w:sdtPr>
@@ -1856,7 +2056,7 @@
                     <w:sdtPr>
                       <w:alias w:val="Upside"/>
                       <w:tag w:val="field|upside"/>
-                      <w:id w:val="1060"/>
+                      <w:id w:val="1061"/>
                       <w:lock w:val="sdtLocked"/>
                       <w:showingPlcHdr/>
                     </w:sdtPr>
@@ -1880,7 +2080,7 @@
                     <w:sdtPr>
                       <w:alias w:val="Downside"/>
                       <w:tag w:val="field|downside"/>
-                      <w:id w:val="1061"/>
+                      <w:id w:val="1062"/>
                       <w:lock w:val="sdtLocked"/>
                       <w:showingPlcHdr/>
                     </w:sdtPr>
@@ -1909,7 +2109,7 @@
           <w:sdtPr>
             <w:alias w:val="New issue in Domestic"/>
             <w:tag w:val="slot|issue"/>
-            <w:id w:val="1063"/>
+            <w:id w:val="1064"/>
             <w:lock w:val="sdtLocked"/>
             <w:showingPlcHdr/>
           </w:sdtPr>
@@ -1930,7 +2130,7 @@
       <w:sdtPr>
         <w:alias w:val="External"/>
         <w:tag w:val="sub|drivers/imbalances/external"/>
-        <w:id w:val="1072"/>
+        <w:id w:val="1073"/>
         <w:lock w:val="sdtLocked"/>
       </w:sdtPr>
       <w:sdtContent>
@@ -1946,7 +2146,7 @@
           <w:sdtPr>
             <w:alias w:val="Dollar has lost its reflexive safe-haven bid"/>
             <w:tag w:val="issue|iss-us-ex1"/>
-            <w:id w:val="1070"/>
+            <w:id w:val="1071"/>
             <w:lock w:val="sdtLocked"/>
           </w:sdtPr>
           <w:sdtContent>
@@ -1954,7 +2154,7 @@
               <w:sdtPr>
                 <w:alias w:val="Title"/>
                 <w:tag w:val="field|title"/>
-                <w:id w:val="1065"/>
+                <w:id w:val="1066"/>
                 <w:lock w:val="sdtLocked"/>
               </w:sdtPr>
               <w:sdtContent>
@@ -1972,7 +2172,7 @@
               <w:sdtPr>
                 <w:alias w:val="View"/>
                 <w:tag w:val="field|text"/>
-                <w:id w:val="1066"/>
+                <w:id w:val="1067"/>
                 <w:lock w:val="sdtLocked"/>
               </w:sdtPr>
               <w:sdtContent>
@@ -2057,7 +2257,7 @@
                     <w:sdtPr>
                       <w:alias w:val="Baseline"/>
                       <w:tag w:val="field|baseline"/>
-                      <w:id w:val="1067"/>
+                      <w:id w:val="1068"/>
                       <w:lock w:val="sdtLocked"/>
                       <w:showingPlcHdr/>
                     </w:sdtPr>
@@ -2081,7 +2281,7 @@
                     <w:sdtPr>
                       <w:alias w:val="Upside"/>
                       <w:tag w:val="field|upside"/>
-                      <w:id w:val="1068"/>
+                      <w:id w:val="1069"/>
                       <w:lock w:val="sdtLocked"/>
                       <w:showingPlcHdr/>
                     </w:sdtPr>
@@ -2105,7 +2305,7 @@
                     <w:sdtPr>
                       <w:alias w:val="Downside"/>
                       <w:tag w:val="field|downside"/>
-                      <w:id w:val="1069"/>
+                      <w:id w:val="1070"/>
                       <w:lock w:val="sdtLocked"/>
                       <w:showingPlcHdr/>
                     </w:sdtPr>
@@ -2134,7 +2334,7 @@
           <w:sdtPr>
             <w:alias w:val="New issue in External"/>
             <w:tag w:val="slot|issue"/>
-            <w:id w:val="1071"/>
+            <w:id w:val="1072"/>
             <w:lock w:val="sdtLocked"/>
             <w:showingPlcHdr/>
           </w:sdtPr>
@@ -2155,7 +2355,7 @@
       <w:sdtPr>
         <w:alias w:val="Credit"/>
         <w:tag w:val="sub|drivers/imbalances/credit"/>
-        <w:id w:val="1080"/>
+        <w:id w:val="1081"/>
         <w:lock w:val="sdtLocked"/>
       </w:sdtPr>
       <w:sdtContent>
@@ -2171,7 +2371,7 @@
           <w:sdtPr>
             <w:alias w:val="Private credit is the AI financing plumbing"/>
             <w:tag w:val="issue|iss-us-cr1"/>
-            <w:id w:val="1078"/>
+            <w:id w:val="1079"/>
             <w:lock w:val="sdtLocked"/>
           </w:sdtPr>
           <w:sdtContent>
@@ -2179,7 +2379,7 @@
               <w:sdtPr>
                 <w:alias w:val="Title"/>
                 <w:tag w:val="field|title"/>
-                <w:id w:val="1073"/>
+                <w:id w:val="1074"/>
                 <w:lock w:val="sdtLocked"/>
               </w:sdtPr>
               <w:sdtContent>
@@ -2197,7 +2397,7 @@
               <w:sdtPr>
                 <w:alias w:val="View"/>
                 <w:tag w:val="field|text"/>
-                <w:id w:val="1074"/>
+                <w:id w:val="1075"/>
                 <w:lock w:val="sdtLocked"/>
               </w:sdtPr>
               <w:sdtContent>
@@ -2282,7 +2482,7 @@
                     <w:sdtPr>
                       <w:alias w:val="Baseline"/>
                       <w:tag w:val="field|baseline"/>
-                      <w:id w:val="1075"/>
+                      <w:id w:val="1076"/>
                       <w:lock w:val="sdtLocked"/>
                       <w:showingPlcHdr/>
                     </w:sdtPr>
@@ -2306,7 +2506,7 @@
                     <w:sdtPr>
                       <w:alias w:val="Upside"/>
                       <w:tag w:val="field|upside"/>
-                      <w:id w:val="1076"/>
+                      <w:id w:val="1077"/>
                       <w:lock w:val="sdtLocked"/>
                       <w:showingPlcHdr/>
                     </w:sdtPr>
@@ -2330,7 +2530,7 @@
                     <w:sdtPr>
                       <w:alias w:val="Downside"/>
                       <w:tag w:val="field|downside"/>
-                      <w:id w:val="1077"/>
+                      <w:id w:val="1078"/>
                       <w:lock w:val="sdtLocked"/>
                       <w:showingPlcHdr/>
                     </w:sdtPr>
@@ -2359,7 +2559,7 @@
           <w:sdtPr>
             <w:alias w:val="New issue in Credit"/>
             <w:tag w:val="slot|issue"/>
-            <w:id w:val="1079"/>
+            <w:id w:val="1080"/>
             <w:lock w:val="sdtLocked"/>
             <w:showingPlcHdr/>
           </w:sdtPr>
@@ -2380,7 +2580,7 @@
       <w:sdtPr>
         <w:alias w:val="New subsection under Imbalances"/>
         <w:tag w:val="slot|sub|imbalances"/>
-        <w:id w:val="1081"/>
+        <w:id w:val="1082"/>
         <w:lock w:val="sdtLocked"/>
         <w:showingPlcHdr/>
       </w:sdtPr>
@@ -2399,7 +2599,7 @@
       <w:sdtPr>
         <w:alias w:val="Geopolitics"/>
         <w:tag w:val="group|geopolitics"/>
-        <w:id w:val="1082"/>
+        <w:id w:val="1083"/>
         <w:lock w:val="sdtContentLocked"/>
       </w:sdtPr>
       <w:sdtContent>
@@ -2417,7 +2617,7 @@
       <w:sdtPr>
         <w:alias w:val="Domestic"/>
         <w:tag w:val="sub|drivers/geopolitics/domestic"/>
-        <w:id w:val="1090"/>
+        <w:id w:val="1091"/>
         <w:lock w:val="sdtLocked"/>
       </w:sdtPr>
       <w:sdtContent>
@@ -2433,7 +2633,7 @@
           <w:sdtPr>
             <w:alias w:val="Midterms and the policy volatility premium"/>
             <w:tag w:val="issue|iss-us-gd1"/>
-            <w:id w:val="1088"/>
+            <w:id w:val="1089"/>
             <w:lock w:val="sdtLocked"/>
           </w:sdtPr>
           <w:sdtContent>
@@ -2441,7 +2641,7 @@
               <w:sdtPr>
                 <w:alias w:val="Title"/>
                 <w:tag w:val="field|title"/>
-                <w:id w:val="1083"/>
+                <w:id w:val="1084"/>
                 <w:lock w:val="sdtLocked"/>
               </w:sdtPr>
               <w:sdtContent>
@@ -2459,7 +2659,7 @@
               <w:sdtPr>
                 <w:alias w:val="View"/>
                 <w:tag w:val="field|text"/>
-                <w:id w:val="1084"/>
+                <w:id w:val="1085"/>
                 <w:lock w:val="sdtLocked"/>
               </w:sdtPr>
               <w:sdtContent>
@@ -2544,7 +2744,7 @@
                     <w:sdtPr>
                       <w:alias w:val="Baseline"/>
                       <w:tag w:val="field|baseline"/>
-                      <w:id w:val="1085"/>
+                      <w:id w:val="1086"/>
                       <w:lock w:val="sdtLocked"/>
                       <w:showingPlcHdr/>
                     </w:sdtPr>
@@ -2568,7 +2768,7 @@
                     <w:sdtPr>
                       <w:alias w:val="Upside"/>
                       <w:tag w:val="field|upside"/>
-                      <w:id w:val="1086"/>
+                      <w:id w:val="1087"/>
                       <w:lock w:val="sdtLocked"/>
                       <w:showingPlcHdr/>
                     </w:sdtPr>
@@ -2592,7 +2792,7 @@
                     <w:sdtPr>
                       <w:alias w:val="Downside"/>
                       <w:tag w:val="field|downside"/>
-                      <w:id w:val="1087"/>
+                      <w:id w:val="1088"/>
                       <w:lock w:val="sdtLocked"/>
                       <w:showingPlcHdr/>
                     </w:sdtPr>
@@ -2621,7 +2821,7 @@
           <w:sdtPr>
             <w:alias w:val="New issue in Domestic"/>
             <w:tag w:val="slot|issue"/>
-            <w:id w:val="1089"/>
+            <w:id w:val="1090"/>
             <w:lock w:val="sdtLocked"/>
             <w:showingPlcHdr/>
           </w:sdtPr>
@@ -2642,7 +2842,7 @@
       <w:sdtPr>
         <w:alias w:val="International"/>
         <w:tag w:val="sub|drivers/geopolitics/international"/>
-        <w:id w:val="1104"/>
+        <w:id w:val="1105"/>
         <w:lock w:val="sdtLocked"/>
       </w:sdtPr>
       <w:sdtContent>
@@ -2658,7 +2858,7 @@
           <w:sdtPr>
             <w:alias w:val="Iran war, Hormuz and the energy price regime"/>
             <w:tag w:val="issue|iss-us-gi1"/>
-            <w:id w:val="1096"/>
+            <w:id w:val="1097"/>
             <w:lock w:val="sdtLocked"/>
           </w:sdtPr>
           <w:sdtContent>
@@ -2666,7 +2866,7 @@
               <w:sdtPr>
                 <w:alias w:val="Title"/>
                 <w:tag w:val="field|title"/>
-                <w:id w:val="1091"/>
+                <w:id w:val="1092"/>
                 <w:lock w:val="sdtLocked"/>
               </w:sdtPr>
               <w:sdtContent>
@@ -2684,7 +2884,7 @@
               <w:sdtPr>
                 <w:alias w:val="View"/>
                 <w:tag w:val="field|text"/>
-                <w:id w:val="1092"/>
+                <w:id w:val="1093"/>
                 <w:lock w:val="sdtLocked"/>
               </w:sdtPr>
               <w:sdtContent>
@@ -2769,7 +2969,7 @@
                     <w:sdtPr>
                       <w:alias w:val="Baseline"/>
                       <w:tag w:val="field|baseline"/>
-                      <w:id w:val="1093"/>
+                      <w:id w:val="1094"/>
                       <w:lock w:val="sdtLocked"/>
                       <w:showingPlcHdr/>
                     </w:sdtPr>
@@ -2793,7 +2993,7 @@
                     <w:sdtPr>
                       <w:alias w:val="Upside"/>
                       <w:tag w:val="field|upside"/>
-                      <w:id w:val="1094"/>
+                      <w:id w:val="1095"/>
                       <w:lock w:val="sdtLocked"/>
                       <w:showingPlcHdr/>
                     </w:sdtPr>
@@ -2817,7 +3017,7 @@
                     <w:sdtPr>
                       <w:alias w:val="Downside"/>
                       <w:tag w:val="field|downside"/>
-                      <w:id w:val="1095"/>
+                      <w:id w:val="1096"/>
                       <w:lock w:val="sdtLocked"/>
                       <w:showingPlcHdr/>
                     </w:sdtPr>
@@ -2846,7 +3046,7 @@
           <w:sdtPr>
             <w:alias w:val="Tariff regime is fragmenting into 232 and 301 tools"/>
             <w:tag w:val="issue|iss-us-gi2"/>
-            <w:id w:val="1102"/>
+            <w:id w:val="1103"/>
             <w:lock w:val="sdtLocked"/>
           </w:sdtPr>
           <w:sdtContent>
@@ -2854,7 +3054,7 @@
               <w:sdtPr>
                 <w:alias w:val="Title"/>
                 <w:tag w:val="field|title"/>
-                <w:id w:val="1097"/>
+                <w:id w:val="1098"/>
                 <w:lock w:val="sdtLocked"/>
               </w:sdtPr>
               <w:sdtContent>
@@ -2872,7 +3072,7 @@
               <w:sdtPr>
                 <w:alias w:val="View"/>
                 <w:tag w:val="field|text"/>
-                <w:id w:val="1098"/>
+                <w:id w:val="1099"/>
                 <w:lock w:val="sdtLocked"/>
               </w:sdtPr>
               <w:sdtContent>
@@ -2957,7 +3157,7 @@
                     <w:sdtPr>
                       <w:alias w:val="Baseline"/>
                       <w:tag w:val="field|baseline"/>
-                      <w:id w:val="1099"/>
+                      <w:id w:val="1100"/>
                       <w:lock w:val="sdtLocked"/>
                       <w:showingPlcHdr/>
                     </w:sdtPr>
@@ -2981,7 +3181,7 @@
                     <w:sdtPr>
                       <w:alias w:val="Upside"/>
                       <w:tag w:val="field|upside"/>
-                      <w:id w:val="1100"/>
+                      <w:id w:val="1101"/>
                       <w:lock w:val="sdtLocked"/>
                       <w:showingPlcHdr/>
                     </w:sdtPr>
@@ -3005,7 +3205,7 @@
                     <w:sdtPr>
                       <w:alias w:val="Downside"/>
                       <w:tag w:val="field|downside"/>
-                      <w:id w:val="1101"/>
+                      <w:id w:val="1102"/>
                       <w:lock w:val="sdtLocked"/>
                       <w:showingPlcHdr/>
                     </w:sdtPr>
@@ -3034,7 +3234,7 @@
           <w:sdtPr>
             <w:alias w:val="New issue in International"/>
             <w:tag w:val="slot|issue"/>
-            <w:id w:val="1103"/>
+            <w:id w:val="1104"/>
             <w:lock w:val="sdtLocked"/>
             <w:showingPlcHdr/>
           </w:sdtPr>
@@ -3055,7 +3255,7 @@
       <w:sdtPr>
         <w:alias w:val="New subsection under Geopolitics"/>
         <w:tag w:val="slot|sub|geopolitics"/>
-        <w:id w:val="1105"/>
+        <w:id w:val="1106"/>
         <w:lock w:val="sdtLocked"/>
         <w:showingPlcHdr/>
       </w:sdtPr>
@@ -3082,7 +3282,7 @@
       <w:sdtPr>
         <w:alias w:val="Set these by clicking in the page, not here"/>
         <w:tag w:val="matrix"/>
-        <w:id w:val="1106"/>
+        <w:id w:val="1107"/>
         <w:lock w:val="sdtContentLocked"/>
       </w:sdtPr>
       <w:sdtContent>
@@ -3094,27 +3294,27 @@
           <w:tr>
             <w:tc>
               <w:tcPr>
-                <w:tcW w:w="3000" w:type="dxa"/>
+                <w:tcW w:w="3600" w:type="dxa"/>
               </w:tcPr>
               <w:p>
                 <w:pPr>
                   <w:pStyle w:val="CITBody"/>
                 </w:pPr>
                 <w:r>
-                  <w:t xml:space="preserve">drivers/regime/trend-growth</w:t>
+                  <w:t xml:space="preserve">regime › trend-growth</w:t>
                 </w:r>
               </w:p>
             </w:tc>
             <w:tc>
               <w:tcPr>
-                <w:tcW w:w="6000" w:type="dxa"/>
+                <w:tcW w:w="5400" w:type="dxa"/>
               </w:tcPr>
               <w:p>
                 <w:pPr>
                   <w:pStyle w:val="CITBody"/>
                 </w:pPr>
                 <w:r>
-                  <w:t xml:space="preserve">sales_growth ↑, margin_growth ↑, valuation ↓, liquidity ↓</w:t>
+                  <w:t xml:space="preserve">sales growth ↑, margin growth ↑, valuation ↓, liquidity ↓</w:t>
                 </w:r>
               </w:p>
             </w:tc>
@@ -3122,27 +3322,27 @@
           <w:tr>
             <w:tc>
               <w:tcPr>
-                <w:tcW w:w="3000" w:type="dxa"/>
+                <w:tcW w:w="3600" w:type="dxa"/>
               </w:tcPr>
               <w:p>
                 <w:pPr>
                   <w:pStyle w:val="CITBody"/>
                 </w:pPr>
                 <w:r>
-                  <w:t xml:space="preserve">drivers/regime/trend-inflation</w:t>
+                  <w:t xml:space="preserve">regime › trend-inflation</w:t>
                 </w:r>
               </w:p>
             </w:tc>
             <w:tc>
               <w:tcPr>
-                <w:tcW w:w="6000" w:type="dxa"/>
+                <w:tcW w:w="5400" w:type="dxa"/>
               </w:tcPr>
               <w:p>
                 <w:pPr>
                   <w:pStyle w:val="CITBody"/>
                 </w:pPr>
                 <w:r>
-                  <w:t xml:space="preserve">margin_growth ↓, inflation_expectation ↑, cash_rate ↑</w:t>
+                  <w:t xml:space="preserve">margin growth ↓, inflation expectation ↑, cash rate ↑</w:t>
                 </w:r>
               </w:p>
             </w:tc>
@@ -3150,27 +3350,27 @@
           <w:tr>
             <w:tc>
               <w:tcPr>
-                <w:tcW w:w="3000" w:type="dxa"/>
+                <w:tcW w:w="3600" w:type="dxa"/>
               </w:tcPr>
               <w:p>
                 <w:pPr>
                   <w:pStyle w:val="CITBody"/>
                 </w:pPr>
                 <w:r>
-                  <w:t xml:space="preserve">drivers/policy/monetary</w:t>
+                  <w:t xml:space="preserve">policy › monetary</w:t>
                 </w:r>
               </w:p>
             </w:tc>
             <w:tc>
               <w:tcPr>
-                <w:tcW w:w="6000" w:type="dxa"/>
+                <w:tcW w:w="5400" w:type="dxa"/>
               </w:tcPr>
               <w:p>
                 <w:pPr>
                   <w:pStyle w:val="CITBody"/>
                 </w:pPr>
                 <w:r>
-                  <w:t xml:space="preserve">valuation ↓, cash_rate ↑, term_premium ↑, liquidity ↓</w:t>
+                  <w:t xml:space="preserve">valuation ↓, cash rate ↑, term premium ↑, liquidity ↓</w:t>
                 </w:r>
               </w:p>
             </w:tc>
@@ -3178,27 +3378,27 @@
           <w:tr>
             <w:tc>
               <w:tcPr>
-                <w:tcW w:w="3000" w:type="dxa"/>
+                <w:tcW w:w="3600" w:type="dxa"/>
               </w:tcPr>
               <w:p>
                 <w:pPr>
                   <w:pStyle w:val="CITBody"/>
                 </w:pPr>
                 <w:r>
-                  <w:t xml:space="preserve">drivers/policy/fiscal</w:t>
+                  <w:t xml:space="preserve">policy › fiscal</w:t>
                 </w:r>
               </w:p>
             </w:tc>
             <w:tc>
               <w:tcPr>
-                <w:tcW w:w="6000" w:type="dxa"/>
+                <w:tcW w:w="5400" w:type="dxa"/>
               </w:tcPr>
               <w:p>
                 <w:pPr>
                   <w:pStyle w:val="CITBody"/>
                 </w:pPr>
                 <w:r>
-                  <w:t xml:space="preserve">sales_growth ↑, term_premium ↑, liquidity ↓</w:t>
+                  <w:t xml:space="preserve">sales growth ↑, term premium ↑, liquidity ↓</w:t>
                 </w:r>
               </w:p>
             </w:tc>
@@ -3206,27 +3406,27 @@
           <w:tr>
             <w:tc>
               <w:tcPr>
-                <w:tcW w:w="3000" w:type="dxa"/>
+                <w:tcW w:w="3600" w:type="dxa"/>
               </w:tcPr>
               <w:p>
                 <w:pPr>
                   <w:pStyle w:val="CITBody"/>
                 </w:pPr>
                 <w:r>
-                  <w:t xml:space="preserve">drivers/imbalances/domestic</w:t>
+                  <w:t xml:space="preserve">imbalances › domestic</w:t>
                 </w:r>
               </w:p>
             </w:tc>
             <w:tc>
               <w:tcPr>
-                <w:tcW w:w="6000" w:type="dxa"/>
+                <w:tcW w:w="5400" w:type="dxa"/>
               </w:tcPr>
               <w:p>
                 <w:pPr>
                   <w:pStyle w:val="CITBody"/>
                 </w:pPr>
                 <w:r>
-                  <w:t xml:space="preserve">sales_growth ↓, margin_growth ↓, dividend_yield ↑</w:t>
+                  <w:t xml:space="preserve">sales growth ↓, margin growth ↓, dividend yield ↑</w:t>
                 </w:r>
               </w:p>
             </w:tc>
@@ -3234,27 +3434,27 @@
           <w:tr>
             <w:tc>
               <w:tcPr>
-                <w:tcW w:w="3000" w:type="dxa"/>
+                <w:tcW w:w="3600" w:type="dxa"/>
               </w:tcPr>
               <w:p>
                 <w:pPr>
                   <w:pStyle w:val="CITBody"/>
                 </w:pPr>
                 <w:r>
-                  <w:t xml:space="preserve">drivers/imbalances/external</w:t>
+                  <w:t xml:space="preserve">imbalances › external</w:t>
                 </w:r>
               </w:p>
             </w:tc>
             <w:tc>
               <w:tcPr>
-                <w:tcW w:w="6000" w:type="dxa"/>
+                <w:tcW w:w="5400" w:type="dxa"/>
               </w:tcPr>
               <w:p>
                 <w:pPr>
                   <w:pStyle w:val="CITBody"/>
                 </w:pPr>
                 <w:r>
-                  <w:t xml:space="preserve">term_premium ↑, valuation ↓, inflation_expectation ↑</w:t>
+                  <w:t xml:space="preserve">term premium ↑, valuation ↓, inflation expectation ↑</w:t>
                 </w:r>
               </w:p>
             </w:tc>
@@ -3262,20 +3462,20 @@
           <w:tr>
             <w:tc>
               <w:tcPr>
-                <w:tcW w:w="3000" w:type="dxa"/>
+                <w:tcW w:w="3600" w:type="dxa"/>
               </w:tcPr>
               <w:p>
                 <w:pPr>
                   <w:pStyle w:val="CITBody"/>
                 </w:pPr>
                 <w:r>
-                  <w:t xml:space="preserve">drivers/imbalances/credit</w:t>
+                  <w:t xml:space="preserve">imbalances › credit</w:t>
                 </w:r>
               </w:p>
             </w:tc>
             <w:tc>
               <w:tcPr>
-                <w:tcW w:w="6000" w:type="dxa"/>
+                <w:tcW w:w="5400" w:type="dxa"/>
               </w:tcPr>
               <w:p>
                 <w:pPr>
@@ -3290,27 +3490,27 @@
           <w:tr>
             <w:tc>
               <w:tcPr>
-                <w:tcW w:w="3000" w:type="dxa"/>
+                <w:tcW w:w="3600" w:type="dxa"/>
               </w:tcPr>
               <w:p>
                 <w:pPr>
                   <w:pStyle w:val="CITBody"/>
                 </w:pPr>
                 <w:r>
-                  <w:t xml:space="preserve">drivers/geopolitics/domestic</w:t>
+                  <w:t xml:space="preserve">geopolitics › domestic</w:t>
                 </w:r>
               </w:p>
             </w:tc>
             <w:tc>
               <w:tcPr>
-                <w:tcW w:w="6000" w:type="dxa"/>
+                <w:tcW w:w="5400" w:type="dxa"/>
               </w:tcPr>
               <w:p>
                 <w:pPr>
                   <w:pStyle w:val="CITBody"/>
                 </w:pPr>
                 <w:r>
-                  <w:t xml:space="preserve">valuation ↓, term_premium ↑</w:t>
+                  <w:t xml:space="preserve">valuation ↓, term premium ↑</w:t>
                 </w:r>
               </w:p>
             </w:tc>
@@ -3318,27 +3518,27 @@
           <w:tr>
             <w:tc>
               <w:tcPr>
-                <w:tcW w:w="3000" w:type="dxa"/>
+                <w:tcW w:w="3600" w:type="dxa"/>
               </w:tcPr>
               <w:p>
                 <w:pPr>
                   <w:pStyle w:val="CITBody"/>
                 </w:pPr>
                 <w:r>
-                  <w:t xml:space="preserve">drivers/geopolitics/international</w:t>
+                  <w:t xml:space="preserve">geopolitics › international</w:t>
                 </w:r>
               </w:p>
             </w:tc>
             <w:tc>
               <w:tcPr>
-                <w:tcW w:w="6000" w:type="dxa"/>
+                <w:tcW w:w="5400" w:type="dxa"/>
               </w:tcPr>
               <w:p>
                 <w:pPr>
                   <w:pStyle w:val="CITBody"/>
                 </w:pPr>
                 <w:r>
-                  <w:t xml:space="preserve">margin_growth ↓, inflation_expectation ↑, cash_rate ↑</w:t>
+                  <w:t xml:space="preserve">margin growth ↓, inflation expectation ↑, cash rate ↑</w:t>
                 </w:r>
               </w:p>
             </w:tc>
@@ -3435,17 +3635,6 @@
       <w:sz w:val="30"/>
     </w:rPr>
   </w:style>
-  <w:style w:type="paragraph" w:styleId="CITH2">
-    <w:name w:val="CIT Heading 2"/>
-    <w:basedOn w:val="Normal"/>
-    <w:pPr>
-      <w:spacing w:before="240" w:after="80"/>
-    </w:pPr>
-    <w:rPr>
-      <w:b/>
-      <w:sz w:val="26"/>
-    </w:rPr>
-  </w:style>
   <w:style w:type="paragraph" w:styleId="CITH3">
     <w:name w:val="CIT Heading 3"/>
     <w:basedOn w:val="Normal"/>
@@ -3455,7 +3644,7 @@
     <w:rPr>
       <w:b/>
       <w:color w:val="1F4E79"/>
-      <w:sz w:val="22"/>
+      <w:sz w:val="24"/>
     </w:rPr>
   </w:style>
   <w:style w:type="paragraph" w:styleId="CITIssueTitle">
@@ -3489,6 +3678,14 @@
     <w:name w:val="CIT Body"/>
     <w:basedOn w:val="Normal"/>
   </w:style>
+  <w:style w:type="paragraph" w:styleId="CITTableHead">
+    <w:name w:val="CIT Table Head"/>
+    <w:basedOn w:val="Normal"/>
+    <w:rPr>
+      <w:b/>
+      <w:color w:val="767676"/>
+    </w:rPr>
+  </w:style>
   <w:style w:type="paragraph" w:styleId="CITPlaceholder">
     <w:name w:val="CIT Placeholder"/>
     <w:basedOn w:val="Normal"/>
@@ -3497,12 +3694,27 @@
       <w:color w:val="8A8F96"/>
     </w:rPr>
   </w:style>
-  <w:style w:type="paragraph" w:styleId="CITTableHead">
-    <w:name w:val="CIT Table Head"/>
+  <w:style w:type="paragraph" w:styleId="CITNoteHead">
+    <w:name w:val="CIT Note Head"/>
     <w:basedOn w:val="Normal"/>
+    <w:pPr>
+      <w:spacing w:after="80"/>
+    </w:pPr>
     <w:rPr>
       <w:b/>
-      <w:color w:val="767676"/>
+      <w:color w:val="1F4E79"/>
+      <w:sz w:val="22"/>
+    </w:rPr>
+  </w:style>
+  <w:style w:type="paragraph" w:styleId="CITNote">
+    <w:name w:val="CIT Note"/>
+    <w:basedOn w:val="Normal"/>
+    <w:pPr>
+      <w:spacing w:after="70"/>
+    </w:pPr>
+    <w:rPr>
+      <w:color w:val="33414F"/>
+      <w:sz w:val="19"/>
     </w:rPr>
   </w:style>
   <w:style w:type="table" w:styleId="CITTable">

--- a/docs/poc/sample-united-states-v2.docx
+++ b/docs/poc/sample-united-states-v2.docx
@@ -183,6 +183,14 @@
               <w:t xml:space="preserve">Nothing here changes the thesis until someone reviews every change in the page and applies it. If anything does not add up, the import refuses and names the card — it will not guess.</w:t>
             </w:r>
           </w:p>
+          <w:p>
+            <w:pPr>
+              <w:pStyle w:val="CITRef"/>
+            </w:pPr>
+            <w:r>
+              <w:t xml:space="preserve">document: united-states v2</w:t>
+            </w:r>
+          </w:p>
         </w:tc>
       </w:tr>
     </w:tbl>
@@ -3437,6 +3445,15 @@
     <w:p>
       <w:pPr>
         <w:pStyle w:val="CITGap"/>
+      </w:pPr>
+    </w:p>
+    <w:p>
+      <w:pPr>
+        <w:sectPr>
+          <w:type w:val="nextPage"/>
+          <w:pgSz w:w="11906" w:h="16838"/>
+          <w:pgMar w:top="1134" w:right="1134" w:bottom="1134" w:left="1134" w:header="567" w:footer="567"/>
+        </w:sectPr>
       </w:pPr>
     </w:p>
     <w:p>

--- a/docs/poc/sample-united-states-v2.docx
+++ b/docs/poc/sample-united-states-v2.docx
@@ -46,7 +46,7 @@
               <w:pStyle w:val="CITNote"/>
             </w:pPr>
             <w:r>
-              <w:t xml:space="preserve">United States, version 2, exported 16 September 2026. Every issue is a table — a card. Edit the cards; the page reads them back when you are done.</w:t>
+              <w:t xml:space="preserve">United States, version 2, exported 17 September 2026. Every issue is a table — a card. Edit the cards; the page reads them back when you are done.</w:t>
             </w:r>
           </w:p>
           <w:p>
@@ -201,7 +201,7 @@
     </w:p>
     <w:p>
       <w:pPr>
-        <w:pStyle w:val="CITH3"/>
+        <w:pStyle w:val="CITHeading3"/>
       </w:pPr>
       <w:r>
         <w:t xml:space="preserve">Blank card — copy this to add an issue</w:t>
@@ -379,7 +379,7 @@
           </w:tcPr>
           <w:p>
             <w:pPr>
-              <w:pStyle w:val="CITBulletSm"/>
+              <w:pStyle w:val="CITBulletSmall"/>
               <w:numPr>
                 <w:ilvl w:val="0"/>
                 <w:numId w:val="1"/>
@@ -396,7 +396,7 @@
           </w:tcPr>
           <w:p>
             <w:pPr>
-              <w:pStyle w:val="CITBulletSm"/>
+              <w:pStyle w:val="CITBulletSmall"/>
               <w:numPr>
                 <w:ilvl w:val="0"/>
                 <w:numId w:val="1"/>
@@ -413,7 +413,7 @@
           </w:tcPr>
           <w:p>
             <w:pPr>
-              <w:pStyle w:val="CITBulletSm"/>
+              <w:pStyle w:val="CITBulletSmall"/>
               <w:numPr>
                 <w:ilvl w:val="0"/>
                 <w:numId w:val="1"/>
@@ -458,7 +458,7 @@
     </w:p>
     <w:p>
       <w:pPr>
-        <w:pStyle w:val="CITH1"/>
+        <w:pStyle w:val="CITHeading1"/>
       </w:pPr>
       <w:r>
         <w:t xml:space="preserve">Economic Regime</w:t>
@@ -466,7 +466,7 @@
     </w:p>
     <w:p>
       <w:pPr>
-        <w:pStyle w:val="CITH3"/>
+        <w:pStyle w:val="CITHeading3"/>
       </w:pPr>
       <w:r>
         <w:t xml:space="preserve">Growth</w:t>
@@ -644,7 +644,7 @@
           </w:tcPr>
           <w:p>
             <w:pPr>
-              <w:pStyle w:val="CITBulletSm"/>
+              <w:pStyle w:val="CITBulletSmall"/>
               <w:numPr>
                 <w:ilvl w:val="0"/>
                 <w:numId w:val="1"/>
@@ -661,7 +661,7 @@
           </w:tcPr>
           <w:p>
             <w:pPr>
-              <w:pStyle w:val="CITBulletSm"/>
+              <w:pStyle w:val="CITBulletSmall"/>
               <w:numPr>
                 <w:ilvl w:val="0"/>
                 <w:numId w:val="1"/>
@@ -678,7 +678,7 @@
           </w:tcPr>
           <w:p>
             <w:pPr>
-              <w:pStyle w:val="CITBulletSm"/>
+              <w:pStyle w:val="CITBulletSmall"/>
               <w:numPr>
                 <w:ilvl w:val="0"/>
                 <w:numId w:val="1"/>
@@ -884,17 +884,17 @@
           </w:tcPr>
           <w:p>
             <w:pPr>
-              <w:pStyle w:val="CITBulletSm"/>
-            </w:pPr>
-          </w:p>
-        </w:tc>
-        <w:tc>
-          <w:tcPr>
-            <w:tcW w:w="2517" w:type="dxa"/>
-          </w:tcPr>
-          <w:p>
-            <w:pPr>
-              <w:pStyle w:val="CITBulletSm"/>
+              <w:pStyle w:val="CITBulletSmall"/>
+            </w:pPr>
+          </w:p>
+        </w:tc>
+        <w:tc>
+          <w:tcPr>
+            <w:tcW w:w="2517" w:type="dxa"/>
+          </w:tcPr>
+          <w:p>
+            <w:pPr>
+              <w:pStyle w:val="CITBulletSmall"/>
             </w:pPr>
           </w:p>
         </w:tc>
@@ -904,7 +904,7 @@
           </w:tcPr>
           <w:p>
             <w:pPr>
-              <w:pStyle w:val="CITBulletSm"/>
+              <w:pStyle w:val="CITBulletSmall"/>
             </w:pPr>
           </w:p>
         </w:tc>
@@ -933,7 +933,7 @@
     </w:p>
     <w:p>
       <w:pPr>
-        <w:pStyle w:val="CITH3"/>
+        <w:pStyle w:val="CITHeading3"/>
       </w:pPr>
       <w:r>
         <w:t xml:space="preserve">Inflation</w:t>
@@ -1111,7 +1111,7 @@
           </w:tcPr>
           <w:p>
             <w:pPr>
-              <w:pStyle w:val="CITBulletSm"/>
+              <w:pStyle w:val="CITBulletSmall"/>
               <w:numPr>
                 <w:ilvl w:val="0"/>
                 <w:numId w:val="1"/>
@@ -1128,7 +1128,7 @@
           </w:tcPr>
           <w:p>
             <w:pPr>
-              <w:pStyle w:val="CITBulletSm"/>
+              <w:pStyle w:val="CITBulletSmall"/>
               <w:numPr>
                 <w:ilvl w:val="0"/>
                 <w:numId w:val="1"/>
@@ -1145,7 +1145,7 @@
           </w:tcPr>
           <w:p>
             <w:pPr>
-              <w:pStyle w:val="CITBulletSm"/>
+              <w:pStyle w:val="CITBulletSmall"/>
               <w:numPr>
                 <w:ilvl w:val="0"/>
                 <w:numId w:val="1"/>
@@ -1190,7 +1190,7 @@
     </w:p>
     <w:p>
       <w:pPr>
-        <w:pStyle w:val="CITH1"/>
+        <w:pStyle w:val="CITHeading1"/>
       </w:pPr>
       <w:r>
         <w:t xml:space="preserve">Policy</w:t>
@@ -1198,7 +1198,7 @@
     </w:p>
     <w:p>
       <w:pPr>
-        <w:pStyle w:val="CITH3"/>
+        <w:pStyle w:val="CITHeading3"/>
       </w:pPr>
       <w:r>
         <w:t xml:space="preserve">Monetary</w:t>
@@ -1376,7 +1376,7 @@
           </w:tcPr>
           <w:p>
             <w:pPr>
-              <w:pStyle w:val="CITBulletSm"/>
+              <w:pStyle w:val="CITBulletSmall"/>
               <w:numPr>
                 <w:ilvl w:val="0"/>
                 <w:numId w:val="1"/>
@@ -1393,7 +1393,7 @@
           </w:tcPr>
           <w:p>
             <w:pPr>
-              <w:pStyle w:val="CITBulletSm"/>
+              <w:pStyle w:val="CITBulletSmall"/>
               <w:numPr>
                 <w:ilvl w:val="0"/>
                 <w:numId w:val="1"/>
@@ -1410,7 +1410,7 @@
           </w:tcPr>
           <w:p>
             <w:pPr>
-              <w:pStyle w:val="CITBulletSm"/>
+              <w:pStyle w:val="CITBulletSmall"/>
               <w:numPr>
                 <w:ilvl w:val="0"/>
                 <w:numId w:val="1"/>
@@ -1604,17 +1604,17 @@
           </w:tcPr>
           <w:p>
             <w:pPr>
-              <w:pStyle w:val="CITBulletSm"/>
-            </w:pPr>
-          </w:p>
-        </w:tc>
-        <w:tc>
-          <w:tcPr>
-            <w:tcW w:w="2517" w:type="dxa"/>
-          </w:tcPr>
-          <w:p>
-            <w:pPr>
-              <w:pStyle w:val="CITBulletSm"/>
+              <w:pStyle w:val="CITBulletSmall"/>
+            </w:pPr>
+          </w:p>
+        </w:tc>
+        <w:tc>
+          <w:tcPr>
+            <w:tcW w:w="2517" w:type="dxa"/>
+          </w:tcPr>
+          <w:p>
+            <w:pPr>
+              <w:pStyle w:val="CITBulletSmall"/>
             </w:pPr>
           </w:p>
         </w:tc>
@@ -1624,7 +1624,7 @@
           </w:tcPr>
           <w:p>
             <w:pPr>
-              <w:pStyle w:val="CITBulletSm"/>
+              <w:pStyle w:val="CITBulletSmall"/>
             </w:pPr>
           </w:p>
         </w:tc>
@@ -1653,7 +1653,7 @@
     </w:p>
     <w:p>
       <w:pPr>
-        <w:pStyle w:val="CITH3"/>
+        <w:pStyle w:val="CITHeading3"/>
       </w:pPr>
       <w:r>
         <w:t xml:space="preserve">Fiscal</w:t>
@@ -1831,7 +1831,7 @@
           </w:tcPr>
           <w:p>
             <w:pPr>
-              <w:pStyle w:val="CITBulletSm"/>
+              <w:pStyle w:val="CITBulletSmall"/>
               <w:numPr>
                 <w:ilvl w:val="0"/>
                 <w:numId w:val="1"/>
@@ -1848,7 +1848,7 @@
           </w:tcPr>
           <w:p>
             <w:pPr>
-              <w:pStyle w:val="CITBulletSm"/>
+              <w:pStyle w:val="CITBulletSmall"/>
               <w:numPr>
                 <w:ilvl w:val="0"/>
                 <w:numId w:val="1"/>
@@ -1865,7 +1865,7 @@
           </w:tcPr>
           <w:p>
             <w:pPr>
-              <w:pStyle w:val="CITBulletSm"/>
+              <w:pStyle w:val="CITBulletSmall"/>
               <w:numPr>
                 <w:ilvl w:val="0"/>
                 <w:numId w:val="1"/>
@@ -1901,7 +1901,7 @@
     </w:p>
     <w:p>
       <w:pPr>
-        <w:pStyle w:val="CITH3"/>
+        <w:pStyle w:val="CITHeading3"/>
       </w:pPr>
       <w:r>
         <w:t xml:space="preserve">Reforms</w:t>
@@ -1926,7 +1926,7 @@
     </w:p>
     <w:p>
       <w:pPr>
-        <w:pStyle w:val="CITH1"/>
+        <w:pStyle w:val="CITHeading1"/>
       </w:pPr>
       <w:r>
         <w:t xml:space="preserve">Imbalances</w:t>
@@ -1934,7 +1934,7 @@
     </w:p>
     <w:p>
       <w:pPr>
-        <w:pStyle w:val="CITH3"/>
+        <w:pStyle w:val="CITHeading3"/>
       </w:pPr>
       <w:r>
         <w:t xml:space="preserve">Domestic</w:t>
@@ -2100,7 +2100,7 @@
           </w:tcPr>
           <w:p>
             <w:pPr>
-              <w:pStyle w:val="CITBulletSm"/>
+              <w:pStyle w:val="CITBulletSmall"/>
               <w:numPr>
                 <w:ilvl w:val="0"/>
                 <w:numId w:val="1"/>
@@ -2117,7 +2117,7 @@
           </w:tcPr>
           <w:p>
             <w:pPr>
-              <w:pStyle w:val="CITBulletSm"/>
+              <w:pStyle w:val="CITBulletSmall"/>
               <w:numPr>
                 <w:ilvl w:val="0"/>
                 <w:numId w:val="1"/>
@@ -2134,7 +2134,7 @@
           </w:tcPr>
           <w:p>
             <w:pPr>
-              <w:pStyle w:val="CITBulletSm"/>
+              <w:pStyle w:val="CITBulletSmall"/>
               <w:numPr>
                 <w:ilvl w:val="0"/>
                 <w:numId w:val="1"/>
@@ -2316,17 +2316,17 @@
           </w:tcPr>
           <w:p>
             <w:pPr>
-              <w:pStyle w:val="CITBulletSm"/>
-            </w:pPr>
-          </w:p>
-        </w:tc>
-        <w:tc>
-          <w:tcPr>
-            <w:tcW w:w="2517" w:type="dxa"/>
-          </w:tcPr>
-          <w:p>
-            <w:pPr>
-              <w:pStyle w:val="CITBulletSm"/>
+              <w:pStyle w:val="CITBulletSmall"/>
+            </w:pPr>
+          </w:p>
+        </w:tc>
+        <w:tc>
+          <w:tcPr>
+            <w:tcW w:w="2517" w:type="dxa"/>
+          </w:tcPr>
+          <w:p>
+            <w:pPr>
+              <w:pStyle w:val="CITBulletSmall"/>
             </w:pPr>
           </w:p>
         </w:tc>
@@ -2336,7 +2336,7 @@
           </w:tcPr>
           <w:p>
             <w:pPr>
-              <w:pStyle w:val="CITBulletSm"/>
+              <w:pStyle w:val="CITBulletSmall"/>
             </w:pPr>
           </w:p>
         </w:tc>
@@ -2365,7 +2365,7 @@
     </w:p>
     <w:p>
       <w:pPr>
-        <w:pStyle w:val="CITH3"/>
+        <w:pStyle w:val="CITHeading3"/>
       </w:pPr>
       <w:r>
         <w:t xml:space="preserve">External</w:t>
@@ -2531,17 +2531,17 @@
           </w:tcPr>
           <w:p>
             <w:pPr>
-              <w:pStyle w:val="CITBulletSm"/>
-            </w:pPr>
-          </w:p>
-        </w:tc>
-        <w:tc>
-          <w:tcPr>
-            <w:tcW w:w="2517" w:type="dxa"/>
-          </w:tcPr>
-          <w:p>
-            <w:pPr>
-              <w:pStyle w:val="CITBulletSm"/>
+              <w:pStyle w:val="CITBulletSmall"/>
+            </w:pPr>
+          </w:p>
+        </w:tc>
+        <w:tc>
+          <w:tcPr>
+            <w:tcW w:w="2517" w:type="dxa"/>
+          </w:tcPr>
+          <w:p>
+            <w:pPr>
+              <w:pStyle w:val="CITBulletSmall"/>
             </w:pPr>
           </w:p>
         </w:tc>
@@ -2551,7 +2551,7 @@
           </w:tcPr>
           <w:p>
             <w:pPr>
-              <w:pStyle w:val="CITBulletSm"/>
+              <w:pStyle w:val="CITBulletSmall"/>
             </w:pPr>
           </w:p>
         </w:tc>
@@ -2580,7 +2580,7 @@
     </w:p>
     <w:p>
       <w:pPr>
-        <w:pStyle w:val="CITH3"/>
+        <w:pStyle w:val="CITHeading3"/>
       </w:pPr>
       <w:r>
         <w:t xml:space="preserve">Financial</w:t>
@@ -2746,17 +2746,17 @@
           </w:tcPr>
           <w:p>
             <w:pPr>
-              <w:pStyle w:val="CITBulletSm"/>
-            </w:pPr>
-          </w:p>
-        </w:tc>
-        <w:tc>
-          <w:tcPr>
-            <w:tcW w:w="2517" w:type="dxa"/>
-          </w:tcPr>
-          <w:p>
-            <w:pPr>
-              <w:pStyle w:val="CITBulletSm"/>
+              <w:pStyle w:val="CITBulletSmall"/>
+            </w:pPr>
+          </w:p>
+        </w:tc>
+        <w:tc>
+          <w:tcPr>
+            <w:tcW w:w="2517" w:type="dxa"/>
+          </w:tcPr>
+          <w:p>
+            <w:pPr>
+              <w:pStyle w:val="CITBulletSmall"/>
             </w:pPr>
           </w:p>
         </w:tc>
@@ -2766,7 +2766,7 @@
           </w:tcPr>
           <w:p>
             <w:pPr>
-              <w:pStyle w:val="CITBulletSm"/>
+              <w:pStyle w:val="CITBulletSmall"/>
             </w:pPr>
           </w:p>
         </w:tc>
@@ -2804,7 +2804,7 @@
     </w:p>
     <w:p>
       <w:pPr>
-        <w:pStyle w:val="CITH1"/>
+        <w:pStyle w:val="CITHeading1"/>
       </w:pPr>
       <w:r>
         <w:t xml:space="preserve">Politics</w:t>
@@ -2812,7 +2812,7 @@
     </w:p>
     <w:p>
       <w:pPr>
-        <w:pStyle w:val="CITH3"/>
+        <w:pStyle w:val="CITHeading3"/>
       </w:pPr>
       <w:r>
         <w:t xml:space="preserve">Domestic</w:t>
@@ -2978,17 +2978,17 @@
           </w:tcPr>
           <w:p>
             <w:pPr>
-              <w:pStyle w:val="CITBulletSm"/>
-            </w:pPr>
-          </w:p>
-        </w:tc>
-        <w:tc>
-          <w:tcPr>
-            <w:tcW w:w="2517" w:type="dxa"/>
-          </w:tcPr>
-          <w:p>
-            <w:pPr>
-              <w:pStyle w:val="CITBulletSm"/>
+              <w:pStyle w:val="CITBulletSmall"/>
+            </w:pPr>
+          </w:p>
+        </w:tc>
+        <w:tc>
+          <w:tcPr>
+            <w:tcW w:w="2517" w:type="dxa"/>
+          </w:tcPr>
+          <w:p>
+            <w:pPr>
+              <w:pStyle w:val="CITBulletSmall"/>
             </w:pPr>
           </w:p>
         </w:tc>
@@ -2998,7 +2998,7 @@
           </w:tcPr>
           <w:p>
             <w:pPr>
-              <w:pStyle w:val="CITBulletSm"/>
+              <w:pStyle w:val="CITBulletSmall"/>
             </w:pPr>
           </w:p>
         </w:tc>
@@ -3027,7 +3027,7 @@
     </w:p>
     <w:p>
       <w:pPr>
-        <w:pStyle w:val="CITH3"/>
+        <w:pStyle w:val="CITHeading3"/>
       </w:pPr>
       <w:r>
         <w:t xml:space="preserve">Geopolitics</w:t>
@@ -3193,17 +3193,17 @@
           </w:tcPr>
           <w:p>
             <w:pPr>
-              <w:pStyle w:val="CITBulletSm"/>
-            </w:pPr>
-          </w:p>
-        </w:tc>
-        <w:tc>
-          <w:tcPr>
-            <w:tcW w:w="2517" w:type="dxa"/>
-          </w:tcPr>
-          <w:p>
-            <w:pPr>
-              <w:pStyle w:val="CITBulletSm"/>
+              <w:pStyle w:val="CITBulletSmall"/>
+            </w:pPr>
+          </w:p>
+        </w:tc>
+        <w:tc>
+          <w:tcPr>
+            <w:tcW w:w="2517" w:type="dxa"/>
+          </w:tcPr>
+          <w:p>
+            <w:pPr>
+              <w:pStyle w:val="CITBulletSmall"/>
             </w:pPr>
           </w:p>
         </w:tc>
@@ -3213,7 +3213,7 @@
           </w:tcPr>
           <w:p>
             <w:pPr>
-              <w:pStyle w:val="CITBulletSm"/>
+              <w:pStyle w:val="CITBulletSmall"/>
             </w:pPr>
           </w:p>
         </w:tc>
@@ -3400,17 +3400,17 @@
           </w:tcPr>
           <w:p>
             <w:pPr>
-              <w:pStyle w:val="CITBulletSm"/>
-            </w:pPr>
-          </w:p>
-        </w:tc>
-        <w:tc>
-          <w:tcPr>
-            <w:tcW w:w="2517" w:type="dxa"/>
-          </w:tcPr>
-          <w:p>
-            <w:pPr>
-              <w:pStyle w:val="CITBulletSm"/>
+              <w:pStyle w:val="CITBulletSmall"/>
+            </w:pPr>
+          </w:p>
+        </w:tc>
+        <w:tc>
+          <w:tcPr>
+            <w:tcW w:w="2517" w:type="dxa"/>
+          </w:tcPr>
+          <w:p>
+            <w:pPr>
+              <w:pStyle w:val="CITBulletSmall"/>
             </w:pPr>
           </w:p>
         </w:tc>
@@ -3420,7 +3420,7 @@
           </w:tcPr>
           <w:p>
             <w:pPr>
-              <w:pStyle w:val="CITBulletSm"/>
+              <w:pStyle w:val="CITBulletSmall"/>
             </w:pPr>
           </w:p>
         </w:tc>
@@ -3458,7 +3458,7 @@
     </w:p>
     <w:p>
       <w:pPr>
-        <w:pStyle w:val="CITH1"/>
+        <w:pStyle w:val="CITHeading1"/>
       </w:pPr>
       <w:r>
         <w:t xml:space="preserve">Investment implications</w:t>
@@ -3801,7 +3801,7 @@
       <w:sz w:val="40"/>
     </w:rPr>
   </w:style>
-  <w:style w:type="paragraph" w:styleId="CITH1">
+  <w:style w:type="paragraph" w:styleId="CITHeading1">
     <w:name w:val="CIT Heading 1"/>
     <w:basedOn w:val="Normal"/>
     <w:pPr>
@@ -3813,7 +3813,7 @@
       <w:color w:val="1F3864"/>
     </w:rPr>
   </w:style>
-  <w:style w:type="paragraph" w:styleId="CITH3">
+  <w:style w:type="paragraph" w:styleId="CITHeading3">
     <w:name w:val="CIT Heading 3"/>
     <w:basedOn w:val="Normal"/>
     <w:pPr>
@@ -3875,7 +3875,7 @@
       <w:spacing w:after="50"/>
     </w:pPr>
   </w:style>
-  <w:style w:type="paragraph" w:styleId="CITBulletSm">
+  <w:style w:type="paragraph" w:styleId="CITBulletSmall">
     <w:name w:val="CIT Bullet Small"/>
     <w:basedOn w:val="Normal"/>
     <w:pPr>
